--- a/docs/Swadhyay_App_Documentation.docx
+++ b/docs/Swadhyay_App_Documentation.docx
@@ -1,13 +1,18 @@
 
 <file path=word/document.xml><?xml version="1.0" encoding="utf-8"?>
-<w:document xmlns:w="http://schemas.openxmlformats.org/wordprocessingml/2006/main">
+<w:document xmlns:wpc="http://schemas.microsoft.com/office/word/2010/wordprocessingCanvas" xmlns:cx="http://schemas.microsoft.com/office/drawing/2014/chartex" xmlns:cx1="http://schemas.microsoft.com/office/drawing/2015/9/8/chartex" xmlns:mc="http://schemas.openxmlformats.org/markup-compatibility/2006" xmlns:o="urn:schemas-microsoft-com:office:office" xmlns:r="http://schemas.openxmlformats.org/officeDocument/2006/relationships" xmlns:m="http://schemas.openxmlformats.org/officeDocument/2006/math" xmlns:v="urn:schemas-microsoft-com:vml" xmlns:wp14="http://schemas.microsoft.com/office/word/2010/wordprocessingDrawing" xmlns:wp="http://schemas.openxmlformats.org/drawingml/2006/wordprocessingDrawing" xmlns:w10="urn:schemas-microsoft-com:office:word" xmlns:w="http://schemas.openxmlformats.org/wordprocessingml/2006/main" xmlns:w14="http://schemas.microsoft.com/office/word/2010/wordml" xmlns:w15="http://schemas.microsoft.com/office/word/2012/wordml" xmlns:w16se="http://schemas.microsoft.com/office/word/2015/wordml/symex" xmlns:wpg="http://schemas.microsoft.com/office/word/2010/wordprocessingGroup" xmlns:wpi="http://schemas.microsoft.com/office/word/2010/wordprocessingInk" xmlns:wne="http://schemas.microsoft.com/office/word/2006/wordml" xmlns:wps="http://schemas.microsoft.com/office/word/2010/wordprocessingShape" mc:Ignorable="w14 w15 w16se wp14">
   <w:body>
     <w:p>
       <w:pPr>
         <w:pStyle w:val="Title"/>
       </w:pPr>
-      <w:r>
-        <w:t>Swadhyay App</w:t>
+      <w:proofErr w:type="spellStart"/>
+      <w:r>
+        <w:t>Swadhyay</w:t>
+      </w:r>
+      <w:proofErr w:type="spellEnd"/>
+      <w:r>
+        <w:t xml:space="preserve"> App</w:t>
       </w:r>
     </w:p>
     <w:p>
@@ -25,8 +30,21 @@
         </w:rPr>
         <w:t xml:space="preserve">Application: </w:t>
       </w:r>
-      <w:r>
-        <w:t>Swadhyay (Jewelry Manufacturing Bag Tracking &amp; Production Reporting)</w:t>
+      <w:proofErr w:type="spellStart"/>
+      <w:r>
+        <w:t>Swadhyay</w:t>
+      </w:r>
+      <w:proofErr w:type="spellEnd"/>
+      <w:r>
+        <w:t xml:space="preserve"> (</w:t>
+      </w:r>
+      <w:proofErr w:type="spellStart"/>
+      <w:r>
+        <w:t>Jewelry</w:t>
+      </w:r>
+      <w:proofErr w:type="spellEnd"/>
+      <w:r>
+        <w:t xml:space="preserve"> Manufacturing Bag Tracking &amp; Production Reporting)</w:t>
       </w:r>
     </w:p>
     <w:p>
@@ -36,9 +54,11 @@
         </w:rPr>
         <w:t xml:space="preserve">Package: </w:t>
       </w:r>
+      <w:proofErr w:type="spellStart"/>
       <w:r>
         <w:t>com.hk.swadhyay.swadhyay</w:t>
       </w:r>
+      <w:proofErr w:type="spellEnd"/>
     </w:p>
     <w:p>
       <w:r>
@@ -48,8 +68,13 @@
         <w:t xml:space="preserve">Platform: </w:t>
       </w:r>
       <w:r>
-        <w:t>Flutter (Android / iOS), state management via GetX</w:t>
-      </w:r>
+        <w:t xml:space="preserve">Flutter (Android / iOS), state management via </w:t>
+      </w:r>
+      <w:proofErr w:type="spellStart"/>
+      <w:r>
+        <w:t>GetX</w:t>
+      </w:r>
+      <w:proofErr w:type="spellEnd"/>
     </w:p>
     <w:p>
       <w:r>
@@ -110,7 +135,10 @@
         <w:pStyle w:val="Bullet"/>
       </w:pPr>
       <w:r>
-        <w:t>4. Navigation Drawer</w:t>
+        <w:t>4. Naviga</w:t>
+      </w:r>
+      <w:r>
+        <w:t>tion Drawer</w:t>
       </w:r>
     </w:p>
     <w:p>
@@ -198,7 +226,10 @@
         <w:pStyle w:val="Heading1"/>
       </w:pPr>
       <w:r>
-        <w:t>1. Overview &amp; Technical Notes</w:t>
+        <w:t>1. Ove</w:t>
+      </w:r>
+      <w:r>
+        <w:t>rview &amp; Technical Notes</w:t>
       </w:r>
     </w:p>
     <w:p>
@@ -214,23 +245,83 @@
         <w:pStyle w:val="Bullet"/>
       </w:pPr>
       <w:r>
-        <w:t>Clean Architecture per feature: presentation (views/controllers/bindings) -&gt; domain (entities/repositories/use cases) -&gt; data (models/datasources/repository implementations).</w:t>
-      </w:r>
-    </w:p>
-    <w:p>
-      <w:pPr>
-        <w:pStyle w:val="Bullet"/>
-      </w:pPr>
-      <w:r>
-        <w:t>State management: GetX (reactive Rx variables, GetxController, Bindings for dependency injection, named routes).</w:t>
-      </w:r>
-    </w:p>
-    <w:p>
-      <w:pPr>
-        <w:pStyle w:val="Bullet"/>
-      </w:pPr>
-      <w:r>
-        <w:t>Networking: Dio, wrapped by a single ApiClient. Every repository returns Either&lt;Failure, T&gt; (the dartz package) so controllers handle success/failure uniformly via .fold().</w:t>
+        <w:t>Clean Architecture per feature: presentation (views/controllers/bindings) -&gt; domain (entities/repositories/use cases) -&gt; data (models/</w:t>
+      </w:r>
+      <w:proofErr w:type="spellStart"/>
+      <w:r>
+        <w:t>datasources</w:t>
+      </w:r>
+      <w:proofErr w:type="spellEnd"/>
+      <w:r>
+        <w:t>/repository implementations).</w:t>
+      </w:r>
+    </w:p>
+    <w:p>
+      <w:pPr>
+        <w:pStyle w:val="Bullet"/>
+      </w:pPr>
+      <w:r>
+        <w:lastRenderedPageBreak/>
+        <w:t xml:space="preserve">State management: </w:t>
+      </w:r>
+      <w:proofErr w:type="spellStart"/>
+      <w:r>
+        <w:t>GetX</w:t>
+      </w:r>
+      <w:proofErr w:type="spellEnd"/>
+      <w:r>
+        <w:t xml:space="preserve"> (reactive Rx variable</w:t>
+      </w:r>
+      <w:r>
+        <w:t xml:space="preserve">s, </w:t>
+      </w:r>
+      <w:proofErr w:type="spellStart"/>
+      <w:r>
+        <w:t>GetxController</w:t>
+      </w:r>
+      <w:proofErr w:type="spellEnd"/>
+      <w:r>
+        <w:t>, Bindings for dependency injection, named routes).</w:t>
+      </w:r>
+    </w:p>
+    <w:p>
+      <w:pPr>
+        <w:pStyle w:val="Bullet"/>
+      </w:pPr>
+      <w:r>
+        <w:t xml:space="preserve">Networking: </w:t>
+      </w:r>
+      <w:proofErr w:type="spellStart"/>
+      <w:r>
+        <w:t>Dio</w:t>
+      </w:r>
+      <w:proofErr w:type="spellEnd"/>
+      <w:r>
+        <w:t xml:space="preserve">, wrapped by a single </w:t>
+      </w:r>
+      <w:proofErr w:type="spellStart"/>
+      <w:r>
+        <w:t>ApiClient</w:t>
+      </w:r>
+      <w:proofErr w:type="spellEnd"/>
+      <w:r>
+        <w:t xml:space="preserve">. Every repository returns Either&lt;Failure, T&gt; (the </w:t>
+      </w:r>
+      <w:proofErr w:type="spellStart"/>
+      <w:r>
+        <w:t>dartz</w:t>
+      </w:r>
+      <w:proofErr w:type="spellEnd"/>
+      <w:r>
+        <w:t xml:space="preserve"> package) so controllers handle success/failure uniformly via .</w:t>
+      </w:r>
+      <w:proofErr w:type="gramStart"/>
+      <w:r>
+        <w:t>fold(</w:t>
+      </w:r>
+      <w:proofErr w:type="gramEnd"/>
+      <w:r>
+        <w:t>).</w:t>
       </w:r>
     </w:p>
     <w:p>
@@ -280,8 +371,13 @@
         <w:t xml:space="preserve">Content type: </w:t>
       </w:r>
       <w:r>
-        <w:t>application/json</w:t>
-      </w:r>
+        <w:t>application/</w:t>
+      </w:r>
+      <w:proofErr w:type="spellStart"/>
+      <w:r>
+        <w:t>json</w:t>
+      </w:r>
+      <w:proofErr w:type="spellEnd"/>
     </w:p>
     <w:p>
       <w:pPr>
@@ -294,7 +390,18 @@
         <w:t xml:space="preserve">Connectivity: </w:t>
       </w:r>
       <w:r>
-        <w:t>every API call checks device connectivity first and fails fast with a themed "No internet connection" snackbar if offline, before attempting the network call.</w:t>
+        <w:t>every API call checks device connectivity first and fails fast with a theme</w:t>
+      </w:r>
+      <w:r>
+        <w:t xml:space="preserve">d "No internet connection" </w:t>
+      </w:r>
+      <w:proofErr w:type="spellStart"/>
+      <w:r>
+        <w:t>snackbar</w:t>
+      </w:r>
+      <w:proofErr w:type="spellEnd"/>
+      <w:r>
+        <w:t xml:space="preserve"> if offline, before attempting the network call.</w:t>
       </w:r>
     </w:p>
     <w:p>
@@ -316,47 +423,133 @@
         <w:pStyle w:val="Heading3"/>
       </w:pPr>
       <w:r>
-        <w:t>Response envelope conventions (important - inconsistent across endpoints)</w:t>
-      </w:r>
-    </w:p>
-    <w:p>
-      <w:pPr>
-        <w:pStyle w:val="Bullet"/>
-      </w:pPr>
-      <w:r>
-        <w:t>Most endpoints return { "status": "True"/"False", "message": "...", "data": ... } with status as a STRING.</w:t>
-      </w:r>
-    </w:p>
-    <w:p>
-      <w:pPr>
-        <w:pStyle w:val="Bullet"/>
-      </w:pPr>
-      <w:r>
-        <w:t>PauseReasonMaster and (defensively) BagTimeTracking return status as a JSON BOOLEAN instead - the app's parsing accepts either form on those endpoints rather than assuming one.</w:t>
-      </w:r>
-    </w:p>
-    <w:p>
-      <w:pPr>
-        <w:pStyle w:val="Bullet"/>
-      </w:pPr>
-      <w:r>
-        <w:t>MenuListNew uses capitalised "Status"/"Message" keys instead of lowercase "status"/"message".</w:t>
-      </w:r>
-    </w:p>
-    <w:p>
-      <w:pPr>
-        <w:pStyle w:val="Bullet"/>
-      </w:pPr>
-      <w:r>
-        <w:t>ArtistTimeUtilizationReport's field-name casing was unreliable during integration (camelCase in one sample, PascalCase in another, something else again in production) - the app now looks fields up case-insensitively for that endpoint specifically.</w:t>
-      </w:r>
-    </w:p>
-    <w:p>
-      <w:pPr>
-        <w:pStyle w:val="Bullet"/>
-      </w:pPr>
-      <w:r>
-        <w:t>A "False" status is treated two different ways depending on the endpoint: for data-fetch endpoints (login, bag list, bag detail, etc.) it is a hard failure surfaced as an error. For action endpoints such as DummyAddBtnValidation and BagDoneWithFirstReceive, a "False" status is a normal, valid outcome (e.g. a validation message) that the caller still has to react to, not an exception.</w:t>
+        <w:t>Response en</w:t>
+      </w:r>
+      <w:r>
+        <w:t>velope conventions (important - inconsistent across endpoints)</w:t>
+      </w:r>
+    </w:p>
+    <w:p>
+      <w:pPr>
+        <w:pStyle w:val="Bullet"/>
+      </w:pPr>
+      <w:r>
+        <w:t xml:space="preserve">Most endpoints return </w:t>
+      </w:r>
+      <w:proofErr w:type="gramStart"/>
+      <w:r>
+        <w:t>{ "</w:t>
+      </w:r>
+      <w:proofErr w:type="gramEnd"/>
+      <w:r>
+        <w:t xml:space="preserve">status": "True"/"False", "message": "...", "data": ... } </w:t>
+      </w:r>
+      <w:proofErr w:type="gramStart"/>
+      <w:r>
+        <w:t>with</w:t>
+      </w:r>
+      <w:proofErr w:type="gramEnd"/>
+      <w:r>
+        <w:t xml:space="preserve"> status as a STRING.</w:t>
+      </w:r>
+    </w:p>
+    <w:p>
+      <w:pPr>
+        <w:pStyle w:val="Bullet"/>
+      </w:pPr>
+      <w:proofErr w:type="spellStart"/>
+      <w:r>
+        <w:t>PauseReasonMaster</w:t>
+      </w:r>
+      <w:proofErr w:type="spellEnd"/>
+      <w:r>
+        <w:t xml:space="preserve"> and (defensively) </w:t>
+      </w:r>
+      <w:proofErr w:type="spellStart"/>
+      <w:r>
+        <w:t>BagTimeTracking</w:t>
+      </w:r>
+      <w:proofErr w:type="spellEnd"/>
+      <w:r>
+        <w:t xml:space="preserve"> return status as a JSON BOOLEAN in</w:t>
+      </w:r>
+      <w:r>
+        <w:t>stead - the app's parsing accepts either form on those endpoints rather than assuming one.</w:t>
+      </w:r>
+    </w:p>
+    <w:p>
+      <w:pPr>
+        <w:pStyle w:val="Bullet"/>
+      </w:pPr>
+      <w:proofErr w:type="spellStart"/>
+      <w:r>
+        <w:t>MenuListNew</w:t>
+      </w:r>
+      <w:proofErr w:type="spellEnd"/>
+      <w:r>
+        <w:t xml:space="preserve"> uses capitalised "Status"/"Message" keys instead of lowercase "status"/"message".</w:t>
+      </w:r>
+    </w:p>
+    <w:p>
+      <w:pPr>
+        <w:pStyle w:val="Bullet"/>
+      </w:pPr>
+      <w:proofErr w:type="spellStart"/>
+      <w:r>
+        <w:t>ArtistTimeUtilizationReport's</w:t>
+      </w:r>
+      <w:proofErr w:type="spellEnd"/>
+      <w:r>
+        <w:t xml:space="preserve"> field-name casing was unreliable during i</w:t>
+      </w:r>
+      <w:r>
+        <w:t>ntegration (</w:t>
+      </w:r>
+      <w:proofErr w:type="spellStart"/>
+      <w:r>
+        <w:t>camelCase</w:t>
+      </w:r>
+      <w:proofErr w:type="spellEnd"/>
+      <w:r>
+        <w:t xml:space="preserve"> in one sample, </w:t>
+      </w:r>
+      <w:proofErr w:type="spellStart"/>
+      <w:r>
+        <w:t>PascalCase</w:t>
+      </w:r>
+      <w:proofErr w:type="spellEnd"/>
+      <w:r>
+        <w:t xml:space="preserve"> in another, something else again in production) - the app now looks fields up case-insensitively for that endpoint specifically.</w:t>
+      </w:r>
+    </w:p>
+    <w:p>
+      <w:pPr>
+        <w:pStyle w:val="Bullet"/>
+      </w:pPr>
+      <w:r>
+        <w:t>A "False" status is treated two different ways depending on the endpoint: for d</w:t>
+      </w:r>
+      <w:r>
+        <w:t xml:space="preserve">ata-fetch endpoints (login, bag list, bag detail, etc.) it is a hard failure surfaced as an error. For action endpoints such as </w:t>
+      </w:r>
+      <w:proofErr w:type="spellStart"/>
+      <w:r>
+        <w:t>DummyAddBtnValidation</w:t>
+      </w:r>
+      <w:proofErr w:type="spellEnd"/>
+      <w:r>
+        <w:t xml:space="preserve"> and </w:t>
+      </w:r>
+      <w:proofErr w:type="spellStart"/>
+      <w:r>
+        <w:t>BagDoneWithFirstReceive</w:t>
+      </w:r>
+      <w:proofErr w:type="spellEnd"/>
+      <w:r>
+        <w:t xml:space="preserve">, a "False" status is a normal, valid outcome (e.g. a validation message) that </w:t>
+      </w:r>
+      <w:r>
+        <w:t>the caller still has to react to, not an exception.</w:t>
       </w:r>
     </w:p>
     <w:p>
@@ -372,15 +565,42 @@
         <w:pStyle w:val="Bullet"/>
       </w:pPr>
       <w:r>
-        <w:t>All failures flow through a shared Failure type and are surfaced with a common AppSnackbar widget: a solid, colour-coded (green for success, red for error), top-positioned, floating snackbar with an icon.</w:t>
-      </w:r>
-    </w:p>
-    <w:p>
-      <w:pPr>
-        <w:pStyle w:val="Bullet"/>
-      </w:pPr>
-      <w:r>
-        <w:t>Every error/failure snackbar in the app uses the title "Alert/Warning".</w:t>
+        <w:t xml:space="preserve">All failures flow through a shared Failure type and are surfaced with a common </w:t>
+      </w:r>
+      <w:proofErr w:type="spellStart"/>
+      <w:r>
+        <w:t>AppSnackbar</w:t>
+      </w:r>
+      <w:proofErr w:type="spellEnd"/>
+      <w:r>
+        <w:t xml:space="preserve"> widget: a solid, colour-coded (green for success, red for error), top-positioned, </w:t>
+      </w:r>
+      <w:r>
+        <w:t xml:space="preserve">floating </w:t>
+      </w:r>
+      <w:proofErr w:type="spellStart"/>
+      <w:r>
+        <w:t>snackbar</w:t>
+      </w:r>
+      <w:proofErr w:type="spellEnd"/>
+      <w:r>
+        <w:t xml:space="preserve"> with an icon.</w:t>
+      </w:r>
+    </w:p>
+    <w:p>
+      <w:pPr>
+        <w:pStyle w:val="Bullet"/>
+      </w:pPr>
+      <w:r>
+        <w:t xml:space="preserve">Every error/failure </w:t>
+      </w:r>
+      <w:proofErr w:type="spellStart"/>
+      <w:r>
+        <w:t>snackbar</w:t>
+      </w:r>
+      <w:proofErr w:type="spellEnd"/>
+      <w:r>
+        <w:t xml:space="preserve"> in the app uses the title "Alert/Warning".</w:t>
       </w:r>
     </w:p>
     <w:p>
@@ -396,7 +616,10 @@
         <w:pStyle w:val="Heading3"/>
       </w:pPr>
       <w:r>
-        <w:t>Test credentials used for this document</w:t>
+        <w:t>Test credentials us</w:t>
+      </w:r>
+      <w:r>
+        <w:t>ed for this document</w:t>
       </w:r>
     </w:p>
     <w:p>
@@ -429,7 +652,11 @@
     </w:p>
     <w:p>
       <w:r>
-        <w:t>Note: password fields in this app are a 4-digit PIN, entered via a numeric PIN keypad, not a free-text password field.</w:t>
+        <w:lastRenderedPageBreak/>
+        <w:t xml:space="preserve">Note: password fields in this app are a 4-digit </w:t>
+      </w:r>
+      <w:r>
+        <w:t>PIN, entered via a numeric PIN keypad, not a free-text password field.</w:t>
       </w:r>
     </w:p>
     <w:p>
@@ -463,7 +690,18 @@
     </w:p>
     <w:p>
       <w:r>
-        <w:t>Authenticates an employee using their Employee Code and a 4-digit PIN, then loads the employee profile that every other screen in the app depends on (empCd is threaded through almost every subsequent API call).</w:t>
+        <w:t>Authenticates an employee using their Employee Code and a 4-digit PIN, then load</w:t>
+      </w:r>
+      <w:r>
+        <w:t>s the employee profile that every other screen in the app depends on (</w:t>
+      </w:r>
+      <w:proofErr w:type="spellStart"/>
+      <w:r>
+        <w:t>empCd</w:t>
+      </w:r>
+      <w:proofErr w:type="spellEnd"/>
+      <w:r>
+        <w:t xml:space="preserve"> is threaded through almost every subsequent API call).</w:t>
       </w:r>
     </w:p>
     <w:p>
@@ -477,24 +715,36 @@
     <w:tbl>
       <w:tblPr>
         <w:tblW w:w="0" w:type="auto"/>
+        <w:tblInd w:w="10" w:type="dxa"/>
         <w:tblBorders>
-          <w:top w:val="single" w:sz="4" w:color="999999"/>
-          <w:left w:val="single" w:sz="4" w:color="999999"/>
-          <w:bottom w:val="single" w:sz="4" w:color="999999"/>
-          <w:right w:val="single" w:sz="4" w:color="999999"/>
-          <w:insideH w:val="single" w:sz="4" w:color="999999"/>
-          <w:insideV w:val="single" w:sz="4" w:color="999999"/>
+          <w:top w:val="single" w:sz="4" w:space="0" w:color="999999"/>
+          <w:left w:val="single" w:sz="4" w:space="0" w:color="999999"/>
+          <w:bottom w:val="single" w:sz="4" w:space="0" w:color="999999"/>
+          <w:right w:val="single" w:sz="4" w:space="0" w:color="999999"/>
+          <w:insideH w:val="single" w:sz="4" w:space="0" w:color="999999"/>
+          <w:insideV w:val="single" w:sz="4" w:space="0" w:color="999999"/>
         </w:tblBorders>
+        <w:tblCellMar>
+          <w:left w:w="10" w:type="dxa"/>
+          <w:right w:w="10" w:type="dxa"/>
+        </w:tblCellMar>
+        <w:tblLook w:val="0000" w:firstRow="0" w:lastRow="0" w:firstColumn="0" w:lastColumn="0" w:noHBand="0" w:noVBand="0"/>
       </w:tblPr>
       <w:tblGrid>
         <w:gridCol w:w="2500"/>
         <w:gridCol w:w="6800"/>
       </w:tblGrid>
       <w:tr>
+        <w:tblPrEx>
+          <w:tblCellMar>
+            <w:top w:w="0" w:type="dxa"/>
+            <w:bottom w:w="0" w:type="dxa"/>
+          </w:tblCellMar>
+        </w:tblPrEx>
         <w:tc>
           <w:tcPr>
             <w:tcW w:w="2500" w:type="dxa"/>
-            <w:shd w:val="clear" w:fill="EFEFEF"/>
+            <w:shd w:val="clear" w:color="auto" w:fill="EFEFEF"/>
           </w:tcPr>
           <w:p>
             <w:r>
@@ -511,16 +761,27 @@
           </w:tcPr>
           <w:p>
             <w:r>
-              <w:t>POST /CheckLogInNew</w:t>
-            </w:r>
+              <w:t>POST /</w:t>
+            </w:r>
+            <w:proofErr w:type="spellStart"/>
+            <w:r>
+              <w:t>CheckLogInNew</w:t>
+            </w:r>
+            <w:proofErr w:type="spellEnd"/>
           </w:p>
         </w:tc>
       </w:tr>
       <w:tr>
+        <w:tblPrEx>
+          <w:tblCellMar>
+            <w:top w:w="0" w:type="dxa"/>
+            <w:bottom w:w="0" w:type="dxa"/>
+          </w:tblCellMar>
+        </w:tblPrEx>
         <w:tc>
           <w:tcPr>
             <w:tcW w:w="2500" w:type="dxa"/>
-            <w:shd w:val="clear" w:fill="EFEFEF"/>
+            <w:shd w:val="clear" w:color="auto" w:fill="EFEFEF"/>
           </w:tcPr>
           <w:p>
             <w:r>
@@ -543,10 +804,16 @@
         </w:tc>
       </w:tr>
       <w:tr>
+        <w:tblPrEx>
+          <w:tblCellMar>
+            <w:top w:w="0" w:type="dxa"/>
+            <w:bottom w:w="0" w:type="dxa"/>
+          </w:tblCellMar>
+        </w:tblPrEx>
         <w:tc>
           <w:tcPr>
             <w:tcW w:w="2500" w:type="dxa"/>
-            <w:shd w:val="clear" w:fill="EFEFEF"/>
+            <w:shd w:val="clear" w:color="auto" w:fill="EFEFEF"/>
           </w:tcPr>
           <w:p>
             <w:r>
@@ -590,23 +857,53 @@
         <w:pStyle w:val="Code"/>
       </w:pPr>
       <w:r>
-        <w:t xml:space="preserve">  "empCd": "12304",</w:t>
-      </w:r>
-    </w:p>
-    <w:p>
-      <w:pPr>
-        <w:pStyle w:val="Code"/>
-      </w:pPr>
-      <w:r>
-        <w:t xml:space="preserve">  "empPass": "4321",</w:t>
-      </w:r>
-    </w:p>
-    <w:p>
-      <w:pPr>
-        <w:pStyle w:val="Code"/>
-      </w:pPr>
-      <w:r>
-        <w:t xml:space="preserve">  "appVersion": 0</w:t>
+        <w:t xml:space="preserve">  "</w:t>
+      </w:r>
+      <w:proofErr w:type="spellStart"/>
+      <w:proofErr w:type="gramStart"/>
+      <w:r>
+        <w:t>empCd</w:t>
+      </w:r>
+      <w:proofErr w:type="spellEnd"/>
+      <w:proofErr w:type="gramEnd"/>
+      <w:r>
+        <w:t>": "12304",</w:t>
+      </w:r>
+    </w:p>
+    <w:p>
+      <w:pPr>
+        <w:pStyle w:val="Code"/>
+      </w:pPr>
+      <w:r>
+        <w:t xml:space="preserve">  "</w:t>
+      </w:r>
+      <w:proofErr w:type="spellStart"/>
+      <w:proofErr w:type="gramStart"/>
+      <w:r>
+        <w:t>empPass</w:t>
+      </w:r>
+      <w:proofErr w:type="spellEnd"/>
+      <w:proofErr w:type="gramEnd"/>
+      <w:r>
+        <w:t>": "4321",</w:t>
+      </w:r>
+    </w:p>
+    <w:p>
+      <w:pPr>
+        <w:pStyle w:val="Code"/>
+      </w:pPr>
+      <w:r>
+        <w:t xml:space="preserve">  "</w:t>
+      </w:r>
+      <w:proofErr w:type="spellStart"/>
+      <w:proofErr w:type="gramStart"/>
+      <w:r>
+        <w:t>appVersion</w:t>
+      </w:r>
+      <w:proofErr w:type="spellEnd"/>
+      <w:proofErr w:type="gramEnd"/>
+      <w:r>
+        <w:t>": 0</w:t>
       </w:r>
     </w:p>
     <w:p>
@@ -638,23 +935,47 @@
         <w:pStyle w:val="Code"/>
       </w:pPr>
       <w:r>
-        <w:t xml:space="preserve">  "status": true,</w:t>
-      </w:r>
-    </w:p>
-    <w:p>
-      <w:pPr>
-        <w:pStyle w:val="Code"/>
-      </w:pPr>
-      <w:r>
-        <w:t xml:space="preserve">  "message": "Success",</w:t>
-      </w:r>
-    </w:p>
-    <w:p>
-      <w:pPr>
-        <w:pStyle w:val="Code"/>
-      </w:pPr>
-      <w:r>
-        <w:t xml:space="preserve">  "data": { ...employee profile fields... }</w:t>
+        <w:t xml:space="preserve">  "</w:t>
+      </w:r>
+      <w:proofErr w:type="gramStart"/>
+      <w:r>
+        <w:t>status</w:t>
+      </w:r>
+      <w:proofErr w:type="gramEnd"/>
+      <w:r>
+        <w:t>": true,</w:t>
+      </w:r>
+    </w:p>
+    <w:p>
+      <w:pPr>
+        <w:pStyle w:val="Code"/>
+      </w:pPr>
+      <w:r>
+        <w:t xml:space="preserve">  "</w:t>
+      </w:r>
+      <w:proofErr w:type="gramStart"/>
+      <w:r>
+        <w:t>message</w:t>
+      </w:r>
+      <w:proofErr w:type="gramEnd"/>
+      <w:r>
+        <w:t>": "Success",</w:t>
+      </w:r>
+    </w:p>
+    <w:p>
+      <w:pPr>
+        <w:pStyle w:val="Code"/>
+      </w:pPr>
+      <w:r>
+        <w:t xml:space="preserve">  "</w:t>
+      </w:r>
+      <w:proofErr w:type="gramStart"/>
+      <w:r>
+        <w:t>data</w:t>
+      </w:r>
+      <w:proofErr w:type="gramEnd"/>
+      <w:r>
+        <w:t>": { ...employee profile fields... }</w:t>
       </w:r>
     </w:p>
     <w:p>
@@ -667,7 +988,17 @@
     </w:p>
     <w:p>
       <w:r>
-        <w:t>Note: "status" here is a plain JSON boolean, not the string "True"/"False" used by most other endpoints in this app.</w:t>
+        <w:t xml:space="preserve">Note: "status" here is a plain JSON </w:t>
+      </w:r>
+      <w:proofErr w:type="spellStart"/>
+      <w:proofErr w:type="gramStart"/>
+      <w:r>
+        <w:t>boolean</w:t>
+      </w:r>
+      <w:proofErr w:type="spellEnd"/>
+      <w:proofErr w:type="gramEnd"/>
+      <w:r>
+        <w:t>, not the string "True"/"False" used by most other endpoints in this app.</w:t>
       </w:r>
     </w:p>
     <w:p>
@@ -682,8 +1013,13 @@
       <w:pPr>
         <w:pStyle w:val="Placeholder"/>
       </w:pPr>
-      <w:r>
-        <w:t>[ Insert Login Screen screenshot here ]</w:t>
+      <w:proofErr w:type="gramStart"/>
+      <w:r>
+        <w:t>[ Insert</w:t>
+      </w:r>
+      <w:proofErr w:type="gramEnd"/>
+      <w:r>
+        <w:t xml:space="preserve"> Login Screen screenshot here ]</w:t>
       </w:r>
     </w:p>
     <w:p>
@@ -699,31 +1035,65 @@
         <w:pStyle w:val="Bullet"/>
       </w:pPr>
       <w:r>
-        <w:t>Employee number must be exactly 5 digits and the PIN exactly 4 digits; both are validated client-side before the API is even called.</w:t>
-      </w:r>
-    </w:p>
-    <w:p>
-      <w:pPr>
-        <w:pStyle w:val="Bullet"/>
-      </w:pPr>
-      <w:r>
-        <w:t>On success, a green "Success" snackbar is shown and the user is routed to the Home screen (the entire back stack is cleared, so Back cannot return to Login).</w:t>
-      </w:r>
-    </w:p>
-    <w:p>
-      <w:pPr>
-        <w:pStyle w:val="Bullet"/>
-      </w:pPr>
-      <w:r>
-        <w:t>On failure (wrong code/PIN), the PIN field is cleared and a red "Alert/Warning" snackbar shows the server's message.</w:t>
-      </w:r>
-    </w:p>
-    <w:p>
-      <w:pPr>
-        <w:pStyle w:val="Bullet"/>
-      </w:pPr>
-      <w:r>
-        <w:t>The logged-in employee's profile is cached locally and reused by every other screen (Home, Bag List, Timing Report, Artist Production Report, etc.) as the empCd for their own API calls, so Login is a hard dependency for the rest of the app.</w:t>
+        <w:lastRenderedPageBreak/>
+        <w:t xml:space="preserve">Employee number must be exactly 5 digits and the PIN exactly 4 digits; </w:t>
+      </w:r>
+      <w:r>
+        <w:t>both are validated client-side before the API is even called.</w:t>
+      </w:r>
+    </w:p>
+    <w:p>
+      <w:pPr>
+        <w:pStyle w:val="Bullet"/>
+      </w:pPr>
+      <w:r>
+        <w:t xml:space="preserve">On success, a green "Success" </w:t>
+      </w:r>
+      <w:proofErr w:type="spellStart"/>
+      <w:r>
+        <w:t>snackbar</w:t>
+      </w:r>
+      <w:proofErr w:type="spellEnd"/>
+      <w:r>
+        <w:t xml:space="preserve"> is shown and the user is routed to the Home screen (the entire back stack is cleared, so Back cannot return to Login).</w:t>
+      </w:r>
+    </w:p>
+    <w:p>
+      <w:pPr>
+        <w:pStyle w:val="Bullet"/>
+      </w:pPr>
+      <w:r>
+        <w:t>On failure (wrong code/PIN), the PIN</w:t>
+      </w:r>
+      <w:r>
+        <w:t xml:space="preserve"> field is cleared and a red "Alert/Warning" </w:t>
+      </w:r>
+      <w:proofErr w:type="spellStart"/>
+      <w:r>
+        <w:t>snackbar</w:t>
+      </w:r>
+      <w:proofErr w:type="spellEnd"/>
+      <w:r>
+        <w:t xml:space="preserve"> shows the server's message.</w:t>
+      </w:r>
+    </w:p>
+    <w:p>
+      <w:pPr>
+        <w:pStyle w:val="Bullet"/>
+      </w:pPr>
+      <w:r>
+        <w:t xml:space="preserve">The logged-in employee's profile is cached locally and reused by every other screen (Home, Bag List, Timing Report, Artist Production Report, etc.) as the </w:t>
+      </w:r>
+      <w:proofErr w:type="spellStart"/>
+      <w:r>
+        <w:t>empCd</w:t>
+      </w:r>
+      <w:proofErr w:type="spellEnd"/>
+      <w:r>
+        <w:t xml:space="preserve"> for their own </w:t>
+      </w:r>
+      <w:r>
+        <w:t>API calls, so Login is a hard dependency for the rest of the app.</w:t>
       </w:r>
     </w:p>
     <w:p>
@@ -757,7 +1127,10 @@
     </w:p>
     <w:p>
       <w:r>
-        <w:t>Hosts the app bar and the branded background canvas, and is the anchor screen that owns the Navigation Drawer (hamburger icon top-left, or a swipe from the left edge).</w:t>
+        <w:t>Hosts the app bar and the branded background canvas, and is the anchor screen that owns th</w:t>
+      </w:r>
+      <w:r>
+        <w:t>e Navigation Drawer (hamburger icon top-left, or a swipe from the left edge).</w:t>
       </w:r>
     </w:p>
     <w:p>
@@ -778,15 +1151,26 @@
         <w:pStyle w:val="Bullet"/>
       </w:pPr>
       <w:r>
-        <w:t>Reads the already-cached employee profile saved at Login (no network call).</w:t>
-      </w:r>
-    </w:p>
-    <w:p>
-      <w:pPr>
-        <w:pStyle w:val="Bullet"/>
-      </w:pPr>
-      <w:r>
-        <w:t>Triggers the Navigation Drawer's menu load (MenuListNew - see Section 4) so the drawer's menu tree is ready by the time it is opened.</w:t>
+        <w:t>Reads t</w:t>
+      </w:r>
+      <w:r>
+        <w:t>he already-cached employee profile saved at Login (no network call).</w:t>
+      </w:r>
+    </w:p>
+    <w:p>
+      <w:pPr>
+        <w:pStyle w:val="Bullet"/>
+      </w:pPr>
+      <w:r>
+        <w:t>Triggers the Navigation Drawer's menu load (</w:t>
+      </w:r>
+      <w:proofErr w:type="spellStart"/>
+      <w:r>
+        <w:t>MenuListNew</w:t>
+      </w:r>
+      <w:proofErr w:type="spellEnd"/>
+      <w:r>
+        <w:t xml:space="preserve"> - see Section 4) so the drawer's menu tree is ready by the time it is opened.</w:t>
       </w:r>
     </w:p>
     <w:p>
@@ -801,8 +1185,13 @@
       <w:pPr>
         <w:pStyle w:val="Placeholder"/>
       </w:pPr>
-      <w:r>
-        <w:t>[ Insert Home Screen screenshot here ]</w:t>
+      <w:proofErr w:type="gramStart"/>
+      <w:r>
+        <w:t>[ Insert</w:t>
+      </w:r>
+      <w:proofErr w:type="gramEnd"/>
+      <w:r>
+        <w:t xml:space="preserve"> Home Screen screenshot here ]</w:t>
       </w:r>
     </w:p>
     <w:p>
@@ -810,7 +1199,10 @@
         <w:pStyle w:val="Heading2"/>
       </w:pPr>
       <w:r>
-        <w:t>Important Notes</w:t>
+        <w:t>Imp</w:t>
+      </w:r>
+      <w:r>
+        <w:t>ortant Notes</w:t>
       </w:r>
     </w:p>
     <w:p>
@@ -826,14 +1218,18 @@
         <w:pStyle w:val="Bullet"/>
       </w:pPr>
       <w:r>
-        <w:t>The common app bar is shared with several other screens; on Home it is shown without the notification icon.</w:t>
-      </w:r>
-    </w:p>
-    <w:p>
-      <w:pPr>
-        <w:pStyle w:val="Bullet"/>
-      </w:pPr>
-      <w:r>
+        <w:t>The common app bar is shared with several other screens; on Home it is shown without the not</w:t>
+      </w:r>
+      <w:r>
+        <w:t>ification icon.</w:t>
+      </w:r>
+    </w:p>
+    <w:p>
+      <w:pPr>
+        <w:pStyle w:val="Bullet"/>
+      </w:pPr>
+      <w:r>
+        <w:lastRenderedPageBreak/>
         <w:t>The background image is an SVG asset, scaled to always cover the full screen edge-to-edge on both phone and tablet.</w:t>
       </w:r>
     </w:p>
@@ -868,7 +1264,13 @@
     </w:p>
     <w:p>
       <w:r>
-        <w:t>Shows the signed-in employee's profile card (name, employee code, department, avatar, punch-in time) followed by the reactive, role-based menu tree the backend returns - the primary way the user navigates to every other screen (Bag List, Skip Bag, Change Password, Reports sub-menu, Design Image, Logout, etc.).</w:t>
+        <w:t xml:space="preserve">Shows the </w:t>
+      </w:r>
+      <w:r>
+        <w:t>signed-in employee's profile card (name, employee code, department, avatar, punch-in time) followed by the reactive, role-based menu tree the backend returns - the primary way the user navigates to every other screen (Bag List, Skip Bag, Change Password, R</w:t>
+      </w:r>
+      <w:r>
+        <w:t>eports sub-menu, Design Image, Logout, etc.).</w:t>
       </w:r>
     </w:p>
     <w:p>
@@ -882,24 +1284,36 @@
     <w:tbl>
       <w:tblPr>
         <w:tblW w:w="0" w:type="auto"/>
+        <w:tblInd w:w="10" w:type="dxa"/>
         <w:tblBorders>
-          <w:top w:val="single" w:sz="4" w:color="999999"/>
-          <w:left w:val="single" w:sz="4" w:color="999999"/>
-          <w:bottom w:val="single" w:sz="4" w:color="999999"/>
-          <w:right w:val="single" w:sz="4" w:color="999999"/>
-          <w:insideH w:val="single" w:sz="4" w:color="999999"/>
-          <w:insideV w:val="single" w:sz="4" w:color="999999"/>
+          <w:top w:val="single" w:sz="4" w:space="0" w:color="999999"/>
+          <w:left w:val="single" w:sz="4" w:space="0" w:color="999999"/>
+          <w:bottom w:val="single" w:sz="4" w:space="0" w:color="999999"/>
+          <w:right w:val="single" w:sz="4" w:space="0" w:color="999999"/>
+          <w:insideH w:val="single" w:sz="4" w:space="0" w:color="999999"/>
+          <w:insideV w:val="single" w:sz="4" w:space="0" w:color="999999"/>
         </w:tblBorders>
+        <w:tblCellMar>
+          <w:left w:w="10" w:type="dxa"/>
+          <w:right w:w="10" w:type="dxa"/>
+        </w:tblCellMar>
+        <w:tblLook w:val="0000" w:firstRow="0" w:lastRow="0" w:firstColumn="0" w:lastColumn="0" w:noHBand="0" w:noVBand="0"/>
       </w:tblPr>
       <w:tblGrid>
         <w:gridCol w:w="2500"/>
         <w:gridCol w:w="6800"/>
       </w:tblGrid>
       <w:tr>
+        <w:tblPrEx>
+          <w:tblCellMar>
+            <w:top w:w="0" w:type="dxa"/>
+            <w:bottom w:w="0" w:type="dxa"/>
+          </w:tblCellMar>
+        </w:tblPrEx>
         <w:tc>
           <w:tcPr>
             <w:tcW w:w="2500" w:type="dxa"/>
-            <w:shd w:val="clear" w:fill="EFEFEF"/>
+            <w:shd w:val="clear" w:color="auto" w:fill="EFEFEF"/>
           </w:tcPr>
           <w:p>
             <w:r>
@@ -916,16 +1330,27 @@
           </w:tcPr>
           <w:p>
             <w:r>
-              <w:t>POST /MenuListNew</w:t>
-            </w:r>
+              <w:t>POST /</w:t>
+            </w:r>
+            <w:proofErr w:type="spellStart"/>
+            <w:r>
+              <w:t>MenuListNew</w:t>
+            </w:r>
+            <w:proofErr w:type="spellEnd"/>
           </w:p>
         </w:tc>
       </w:tr>
       <w:tr>
+        <w:tblPrEx>
+          <w:tblCellMar>
+            <w:top w:w="0" w:type="dxa"/>
+            <w:bottom w:w="0" w:type="dxa"/>
+          </w:tblCellMar>
+        </w:tblPrEx>
         <w:tc>
           <w:tcPr>
             <w:tcW w:w="2500" w:type="dxa"/>
-            <w:shd w:val="clear" w:fill="EFEFEF"/>
+            <w:shd w:val="clear" w:color="auto" w:fill="EFEFEF"/>
           </w:tcPr>
           <w:p>
             <w:r>
@@ -969,15 +1394,35 @@
         <w:pStyle w:val="Code"/>
       </w:pPr>
       <w:r>
-        <w:t xml:space="preserve">  "empCd": "12304",</w:t>
-      </w:r>
-    </w:p>
-    <w:p>
-      <w:pPr>
-        <w:pStyle w:val="Code"/>
-      </w:pPr>
-      <w:r>
-        <w:t xml:space="preserve">  "appVersion": "1"</w:t>
+        <w:t xml:space="preserve">  "</w:t>
+      </w:r>
+      <w:proofErr w:type="spellStart"/>
+      <w:proofErr w:type="gramStart"/>
+      <w:r>
+        <w:t>empCd</w:t>
+      </w:r>
+      <w:proofErr w:type="spellEnd"/>
+      <w:proofErr w:type="gramEnd"/>
+      <w:r>
+        <w:t>": "12304",</w:t>
+      </w:r>
+    </w:p>
+    <w:p>
+      <w:pPr>
+        <w:pStyle w:val="Code"/>
+      </w:pPr>
+      <w:r>
+        <w:t xml:space="preserve">  "</w:t>
+      </w:r>
+      <w:proofErr w:type="spellStart"/>
+      <w:proofErr w:type="gramStart"/>
+      <w:r>
+        <w:t>appVersion</w:t>
+      </w:r>
+      <w:proofErr w:type="spellEnd"/>
+      <w:proofErr w:type="gramEnd"/>
+      <w:r>
+        <w:t>": "1"</w:t>
       </w:r>
     </w:p>
     <w:p>
@@ -1017,15 +1462,26 @@
         <w:pStyle w:val="Code"/>
       </w:pPr>
       <w:r>
-        <w:t xml:space="preserve">  "Message": "Success",</w:t>
-      </w:r>
-    </w:p>
-    <w:p>
-      <w:pPr>
-        <w:pStyle w:val="Code"/>
-      </w:pPr>
-      <w:r>
-        <w:t xml:space="preserve">  "data": [ { ...menu item, possibly nested children... } ]</w:t>
+        <w:t xml:space="preserve">  "Messa</w:t>
+      </w:r>
+      <w:r>
+        <w:t>ge": "Success",</w:t>
+      </w:r>
+    </w:p>
+    <w:p>
+      <w:pPr>
+        <w:pStyle w:val="Code"/>
+      </w:pPr>
+      <w:r>
+        <w:t xml:space="preserve">  "</w:t>
+      </w:r>
+      <w:proofErr w:type="gramStart"/>
+      <w:r>
+        <w:t>data</w:t>
+      </w:r>
+      <w:proofErr w:type="gramEnd"/>
+      <w:r>
+        <w:t>": [ { ...menu item, possibly nested children... } ]</w:t>
       </w:r>
     </w:p>
     <w:p>
@@ -1053,8 +1509,13 @@
       <w:pPr>
         <w:pStyle w:val="Placeholder"/>
       </w:pPr>
-      <w:r>
-        <w:t>[ Insert Navigation Drawer screenshot here ]</w:t>
+      <w:proofErr w:type="gramStart"/>
+      <w:r>
+        <w:t>[ Insert</w:t>
+      </w:r>
+      <w:proofErr w:type="gramEnd"/>
+      <w:r>
+        <w:t xml:space="preserve"> Navigation Drawer screenshot here ]</w:t>
       </w:r>
     </w:p>
     <w:p>
@@ -1070,15 +1531,30 @@
         <w:pStyle w:val="Bullet"/>
       </w:pPr>
       <w:r>
-        <w:t>Menu items can be a direct navigation link (route) or a nested expandable group (e.g. a "Reports" group containing Timing Report / Artist Production Report / Folloper Report) - the tree shape comes entirely from the backend response.</w:t>
-      </w:r>
-    </w:p>
-    <w:p>
-      <w:pPr>
-        <w:pStyle w:val="Bullet"/>
-      </w:pPr>
-      <w:r>
-        <w:t>"Logout" is not part of the API response - it is appended locally as the last menu item on every load.</w:t>
+        <w:t>Menu</w:t>
+      </w:r>
+      <w:r>
+        <w:t xml:space="preserve"> items can be a direct navigation link (route) or a nested expandable group (e.g. a "Reports" group containing Timing Report / Artist Production Report / </w:t>
+      </w:r>
+      <w:proofErr w:type="spellStart"/>
+      <w:r>
+        <w:t>Folloper</w:t>
+      </w:r>
+      <w:proofErr w:type="spellEnd"/>
+      <w:r>
+        <w:t xml:space="preserve"> Report) - the tree shape comes entirely from the backend response.</w:t>
+      </w:r>
+    </w:p>
+    <w:p>
+      <w:pPr>
+        <w:pStyle w:val="Bullet"/>
+      </w:pPr>
+      <w:r>
+        <w:lastRenderedPageBreak/>
+        <w:t>"Logout" is not part of th</w:t>
+      </w:r>
+      <w:r>
+        <w:t>e API response - it is appended locally as the last menu item on every load.</w:t>
       </w:r>
     </w:p>
     <w:p>
@@ -1094,7 +1570,10 @@
         <w:pStyle w:val="Bullet"/>
       </w:pPr>
       <w:r>
-        <w:t>Logout shows a confirmation dialog first; on confirm it calls the logout endpoint and clears the session, returning to Login with the back stack cleared.</w:t>
+        <w:t>Logout shows a confirmation dialog first; on confirm it calls the logout endpoint and clears the session, returning to Login wit</w:t>
+      </w:r>
+      <w:r>
+        <w:t>h the back stack cleared.</w:t>
       </w:r>
     </w:p>
     <w:p>
@@ -1115,7 +1594,18 @@
     </w:p>
     <w:p>
       <w:r>
-        <w:t>These three screens form one continuous flow: Bag List -&gt; tap a bag -&gt; Bag Detail (Start/Pause/Resume the productivity clock) -&gt; Done -&gt; Bag Completion ("Done") screen to record the finished work and submit.</w:t>
+        <w:t>These three screens form one continuous flow</w:t>
+      </w:r>
+      <w:r>
+        <w:t xml:space="preserve">: Bag List -&gt; tap a bag -&gt; Bag Detail (Start/Pause/Resume the productivity clock) -&gt; </w:t>
+      </w:r>
+      <w:proofErr w:type="gramStart"/>
+      <w:r>
+        <w:t>Done</w:t>
+      </w:r>
+      <w:proofErr w:type="gramEnd"/>
+      <w:r>
+        <w:t xml:space="preserve"> -&gt; Bag Completion ("Done") screen to record the finished work and submit.</w:t>
       </w:r>
     </w:p>
     <w:p>
@@ -1128,20 +1618,29 @@
     </w:p>
     <w:p>
       <w:r>
-        <w:t>Shows every bag currently issued to the signed-in employee, with a client-side search box (by bag number, design number, etc.) and header totals for bag count/piece count.</w:t>
+        <w:t>Shows every bag currently issued to the signed-in employee, with a clien</w:t>
+      </w:r>
+      <w:r>
+        <w:t>t-side search box (by bag number, design number, etc.) and header totals for bag count/piece count.</w:t>
       </w:r>
     </w:p>
     <w:tbl>
       <w:tblPr>
         <w:tblW w:w="0" w:type="auto"/>
+        <w:tblInd w:w="10" w:type="dxa"/>
         <w:tblBorders>
-          <w:top w:val="single" w:sz="4" w:color="999999"/>
-          <w:left w:val="single" w:sz="4" w:color="999999"/>
-          <w:bottom w:val="single" w:sz="4" w:color="999999"/>
-          <w:right w:val="single" w:sz="4" w:color="999999"/>
-          <w:insideH w:val="single" w:sz="4" w:color="999999"/>
-          <w:insideV w:val="single" w:sz="4" w:color="999999"/>
+          <w:top w:val="single" w:sz="4" w:space="0" w:color="999999"/>
+          <w:left w:val="single" w:sz="4" w:space="0" w:color="999999"/>
+          <w:bottom w:val="single" w:sz="4" w:space="0" w:color="999999"/>
+          <w:right w:val="single" w:sz="4" w:space="0" w:color="999999"/>
+          <w:insideH w:val="single" w:sz="4" w:space="0" w:color="999999"/>
+          <w:insideV w:val="single" w:sz="4" w:space="0" w:color="999999"/>
         </w:tblBorders>
+        <w:tblCellMar>
+          <w:left w:w="10" w:type="dxa"/>
+          <w:right w:w="10" w:type="dxa"/>
+        </w:tblCellMar>
+        <w:tblLook w:val="0000" w:firstRow="0" w:lastRow="0" w:firstColumn="0" w:lastColumn="0" w:noHBand="0" w:noVBand="0"/>
       </w:tblPr>
       <w:tblGrid>
         <w:gridCol w:w="2800"/>
@@ -1149,10 +1648,16 @@
         <w:gridCol w:w="3700"/>
       </w:tblGrid>
       <w:tr>
+        <w:tblPrEx>
+          <w:tblCellMar>
+            <w:top w:w="0" w:type="dxa"/>
+            <w:bottom w:w="0" w:type="dxa"/>
+          </w:tblCellMar>
+        </w:tblPrEx>
         <w:tc>
           <w:tcPr>
             <w:tcW w:w="2800" w:type="dxa"/>
-            <w:shd w:val="clear" w:fill="EFEFEF"/>
+            <w:shd w:val="clear" w:color="auto" w:fill="EFEFEF"/>
           </w:tcPr>
           <w:p>
             <w:r>
@@ -1166,7 +1671,7 @@
         <w:tc>
           <w:tcPr>
             <w:tcW w:w="2800" w:type="dxa"/>
-            <w:shd w:val="clear" w:fill="EFEFEF"/>
+            <w:shd w:val="clear" w:color="auto" w:fill="EFEFEF"/>
           </w:tcPr>
           <w:p>
             <w:r>
@@ -1180,7 +1685,7 @@
         <w:tc>
           <w:tcPr>
             <w:tcW w:w="3700" w:type="dxa"/>
-            <w:shd w:val="clear" w:fill="EFEFEF"/>
+            <w:shd w:val="clear" w:color="auto" w:fill="EFEFEF"/>
           </w:tcPr>
           <w:p>
             <w:r>
@@ -1193,14 +1698,25 @@
         </w:tc>
       </w:tr>
       <w:tr>
+        <w:tblPrEx>
+          <w:tblCellMar>
+            <w:top w:w="0" w:type="dxa"/>
+            <w:bottom w:w="0" w:type="dxa"/>
+          </w:tblCellMar>
+        </w:tblPrEx>
         <w:tc>
           <w:tcPr>
             <w:tcW w:w="2800" w:type="dxa"/>
           </w:tcPr>
           <w:p>
             <w:r>
-              <w:t>POST /IssuedBagListNew</w:t>
-            </w:r>
+              <w:t>POST /</w:t>
+            </w:r>
+            <w:proofErr w:type="spellStart"/>
+            <w:r>
+              <w:t>IssuedBagListNew</w:t>
+            </w:r>
+            <w:proofErr w:type="spellEnd"/>
           </w:p>
         </w:tc>
         <w:tc>
@@ -1225,14 +1741,28 @@
         </w:tc>
       </w:tr>
       <w:tr>
+        <w:tblPrEx>
+          <w:tblCellMar>
+            <w:top w:w="0" w:type="dxa"/>
+            <w:bottom w:w="0" w:type="dxa"/>
+          </w:tblCellMar>
+        </w:tblPrEx>
         <w:tc>
           <w:tcPr>
             <w:tcW w:w="2800" w:type="dxa"/>
           </w:tcPr>
           <w:p>
             <w:r>
-              <w:t>POST /ImageAndVideoUrls</w:t>
-            </w:r>
+              <w:t xml:space="preserve">POST </w:t>
+            </w:r>
+            <w:r>
+              <w:t>/</w:t>
+            </w:r>
+            <w:proofErr w:type="spellStart"/>
+            <w:r>
+              <w:t>ImageAndVideoUrls</w:t>
+            </w:r>
+            <w:proofErr w:type="spellEnd"/>
           </w:p>
         </w:tc>
         <w:tc>
@@ -1261,24 +1791,52 @@
       <w:pPr>
         <w:pStyle w:val="Heading3"/>
       </w:pPr>
-      <w:r>
-        <w:t>IssuedBagListNew - Request Body</w:t>
-      </w:r>
-    </w:p>
-    <w:p>
-      <w:pPr>
-        <w:pStyle w:val="Code"/>
-      </w:pPr>
-      <w:r>
-        <w:t>{ "empCd": "12304", "appToken": "Q" }</w:t>
+      <w:proofErr w:type="spellStart"/>
+      <w:r>
+        <w:t>IssuedBagListNew</w:t>
+      </w:r>
+      <w:proofErr w:type="spellEnd"/>
+      <w:r>
+        <w:t xml:space="preserve"> - Request Body</w:t>
+      </w:r>
+    </w:p>
+    <w:p>
+      <w:pPr>
+        <w:pStyle w:val="Code"/>
+      </w:pPr>
+      <w:proofErr w:type="gramStart"/>
+      <w:r>
+        <w:t>{ "</w:t>
+      </w:r>
+      <w:proofErr w:type="spellStart"/>
+      <w:proofErr w:type="gramEnd"/>
+      <w:r>
+        <w:t>empCd</w:t>
+      </w:r>
+      <w:proofErr w:type="spellEnd"/>
+      <w:r>
+        <w:t>": "12304", "</w:t>
+      </w:r>
+      <w:proofErr w:type="spellStart"/>
+      <w:r>
+        <w:t>appToken</w:t>
+      </w:r>
+      <w:proofErr w:type="spellEnd"/>
+      <w:r>
+        <w:t>": "Q" }</w:t>
       </w:r>
     </w:p>
     <w:p>
       <w:pPr>
         <w:pStyle w:val="Heading3"/>
       </w:pPr>
-      <w:r>
-        <w:t>IssuedBagListNew - Response Shape</w:t>
+      <w:proofErr w:type="spellStart"/>
+      <w:r>
+        <w:t>IssuedBagListNew</w:t>
+      </w:r>
+      <w:proofErr w:type="spellEnd"/>
+      <w:r>
+        <w:t xml:space="preserve"> - Response Shape</w:t>
       </w:r>
     </w:p>
     <w:p>
@@ -1294,39 +1852,154 @@
         <w:pStyle w:val="Code"/>
       </w:pPr>
       <w:r>
-        <w:t xml:space="preserve">  "status": "True", "message": "Success",</w:t>
-      </w:r>
-    </w:p>
-    <w:p>
-      <w:pPr>
-        <w:pStyle w:val="Code"/>
-      </w:pPr>
-      <w:r>
-        <w:t xml:space="preserve">  "data": { "bag_count": 12, "pcs_count": 340, "bag_list": [ {</w:t>
-      </w:r>
-    </w:p>
-    <w:p>
-      <w:pPr>
-        <w:pStyle w:val="Code"/>
-      </w:pPr>
-      <w:r>
-        <w:t xml:space="preserve">    "trn_id": 1001, "bag_no": "B-2201", "design_cd": "EMR-100",</w:t>
-      </w:r>
-    </w:p>
-    <w:p>
-      <w:pPr>
-        <w:pStyle w:val="Code"/>
-      </w:pPr>
-      <w:r>
-        <w:t xml:space="preserve">    "order_no": "...", "dept_cd": "...", "bag_process_nm": "...",</w:t>
-      </w:r>
-    </w:p>
-    <w:p>
-      <w:pPr>
-        <w:pStyle w:val="Code"/>
-      </w:pPr>
-      <w:r>
-        <w:t xml:space="preserve">    "process": "...", "bag_qty": "5", "bag_points": "12.50", ... } ] }</w:t>
+        <w:t xml:space="preserve">  "</w:t>
+      </w:r>
+      <w:proofErr w:type="gramStart"/>
+      <w:r>
+        <w:t>status</w:t>
+      </w:r>
+      <w:proofErr w:type="gramEnd"/>
+      <w:r>
+        <w:t>": "True", "message": "Success",</w:t>
+      </w:r>
+    </w:p>
+    <w:p>
+      <w:pPr>
+        <w:pStyle w:val="Code"/>
+      </w:pPr>
+      <w:r>
+        <w:t xml:space="preserve">  "</w:t>
+      </w:r>
+      <w:proofErr w:type="gramStart"/>
+      <w:r>
+        <w:t>data</w:t>
+      </w:r>
+      <w:proofErr w:type="gramEnd"/>
+      <w:r>
+        <w:t>": { "</w:t>
+      </w:r>
+      <w:proofErr w:type="spellStart"/>
+      <w:r>
+        <w:t>bag_count</w:t>
+      </w:r>
+      <w:proofErr w:type="spellEnd"/>
+      <w:r>
+        <w:t>": 12, "</w:t>
+      </w:r>
+      <w:proofErr w:type="spellStart"/>
+      <w:r>
+        <w:t>pcs_count</w:t>
+      </w:r>
+      <w:proofErr w:type="spellEnd"/>
+      <w:r>
+        <w:t>": 340, "</w:t>
+      </w:r>
+      <w:proofErr w:type="spellStart"/>
+      <w:r>
+        <w:t>bag_list</w:t>
+      </w:r>
+      <w:proofErr w:type="spellEnd"/>
+      <w:r>
+        <w:t>": [ {</w:t>
+      </w:r>
+    </w:p>
+    <w:p>
+      <w:pPr>
+        <w:pStyle w:val="Code"/>
+      </w:pPr>
+      <w:r>
+        <w:t xml:space="preserve">    "</w:t>
+      </w:r>
+      <w:proofErr w:type="spellStart"/>
+      <w:r>
+        <w:t>trn_id</w:t>
+      </w:r>
+      <w:proofErr w:type="spellEnd"/>
+      <w:r>
+        <w:t>": 1001, "</w:t>
+      </w:r>
+      <w:proofErr w:type="spellStart"/>
+      <w:r>
+        <w:t>bag_no</w:t>
+      </w:r>
+      <w:proofErr w:type="spellEnd"/>
+      <w:r>
+        <w:t>": "B-2201", "</w:t>
+      </w:r>
+      <w:proofErr w:type="spellStart"/>
+      <w:r>
+        <w:t>design_cd</w:t>
+      </w:r>
+      <w:proofErr w:type="spellEnd"/>
+      <w:r>
+        <w:t>": "EMR-100",</w:t>
+      </w:r>
+    </w:p>
+    <w:p>
+      <w:pPr>
+        <w:pStyle w:val="Code"/>
+      </w:pPr>
+      <w:r>
+        <w:t xml:space="preserve">    "</w:t>
+      </w:r>
+      <w:proofErr w:type="spellStart"/>
+      <w:r>
+        <w:t>order_no</w:t>
+      </w:r>
+      <w:proofErr w:type="spellEnd"/>
+      <w:r>
+        <w:t>": "...", "</w:t>
+      </w:r>
+      <w:proofErr w:type="spellStart"/>
+      <w:r>
+        <w:t>dept_cd</w:t>
+      </w:r>
+      <w:proofErr w:type="spellEnd"/>
+      <w:r>
+        <w:t>": "...", "</w:t>
+      </w:r>
+      <w:proofErr w:type="spellStart"/>
+      <w:r>
+        <w:t>bag_process_nm</w:t>
+      </w:r>
+      <w:proofErr w:type="spellEnd"/>
+      <w:r>
+        <w:t>": "...",</w:t>
+      </w:r>
+    </w:p>
+    <w:p>
+      <w:pPr>
+        <w:pStyle w:val="Code"/>
+      </w:pPr>
+      <w:r>
+        <w:t xml:space="preserve">    "process": "...", "</w:t>
+      </w:r>
+      <w:proofErr w:type="spellStart"/>
+      <w:r>
+        <w:t>bag_qty</w:t>
+      </w:r>
+      <w:proofErr w:type="spellEnd"/>
+      <w:r>
+        <w:t>": "5", "</w:t>
+      </w:r>
+      <w:proofErr w:type="spellStart"/>
+      <w:r>
+        <w:t>bag_points</w:t>
+      </w:r>
+      <w:proofErr w:type="spellEnd"/>
+      <w:r>
+        <w:t xml:space="preserve">": "12.50", </w:t>
+      </w:r>
+      <w:proofErr w:type="gramStart"/>
+      <w:r>
+        <w:t>..</w:t>
+      </w:r>
+      <w:r>
+        <w:t>. }</w:t>
+      </w:r>
+      <w:proofErr w:type="gramEnd"/>
+      <w:r>
+        <w:t xml:space="preserve"> ] }</w:t>
       </w:r>
     </w:p>
     <w:p>
@@ -1339,7 +2012,25 @@
     </w:p>
     <w:p>
       <w:r>
-        <w:t>Note: this endpoint has no server-side search - it always returns every issued bag; the search box filters that same list on-device. bag_qty and bag_points are sent as strings, not numbers.</w:t>
+        <w:t xml:space="preserve">Note: this endpoint has no server-side search - it always returns every issued bag; the search box filters that same list on-device. </w:t>
+      </w:r>
+      <w:proofErr w:type="spellStart"/>
+      <w:proofErr w:type="gramStart"/>
+      <w:r>
+        <w:t>bag_qty</w:t>
+      </w:r>
+      <w:proofErr w:type="spellEnd"/>
+      <w:proofErr w:type="gramEnd"/>
+      <w:r>
+        <w:t xml:space="preserve"> and </w:t>
+      </w:r>
+      <w:proofErr w:type="spellStart"/>
+      <w:r>
+        <w:t>bag_points</w:t>
+      </w:r>
+      <w:proofErr w:type="spellEnd"/>
+      <w:r>
+        <w:t xml:space="preserve"> are sent as strings, not numbers.</w:t>
       </w:r>
     </w:p>
     <w:p>
@@ -1354,8 +2045,13 @@
       <w:pPr>
         <w:pStyle w:val="Placeholder"/>
       </w:pPr>
-      <w:r>
-        <w:t>[ Insert Bag List Screen screenshot here ]</w:t>
+      <w:proofErr w:type="gramStart"/>
+      <w:r>
+        <w:t>[ Insert</w:t>
+      </w:r>
+      <w:proofErr w:type="gramEnd"/>
+      <w:r>
+        <w:t xml:space="preserve"> Bag List Screen screenshot here ]</w:t>
       </w:r>
     </w:p>
     <w:p>
@@ -1363,7 +2059,11 @@
         <w:pStyle w:val="Heading2"/>
       </w:pPr>
       <w:r>
-        <w:t>5.2 Bag Detail Screen</w:t>
+        <w:lastRenderedPageBreak/>
+        <w:t>5.</w:t>
+      </w:r>
+      <w:r>
+        <w:t>2 Bag Detail Screen</w:t>
       </w:r>
     </w:p>
     <w:p>
@@ -1374,14 +2074,20 @@
     <w:tbl>
       <w:tblPr>
         <w:tblW w:w="0" w:type="auto"/>
+        <w:tblInd w:w="10" w:type="dxa"/>
         <w:tblBorders>
-          <w:top w:val="single" w:sz="4" w:color="999999"/>
-          <w:left w:val="single" w:sz="4" w:color="999999"/>
-          <w:bottom w:val="single" w:sz="4" w:color="999999"/>
-          <w:right w:val="single" w:sz="4" w:color="999999"/>
-          <w:insideH w:val="single" w:sz="4" w:color="999999"/>
-          <w:insideV w:val="single" w:sz="4" w:color="999999"/>
+          <w:top w:val="single" w:sz="4" w:space="0" w:color="999999"/>
+          <w:left w:val="single" w:sz="4" w:space="0" w:color="999999"/>
+          <w:bottom w:val="single" w:sz="4" w:space="0" w:color="999999"/>
+          <w:right w:val="single" w:sz="4" w:space="0" w:color="999999"/>
+          <w:insideH w:val="single" w:sz="4" w:space="0" w:color="999999"/>
+          <w:insideV w:val="single" w:sz="4" w:space="0" w:color="999999"/>
         </w:tblBorders>
+        <w:tblCellMar>
+          <w:left w:w="10" w:type="dxa"/>
+          <w:right w:w="10" w:type="dxa"/>
+        </w:tblCellMar>
+        <w:tblLook w:val="0000" w:firstRow="0" w:lastRow="0" w:firstColumn="0" w:lastColumn="0" w:noHBand="0" w:noVBand="0"/>
       </w:tblPr>
       <w:tblGrid>
         <w:gridCol w:w="2800"/>
@@ -1389,10 +2095,16 @@
         <w:gridCol w:w="3700"/>
       </w:tblGrid>
       <w:tr>
+        <w:tblPrEx>
+          <w:tblCellMar>
+            <w:top w:w="0" w:type="dxa"/>
+            <w:bottom w:w="0" w:type="dxa"/>
+          </w:tblCellMar>
+        </w:tblPrEx>
         <w:tc>
           <w:tcPr>
             <w:tcW w:w="2800" w:type="dxa"/>
-            <w:shd w:val="clear" w:fill="EFEFEF"/>
+            <w:shd w:val="clear" w:color="auto" w:fill="EFEFEF"/>
           </w:tcPr>
           <w:p>
             <w:r>
@@ -1406,7 +2118,7 @@
         <w:tc>
           <w:tcPr>
             <w:tcW w:w="2800" w:type="dxa"/>
-            <w:shd w:val="clear" w:fill="EFEFEF"/>
+            <w:shd w:val="clear" w:color="auto" w:fill="EFEFEF"/>
           </w:tcPr>
           <w:p>
             <w:r>
@@ -1420,7 +2132,7 @@
         <w:tc>
           <w:tcPr>
             <w:tcW w:w="3700" w:type="dxa"/>
-            <w:shd w:val="clear" w:fill="EFEFEF"/>
+            <w:shd w:val="clear" w:color="auto" w:fill="EFEFEF"/>
           </w:tcPr>
           <w:p>
             <w:r>
@@ -1433,14 +2145,25 @@
         </w:tc>
       </w:tr>
       <w:tr>
+        <w:tblPrEx>
+          <w:tblCellMar>
+            <w:top w:w="0" w:type="dxa"/>
+            <w:bottom w:w="0" w:type="dxa"/>
+          </w:tblCellMar>
+        </w:tblPrEx>
         <w:tc>
           <w:tcPr>
             <w:tcW w:w="2800" w:type="dxa"/>
           </w:tcPr>
           <w:p>
             <w:r>
-              <w:t>POST /BagDetailsNew</w:t>
-            </w:r>
+              <w:t>POST /</w:t>
+            </w:r>
+            <w:proofErr w:type="spellStart"/>
+            <w:r>
+              <w:t>BagDetailsNew</w:t>
+            </w:r>
+            <w:proofErr w:type="spellEnd"/>
           </w:p>
         </w:tc>
         <w:tc>
@@ -1449,7 +2172,10 @@
           </w:tcPr>
           <w:p>
             <w:r>
-              <w:t>Screen open</w:t>
+              <w:t xml:space="preserve">Screen </w:t>
+            </w:r>
+            <w:r>
+              <w:t>open</w:t>
             </w:r>
           </w:p>
         </w:tc>
@@ -1465,14 +2191,25 @@
         </w:tc>
       </w:tr>
       <w:tr>
+        <w:tblPrEx>
+          <w:tblCellMar>
+            <w:top w:w="0" w:type="dxa"/>
+            <w:bottom w:w="0" w:type="dxa"/>
+          </w:tblCellMar>
+        </w:tblPrEx>
         <w:tc>
           <w:tcPr>
             <w:tcW w:w="2800" w:type="dxa"/>
           </w:tcPr>
           <w:p>
             <w:r>
-              <w:t>GET /PauseReasonMaster</w:t>
-            </w:r>
+              <w:t>GET /</w:t>
+            </w:r>
+            <w:proofErr w:type="spellStart"/>
+            <w:r>
+              <w:t>PauseReasonMaster</w:t>
+            </w:r>
+            <w:proofErr w:type="spellEnd"/>
           </w:p>
         </w:tc>
         <w:tc>
@@ -1497,14 +2234,25 @@
         </w:tc>
       </w:tr>
       <w:tr>
+        <w:tblPrEx>
+          <w:tblCellMar>
+            <w:top w:w="0" w:type="dxa"/>
+            <w:bottom w:w="0" w:type="dxa"/>
+          </w:tblCellMar>
+        </w:tblPrEx>
         <w:tc>
           <w:tcPr>
             <w:tcW w:w="2800" w:type="dxa"/>
           </w:tcPr>
           <w:p>
             <w:r>
-              <w:t>POST /BagTimeTracking</w:t>
-            </w:r>
+              <w:t>POST /</w:t>
+            </w:r>
+            <w:proofErr w:type="spellStart"/>
+            <w:r>
+              <w:t>BagTimeTracking</w:t>
+            </w:r>
+            <w:proofErr w:type="spellEnd"/>
           </w:p>
         </w:tc>
         <w:tc>
@@ -1529,14 +2277,25 @@
         </w:tc>
       </w:tr>
       <w:tr>
+        <w:tblPrEx>
+          <w:tblCellMar>
+            <w:top w:w="0" w:type="dxa"/>
+            <w:bottom w:w="0" w:type="dxa"/>
+          </w:tblCellMar>
+        </w:tblPrEx>
         <w:tc>
           <w:tcPr>
             <w:tcW w:w="2800" w:type="dxa"/>
           </w:tcPr>
           <w:p>
             <w:r>
-              <w:t>POST /ImageAndVideoUrls</w:t>
-            </w:r>
+              <w:t>POST /</w:t>
+            </w:r>
+            <w:proofErr w:type="spellStart"/>
+            <w:r>
+              <w:t>ImageAndVideoUrls</w:t>
+            </w:r>
+            <w:proofErr w:type="spellEnd"/>
           </w:p>
         </w:tc>
         <w:tc>
@@ -1565,80 +2324,350 @@
       <w:pPr>
         <w:pStyle w:val="Heading3"/>
       </w:pPr>
-      <w:r>
-        <w:t>BagDetailsNew - Request Body</w:t>
-      </w:r>
-    </w:p>
-    <w:p>
-      <w:pPr>
-        <w:pStyle w:val="Code"/>
-      </w:pPr>
-      <w:r>
-        <w:t>{ "bno": "&lt;bag number&gt;", "empCd": "12304", "appVersion": "1" }</w:t>
+      <w:proofErr w:type="spellStart"/>
+      <w:r>
+        <w:t>BagDetailsNew</w:t>
+      </w:r>
+      <w:proofErr w:type="spellEnd"/>
+      <w:r>
+        <w:t xml:space="preserve"> - Request Body</w:t>
+      </w:r>
+    </w:p>
+    <w:p>
+      <w:pPr>
+        <w:pStyle w:val="Code"/>
+      </w:pPr>
+      <w:proofErr w:type="gramStart"/>
+      <w:r>
+        <w:t>{ "</w:t>
+      </w:r>
+      <w:proofErr w:type="spellStart"/>
+      <w:proofErr w:type="gramEnd"/>
+      <w:r>
+        <w:t>bno</w:t>
+      </w:r>
+      <w:proofErr w:type="spellEnd"/>
+      <w:r>
+        <w:t>": "&lt;bag number&gt;", "</w:t>
+      </w:r>
+      <w:proofErr w:type="spellStart"/>
+      <w:r>
+        <w:t>empCd</w:t>
+      </w:r>
+      <w:proofErr w:type="spellEnd"/>
+      <w:r>
+        <w:t>": "12304", "</w:t>
+      </w:r>
+      <w:proofErr w:type="spellStart"/>
+      <w:r>
+        <w:t>appVersion</w:t>
+      </w:r>
+      <w:proofErr w:type="spellEnd"/>
+      <w:r>
+        <w:t>": "1" }</w:t>
       </w:r>
     </w:p>
     <w:p>
       <w:pPr>
         <w:pStyle w:val="Heading3"/>
       </w:pPr>
-      <w:r>
-        <w:t>BagDetailsNew - Response Shape</w:t>
-      </w:r>
-    </w:p>
-    <w:p>
-      <w:pPr>
-        <w:pStyle w:val="Code"/>
-      </w:pPr>
-      <w:r>
-        <w:t xml:space="preserve">{ "status": "True", "message": "Success", "data": {</w:t>
-      </w:r>
-    </w:p>
-    <w:p>
-      <w:pPr>
-        <w:pStyle w:val="Code"/>
-      </w:pPr>
-      <w:r>
-        <w:t xml:space="preserve">  "bag_Detail": { delDate, bagQty, styleNo, orderNo, customer, part, size,</w:t>
-      </w:r>
-    </w:p>
-    <w:p>
-      <w:pPr>
-        <w:pStyle w:val="Code"/>
-      </w:pPr>
-      <w:r>
-        <w:t xml:space="preserve">    designCategory, metal, designGrossWt, designNetWt, designInstr,</w:t>
-      </w:r>
-    </w:p>
-    <w:p>
-      <w:pPr>
-        <w:pStyle w:val="Code"/>
-      </w:pPr>
-      <w:r>
-        <w:t xml:space="preserve">    custInstr, stampInstr, rhodInstr, diamInstr, sizeInstr, byy, bchr,</w:t>
-      </w:r>
-    </w:p>
-    <w:p>
-      <w:pPr>
-        <w:pStyle w:val="Code"/>
-      </w:pPr>
-      <w:r>
-        <w:t xml:space="preserve">    bno, bagCmpCd, ... },</w:t>
-      </w:r>
-    </w:p>
-    <w:p>
-      <w:pPr>
-        <w:pStyle w:val="Code"/>
-      </w:pPr>
-      <w:r>
-        <w:t xml:space="preserve">  "diamondDetails": [ { srNo, itemCode, size, pcs, weight, setting } ],</w:t>
-      </w:r>
-    </w:p>
-    <w:p>
-      <w:pPr>
-        <w:pStyle w:val="Code"/>
-      </w:pPr>
-      <w:r>
-        <w:t xml:space="preserve">  "rmSummary": [ { materialType, itemCode, size, issuedQty, wt } ]</w:t>
+      <w:proofErr w:type="spellStart"/>
+      <w:r>
+        <w:t>BagDetailsNew</w:t>
+      </w:r>
+      <w:proofErr w:type="spellEnd"/>
+      <w:r>
+        <w:t xml:space="preserve"> - </w:t>
+      </w:r>
+      <w:r>
+        <w:t>Response Shape</w:t>
+      </w:r>
+    </w:p>
+    <w:p>
+      <w:pPr>
+        <w:pStyle w:val="Code"/>
+      </w:pPr>
+      <w:proofErr w:type="gramStart"/>
+      <w:r>
+        <w:t>{ "</w:t>
+      </w:r>
+      <w:proofErr w:type="gramEnd"/>
+      <w:r>
+        <w:t>status": "True", "message": "Success", "data": {</w:t>
+      </w:r>
+    </w:p>
+    <w:p>
+      <w:pPr>
+        <w:pStyle w:val="Code"/>
+      </w:pPr>
+      <w:r>
+        <w:t xml:space="preserve">  "</w:t>
+      </w:r>
+      <w:proofErr w:type="spellStart"/>
+      <w:r>
+        <w:t>bag_Detail</w:t>
+      </w:r>
+      <w:proofErr w:type="spellEnd"/>
+      <w:r>
+        <w:t xml:space="preserve">": </w:t>
+      </w:r>
+      <w:proofErr w:type="gramStart"/>
+      <w:r>
+        <w:t xml:space="preserve">{ </w:t>
+      </w:r>
+      <w:proofErr w:type="spellStart"/>
+      <w:r>
+        <w:t>delDate</w:t>
+      </w:r>
+      <w:proofErr w:type="spellEnd"/>
+      <w:proofErr w:type="gramEnd"/>
+      <w:r>
+        <w:t xml:space="preserve">, </w:t>
+      </w:r>
+      <w:proofErr w:type="spellStart"/>
+      <w:r>
+        <w:t>bagQty</w:t>
+      </w:r>
+      <w:proofErr w:type="spellEnd"/>
+      <w:r>
+        <w:t xml:space="preserve">, </w:t>
+      </w:r>
+      <w:proofErr w:type="spellStart"/>
+      <w:r>
+        <w:t>styleNo</w:t>
+      </w:r>
+      <w:proofErr w:type="spellEnd"/>
+      <w:r>
+        <w:t xml:space="preserve">, </w:t>
+      </w:r>
+      <w:proofErr w:type="spellStart"/>
+      <w:r>
+        <w:t>orderNo</w:t>
+      </w:r>
+      <w:proofErr w:type="spellEnd"/>
+      <w:r>
+        <w:t>, customer, part, size,</w:t>
+      </w:r>
+    </w:p>
+    <w:p>
+      <w:pPr>
+        <w:pStyle w:val="Code"/>
+      </w:pPr>
+      <w:r>
+        <w:t xml:space="preserve">    </w:t>
+      </w:r>
+      <w:proofErr w:type="spellStart"/>
+      <w:proofErr w:type="gramStart"/>
+      <w:r>
+        <w:t>designCategory</w:t>
+      </w:r>
+      <w:proofErr w:type="spellEnd"/>
+      <w:proofErr w:type="gramEnd"/>
+      <w:r>
+        <w:t xml:space="preserve">, metal, </w:t>
+      </w:r>
+      <w:proofErr w:type="spellStart"/>
+      <w:r>
+        <w:t>designGrossWt</w:t>
+      </w:r>
+      <w:proofErr w:type="spellEnd"/>
+      <w:r>
+        <w:t xml:space="preserve">, </w:t>
+      </w:r>
+      <w:proofErr w:type="spellStart"/>
+      <w:r>
+        <w:t>designNetWt</w:t>
+      </w:r>
+      <w:proofErr w:type="spellEnd"/>
+      <w:r>
+        <w:t xml:space="preserve">, </w:t>
+      </w:r>
+      <w:proofErr w:type="spellStart"/>
+      <w:r>
+        <w:t>designInstr</w:t>
+      </w:r>
+      <w:proofErr w:type="spellEnd"/>
+      <w:r>
+        <w:t>,</w:t>
+      </w:r>
+    </w:p>
+    <w:p>
+      <w:pPr>
+        <w:pStyle w:val="Code"/>
+      </w:pPr>
+      <w:r>
+        <w:t xml:space="preserve">    </w:t>
+      </w:r>
+      <w:proofErr w:type="spellStart"/>
+      <w:proofErr w:type="gramStart"/>
+      <w:r>
+        <w:t>custInstr</w:t>
+      </w:r>
+      <w:proofErr w:type="spellEnd"/>
+      <w:proofErr w:type="gramEnd"/>
+      <w:r>
+        <w:t xml:space="preserve">, </w:t>
+      </w:r>
+      <w:proofErr w:type="spellStart"/>
+      <w:r>
+        <w:t>stampInstr</w:t>
+      </w:r>
+      <w:proofErr w:type="spellEnd"/>
+      <w:r>
+        <w:t xml:space="preserve">, </w:t>
+      </w:r>
+      <w:proofErr w:type="spellStart"/>
+      <w:r>
+        <w:t>rhodInstr</w:t>
+      </w:r>
+      <w:proofErr w:type="spellEnd"/>
+      <w:r>
+        <w:t xml:space="preserve">, </w:t>
+      </w:r>
+      <w:proofErr w:type="spellStart"/>
+      <w:r>
+        <w:t>diamInst</w:t>
+      </w:r>
+      <w:r>
+        <w:t>r</w:t>
+      </w:r>
+      <w:proofErr w:type="spellEnd"/>
+      <w:r>
+        <w:t xml:space="preserve">, </w:t>
+      </w:r>
+      <w:proofErr w:type="spellStart"/>
+      <w:r>
+        <w:t>sizeInstr</w:t>
+      </w:r>
+      <w:proofErr w:type="spellEnd"/>
+      <w:r>
+        <w:t xml:space="preserve">, </w:t>
+      </w:r>
+      <w:proofErr w:type="spellStart"/>
+      <w:r>
+        <w:t>byy</w:t>
+      </w:r>
+      <w:proofErr w:type="spellEnd"/>
+      <w:r>
+        <w:t xml:space="preserve">, </w:t>
+      </w:r>
+      <w:proofErr w:type="spellStart"/>
+      <w:r>
+        <w:t>bchr</w:t>
+      </w:r>
+      <w:proofErr w:type="spellEnd"/>
+      <w:r>
+        <w:t>,</w:t>
+      </w:r>
+    </w:p>
+    <w:p>
+      <w:pPr>
+        <w:pStyle w:val="Code"/>
+      </w:pPr>
+      <w:r>
+        <w:t xml:space="preserve">    </w:t>
+      </w:r>
+      <w:proofErr w:type="spellStart"/>
+      <w:proofErr w:type="gramStart"/>
+      <w:r>
+        <w:t>bno</w:t>
+      </w:r>
+      <w:proofErr w:type="spellEnd"/>
+      <w:proofErr w:type="gramEnd"/>
+      <w:r>
+        <w:t xml:space="preserve">, </w:t>
+      </w:r>
+      <w:proofErr w:type="spellStart"/>
+      <w:r>
+        <w:t>bagCmpCd</w:t>
+      </w:r>
+      <w:proofErr w:type="spellEnd"/>
+      <w:r>
+        <w:t>, ... },</w:t>
+      </w:r>
+    </w:p>
+    <w:p>
+      <w:pPr>
+        <w:pStyle w:val="Code"/>
+      </w:pPr>
+      <w:r>
+        <w:t xml:space="preserve">  "</w:t>
+      </w:r>
+      <w:proofErr w:type="spellStart"/>
+      <w:proofErr w:type="gramStart"/>
+      <w:r>
+        <w:t>diamondDetails</w:t>
+      </w:r>
+      <w:proofErr w:type="spellEnd"/>
+      <w:proofErr w:type="gramEnd"/>
+      <w:r>
+        <w:t xml:space="preserve">": [ { </w:t>
+      </w:r>
+      <w:proofErr w:type="spellStart"/>
+      <w:r>
+        <w:t>srNo</w:t>
+      </w:r>
+      <w:proofErr w:type="spellEnd"/>
+      <w:r>
+        <w:t xml:space="preserve">, </w:t>
+      </w:r>
+      <w:proofErr w:type="spellStart"/>
+      <w:r>
+        <w:t>itemCode</w:t>
+      </w:r>
+      <w:proofErr w:type="spellEnd"/>
+      <w:r>
+        <w:t>, size, pcs, weight, setting } ],</w:t>
+      </w:r>
+    </w:p>
+    <w:p>
+      <w:pPr>
+        <w:pStyle w:val="Code"/>
+      </w:pPr>
+      <w:r>
+        <w:t xml:space="preserve">  "</w:t>
+      </w:r>
+      <w:proofErr w:type="spellStart"/>
+      <w:proofErr w:type="gramStart"/>
+      <w:r>
+        <w:t>rmSummary</w:t>
+      </w:r>
+      <w:proofErr w:type="spellEnd"/>
+      <w:proofErr w:type="gramEnd"/>
+      <w:r>
+        <w:t xml:space="preserve">": [ { </w:t>
+      </w:r>
+      <w:proofErr w:type="spellStart"/>
+      <w:r>
+        <w:t>materialType</w:t>
+      </w:r>
+      <w:proofErr w:type="spellEnd"/>
+      <w:r>
+        <w:t xml:space="preserve">, </w:t>
+      </w:r>
+      <w:proofErr w:type="spellStart"/>
+      <w:r>
+        <w:t>itemCode</w:t>
+      </w:r>
+      <w:proofErr w:type="spellEnd"/>
+      <w:r>
+        <w:t xml:space="preserve">, size, </w:t>
+      </w:r>
+      <w:proofErr w:type="spellStart"/>
+      <w:r>
+        <w:t>issuedQty</w:t>
+      </w:r>
+      <w:proofErr w:type="spellEnd"/>
+      <w:r>
+        <w:t xml:space="preserve">, </w:t>
+      </w:r>
+      <w:proofErr w:type="spellStart"/>
+      <w:r>
+        <w:t>wt</w:t>
+      </w:r>
+      <w:proofErr w:type="spellEnd"/>
+      <w:r>
+        <w:t xml:space="preserve"> } ]</w:t>
       </w:r>
     </w:p>
     <w:p>
@@ -1653,8 +2682,13 @@
       <w:pPr>
         <w:pStyle w:val="Heading3"/>
       </w:pPr>
-      <w:r>
-        <w:t>BagTimeTracking - Request Body</w:t>
+      <w:proofErr w:type="spellStart"/>
+      <w:r>
+        <w:t>BagTimeTracking</w:t>
+      </w:r>
+      <w:proofErr w:type="spellEnd"/>
+      <w:r>
+        <w:t xml:space="preserve"> - Request Body</w:t>
       </w:r>
     </w:p>
     <w:p>
@@ -1670,23 +2704,91 @@
         <w:pStyle w:val="Code"/>
       </w:pPr>
       <w:r>
-        <w:t xml:space="preserve">  "action": "Start" | "Pause" | "Resume", "transactionId": 1001,</w:t>
-      </w:r>
-    </w:p>
-    <w:p>
-      <w:pPr>
-        <w:pStyle w:val="Code"/>
-      </w:pPr>
-      <w:r>
-        <w:t xml:space="preserve">  "bCoCo": "...", "byy": "...", "bchr": "...", "bNo": 2201,</w:t>
-      </w:r>
-    </w:p>
-    <w:p>
-      <w:pPr>
-        <w:pStyle w:val="Code"/>
-      </w:pPr>
-      <w:r>
-        <w:t xml:space="preserve">  "empCd": 12304, "pauseReasonId": 3</w:t>
+        <w:t xml:space="preserve">  "</w:t>
+      </w:r>
+      <w:proofErr w:type="gramStart"/>
+      <w:r>
+        <w:t>action</w:t>
+      </w:r>
+      <w:proofErr w:type="gramEnd"/>
+      <w:r>
+        <w:t>": "Start" | "Pause" | "Resume", "</w:t>
+      </w:r>
+      <w:proofErr w:type="spellStart"/>
+      <w:r>
+        <w:t>transactionId</w:t>
+      </w:r>
+      <w:proofErr w:type="spellEnd"/>
+      <w:r>
+        <w:t>": 1001,</w:t>
+      </w:r>
+    </w:p>
+    <w:p>
+      <w:pPr>
+        <w:pStyle w:val="Code"/>
+      </w:pPr>
+      <w:r>
+        <w:t xml:space="preserve">  "</w:t>
+      </w:r>
+      <w:proofErr w:type="spellStart"/>
+      <w:proofErr w:type="gramStart"/>
+      <w:r>
+        <w:t>bCoCo</w:t>
+      </w:r>
+      <w:proofErr w:type="spellEnd"/>
+      <w:proofErr w:type="gramEnd"/>
+      <w:r>
+        <w:t>": "...", "</w:t>
+      </w:r>
+      <w:proofErr w:type="spellStart"/>
+      <w:r>
+        <w:t>byy</w:t>
+      </w:r>
+      <w:proofErr w:type="spellEnd"/>
+      <w:r>
+        <w:t>": "...", "</w:t>
+      </w:r>
+      <w:proofErr w:type="spellStart"/>
+      <w:r>
+        <w:t>bchr</w:t>
+      </w:r>
+      <w:proofErr w:type="spellEnd"/>
+      <w:r>
+        <w:t>": "...", "</w:t>
+      </w:r>
+      <w:proofErr w:type="spellStart"/>
+      <w:r>
+        <w:t>bNo</w:t>
+      </w:r>
+      <w:proofErr w:type="spellEnd"/>
+      <w:r>
+        <w:t>": 2201,</w:t>
+      </w:r>
+    </w:p>
+    <w:p>
+      <w:pPr>
+        <w:pStyle w:val="Code"/>
+      </w:pPr>
+      <w:r>
+        <w:t xml:space="preserve">  "</w:t>
+      </w:r>
+      <w:proofErr w:type="spellStart"/>
+      <w:proofErr w:type="gramStart"/>
+      <w:r>
+        <w:t>empCd</w:t>
+      </w:r>
+      <w:proofErr w:type="spellEnd"/>
+      <w:proofErr w:type="gramEnd"/>
+      <w:r>
+        <w:t>": 12304, "</w:t>
+      </w:r>
+      <w:proofErr w:type="spellStart"/>
+      <w:r>
+        <w:t>pauseReasonId</w:t>
+      </w:r>
+      <w:proofErr w:type="spellEnd"/>
+      <w:r>
+        <w:t>": 3</w:t>
       </w:r>
     </w:p>
     <w:p>
@@ -1698,8 +2800,15 @@
       </w:r>
     </w:p>
     <w:p>
-      <w:r>
-        <w:t>pauseReasonId is only relevant for the "Pause" action and is otherwise null.</w:t>
+      <w:proofErr w:type="spellStart"/>
+      <w:proofErr w:type="gramStart"/>
+      <w:r>
+        <w:t>pauseReasonId</w:t>
+      </w:r>
+      <w:proofErr w:type="spellEnd"/>
+      <w:proofErr w:type="gramEnd"/>
+      <w:r>
+        <w:t xml:space="preserve"> is only relevant for the "Pause" action and is otherwise null.</w:t>
       </w:r>
     </w:p>
     <w:p>
@@ -1714,8 +2823,16 @@
       <w:pPr>
         <w:pStyle w:val="Placeholder"/>
       </w:pPr>
-      <w:r>
-        <w:t>[ Insert Bag Detail Screen screenshot here ]</w:t>
+      <w:proofErr w:type="gramStart"/>
+      <w:r>
+        <w:t>[ In</w:t>
+      </w:r>
+      <w:r>
+        <w:t>sert</w:t>
+      </w:r>
+      <w:proofErr w:type="gramEnd"/>
+      <w:r>
+        <w:t xml:space="preserve"> Bag Detail Screen screenshot here ]</w:t>
       </w:r>
     </w:p>
     <w:p>
@@ -1728,20 +2845,35 @@
     </w:p>
     <w:p>
       <w:r>
-        <w:t>Reached from Bag Detail's "Done" action. Lets the employee record which Work Type / Work / Pieces-Stones were completed for one or more settings, then submit the whole bag as done.</w:t>
+        <w:lastRenderedPageBreak/>
+        <w:t xml:space="preserve">Reached from Bag Detail's "Done" action. </w:t>
+      </w:r>
+      <w:proofErr w:type="spellStart"/>
+      <w:r>
+        <w:t>Lets</w:t>
+      </w:r>
+      <w:proofErr w:type="spellEnd"/>
+      <w:r>
+        <w:t xml:space="preserve"> the employee record which Work Type / Work / Pieces-Stones were completed for one or more settings, then submit the whole bag as done.</w:t>
       </w:r>
     </w:p>
     <w:tbl>
       <w:tblPr>
         <w:tblW w:w="0" w:type="auto"/>
+        <w:tblInd w:w="10" w:type="dxa"/>
         <w:tblBorders>
-          <w:top w:val="single" w:sz="4" w:color="999999"/>
-          <w:left w:val="single" w:sz="4" w:color="999999"/>
-          <w:bottom w:val="single" w:sz="4" w:color="999999"/>
-          <w:right w:val="single" w:sz="4" w:color="999999"/>
-          <w:insideH w:val="single" w:sz="4" w:color="999999"/>
-          <w:insideV w:val="single" w:sz="4" w:color="999999"/>
+          <w:top w:val="single" w:sz="4" w:space="0" w:color="999999"/>
+          <w:left w:val="single" w:sz="4" w:space="0" w:color="999999"/>
+          <w:bottom w:val="single" w:sz="4" w:space="0" w:color="999999"/>
+          <w:right w:val="single" w:sz="4" w:space="0" w:color="999999"/>
+          <w:insideH w:val="single" w:sz="4" w:space="0" w:color="999999"/>
+          <w:insideV w:val="single" w:sz="4" w:space="0" w:color="999999"/>
         </w:tblBorders>
+        <w:tblCellMar>
+          <w:left w:w="10" w:type="dxa"/>
+          <w:right w:w="10" w:type="dxa"/>
+        </w:tblCellMar>
+        <w:tblLook w:val="0000" w:firstRow="0" w:lastRow="0" w:firstColumn="0" w:lastColumn="0" w:noHBand="0" w:noVBand="0"/>
       </w:tblPr>
       <w:tblGrid>
         <w:gridCol w:w="2800"/>
@@ -1749,24 +2881,36 @@
         <w:gridCol w:w="3700"/>
       </w:tblGrid>
       <w:tr>
+        <w:tblPrEx>
+          <w:tblCellMar>
+            <w:top w:w="0" w:type="dxa"/>
+            <w:bottom w:w="0" w:type="dxa"/>
+          </w:tblCellMar>
+        </w:tblPrEx>
         <w:tc>
           <w:tcPr>
             <w:tcW w:w="2800" w:type="dxa"/>
-            <w:shd w:val="clear" w:fill="EFEFEF"/>
+            <w:shd w:val="clear" w:color="auto" w:fill="EFEFEF"/>
           </w:tcPr>
           <w:p>
             <w:r>
               <w:rPr>
                 <w:b/>
               </w:rPr>
-              <w:t>Endpoint</w:t>
+              <w:t>E</w:t>
+            </w:r>
+            <w:r>
+              <w:rPr>
+                <w:b/>
+              </w:rPr>
+              <w:t>ndpoint</w:t>
             </w:r>
           </w:p>
         </w:tc>
         <w:tc>
           <w:tcPr>
             <w:tcW w:w="2800" w:type="dxa"/>
-            <w:shd w:val="clear" w:fill="EFEFEF"/>
+            <w:shd w:val="clear" w:color="auto" w:fill="EFEFEF"/>
           </w:tcPr>
           <w:p>
             <w:r>
@@ -1780,7 +2924,7 @@
         <w:tc>
           <w:tcPr>
             <w:tcW w:w="3700" w:type="dxa"/>
-            <w:shd w:val="clear" w:fill="EFEFEF"/>
+            <w:shd w:val="clear" w:color="auto" w:fill="EFEFEF"/>
           </w:tcPr>
           <w:p>
             <w:r>
@@ -1793,14 +2937,25 @@
         </w:tc>
       </w:tr>
       <w:tr>
+        <w:tblPrEx>
+          <w:tblCellMar>
+            <w:top w:w="0" w:type="dxa"/>
+            <w:bottom w:w="0" w:type="dxa"/>
+          </w:tblCellMar>
+        </w:tblPrEx>
         <w:tc>
           <w:tcPr>
             <w:tcW w:w="2800" w:type="dxa"/>
           </w:tcPr>
           <w:p>
             <w:r>
-              <w:t>POST /BagDoneDetail</w:t>
-            </w:r>
+              <w:t>POST /</w:t>
+            </w:r>
+            <w:proofErr w:type="spellStart"/>
+            <w:r>
+              <w:t>BagDoneDetail</w:t>
+            </w:r>
+            <w:proofErr w:type="spellEnd"/>
           </w:p>
         </w:tc>
         <w:tc>
@@ -1825,14 +2980,25 @@
         </w:tc>
       </w:tr>
       <w:tr>
+        <w:tblPrEx>
+          <w:tblCellMar>
+            <w:top w:w="0" w:type="dxa"/>
+            <w:bottom w:w="0" w:type="dxa"/>
+          </w:tblCellMar>
+        </w:tblPrEx>
         <w:tc>
           <w:tcPr>
             <w:tcW w:w="2800" w:type="dxa"/>
           </w:tcPr>
           <w:p>
             <w:r>
-              <w:t>POST /SubWorkType</w:t>
-            </w:r>
+              <w:t>POST /</w:t>
+            </w:r>
+            <w:proofErr w:type="spellStart"/>
+            <w:r>
+              <w:t>SubWorkType</w:t>
+            </w:r>
+            <w:proofErr w:type="spellEnd"/>
           </w:p>
         </w:tc>
         <w:tc>
@@ -1857,14 +3023,25 @@
         </w:tc>
       </w:tr>
       <w:tr>
+        <w:tblPrEx>
+          <w:tblCellMar>
+            <w:top w:w="0" w:type="dxa"/>
+            <w:bottom w:w="0" w:type="dxa"/>
+          </w:tblCellMar>
+        </w:tblPrEx>
         <w:tc>
           <w:tcPr>
             <w:tcW w:w="2800" w:type="dxa"/>
           </w:tcPr>
           <w:p>
             <w:r>
-              <w:t>POST /DummyAddBtnValidation</w:t>
-            </w:r>
+              <w:t>POST /</w:t>
+            </w:r>
+            <w:proofErr w:type="spellStart"/>
+            <w:r>
+              <w:t>DummyAddBtnValidation</w:t>
+            </w:r>
+            <w:proofErr w:type="spellEnd"/>
           </w:p>
         </w:tc>
         <w:tc>
@@ -1889,14 +3066,25 @@
         </w:tc>
       </w:tr>
       <w:tr>
+        <w:tblPrEx>
+          <w:tblCellMar>
+            <w:top w:w="0" w:type="dxa"/>
+            <w:bottom w:w="0" w:type="dxa"/>
+          </w:tblCellMar>
+        </w:tblPrEx>
         <w:tc>
           <w:tcPr>
             <w:tcW w:w="2800" w:type="dxa"/>
           </w:tcPr>
           <w:p>
             <w:r>
-              <w:t>POST /BagDoneWithFirstReceive</w:t>
-            </w:r>
+              <w:t>POST /</w:t>
+            </w:r>
+            <w:proofErr w:type="spellStart"/>
+            <w:r>
+              <w:t>BagDoneWithFirstReceive</w:t>
+            </w:r>
+            <w:proofErr w:type="spellEnd"/>
           </w:p>
         </w:tc>
         <w:tc>
@@ -1925,61 +3113,205 @@
       <w:pPr>
         <w:pStyle w:val="Heading3"/>
       </w:pPr>
-      <w:r>
-        <w:t>SubWorkType - Request Body</w:t>
-      </w:r>
-    </w:p>
-    <w:p>
-      <w:pPr>
-        <w:pStyle w:val="Code"/>
-      </w:pPr>
-      <w:r>
-        <w:t>{ "schr": "...", "workType": "H", "empCode": "12304", "appVersion": "1" }</w:t>
+      <w:proofErr w:type="spellStart"/>
+      <w:r>
+        <w:t>SubWorkType</w:t>
+      </w:r>
+      <w:proofErr w:type="spellEnd"/>
+      <w:r>
+        <w:t xml:space="preserve"> - Request Body</w:t>
+      </w:r>
+    </w:p>
+    <w:p>
+      <w:pPr>
+        <w:pStyle w:val="Code"/>
+      </w:pPr>
+      <w:proofErr w:type="gramStart"/>
+      <w:r>
+        <w:t>{ "</w:t>
+      </w:r>
+      <w:proofErr w:type="spellStart"/>
+      <w:proofErr w:type="gramEnd"/>
+      <w:r>
+        <w:t>schr</w:t>
+      </w:r>
+      <w:proofErr w:type="spellEnd"/>
+      <w:r>
+        <w:t>": "...", "</w:t>
+      </w:r>
+      <w:proofErr w:type="spellStart"/>
+      <w:r>
+        <w:t>wor</w:t>
+      </w:r>
+      <w:r>
+        <w:t>kType</w:t>
+      </w:r>
+      <w:proofErr w:type="spellEnd"/>
+      <w:r>
+        <w:t>": "H", "</w:t>
+      </w:r>
+      <w:proofErr w:type="spellStart"/>
+      <w:r>
+        <w:t>empCode</w:t>
+      </w:r>
+      <w:proofErr w:type="spellEnd"/>
+      <w:r>
+        <w:t>": "12304", "</w:t>
+      </w:r>
+      <w:proofErr w:type="spellStart"/>
+      <w:r>
+        <w:t>appVersion</w:t>
+      </w:r>
+      <w:proofErr w:type="spellEnd"/>
+      <w:r>
+        <w:t>": "1" }</w:t>
       </w:r>
     </w:p>
     <w:p>
       <w:pPr>
         <w:pStyle w:val="Heading3"/>
       </w:pPr>
-      <w:r>
-        <w:t>DummyAddBtnValidation - Request Body</w:t>
-      </w:r>
-    </w:p>
-    <w:p>
-      <w:pPr>
-        <w:pStyle w:val="Code"/>
-      </w:pPr>
-      <w:r>
-        <w:t xml:space="preserve">{ "empCd": "12304", "setId": 5, "inputQty": 2, "emrPcs": 4,</w:t>
-      </w:r>
-    </w:p>
-    <w:p>
-      <w:pPr>
-        <w:pStyle w:val="Code"/>
-      </w:pPr>
-      <w:r>
-        <w:t xml:space="preserve">  "emrStone": 4, "appVersion": "1" }</w:t>
-      </w:r>
-    </w:p>
-    <w:p>
-      <w:r>
-        <w:t>A "False" status here is a normal validation outcome (e.g. "Please Enter Proper Input Qty.") shown to the user, not treated as an error.</w:t>
+      <w:proofErr w:type="spellStart"/>
+      <w:r>
+        <w:t>DummyAddBtnValidation</w:t>
+      </w:r>
+      <w:proofErr w:type="spellEnd"/>
+      <w:r>
+        <w:t xml:space="preserve"> - Request Body</w:t>
+      </w:r>
+    </w:p>
+    <w:p>
+      <w:pPr>
+        <w:pStyle w:val="Code"/>
+      </w:pPr>
+      <w:proofErr w:type="gramStart"/>
+      <w:r>
+        <w:t>{ "</w:t>
+      </w:r>
+      <w:proofErr w:type="spellStart"/>
+      <w:proofErr w:type="gramEnd"/>
+      <w:r>
+        <w:t>empCd</w:t>
+      </w:r>
+      <w:proofErr w:type="spellEnd"/>
+      <w:r>
+        <w:t>": "12304", "</w:t>
+      </w:r>
+      <w:proofErr w:type="spellStart"/>
+      <w:r>
+        <w:t>setId</w:t>
+      </w:r>
+      <w:proofErr w:type="spellEnd"/>
+      <w:r>
+        <w:t>": 5, "</w:t>
+      </w:r>
+      <w:proofErr w:type="spellStart"/>
+      <w:r>
+        <w:t>inputQty</w:t>
+      </w:r>
+      <w:proofErr w:type="spellEnd"/>
+      <w:r>
+        <w:t>": 2, "</w:t>
+      </w:r>
+      <w:proofErr w:type="spellStart"/>
+      <w:r>
+        <w:t>emrPcs</w:t>
+      </w:r>
+      <w:proofErr w:type="spellEnd"/>
+      <w:r>
+        <w:t>": 4,</w:t>
+      </w:r>
+    </w:p>
+    <w:p>
+      <w:pPr>
+        <w:pStyle w:val="Code"/>
+      </w:pPr>
+      <w:r>
+        <w:t xml:space="preserve">  "</w:t>
+      </w:r>
+      <w:proofErr w:type="spellStart"/>
+      <w:r>
+        <w:t>emrStone</w:t>
+      </w:r>
+      <w:proofErr w:type="spellEnd"/>
+      <w:r>
+        <w:t>": 4, "</w:t>
+      </w:r>
+      <w:proofErr w:type="spellStart"/>
+      <w:r>
+        <w:t>appVersion</w:t>
+      </w:r>
+      <w:proofErr w:type="spellEnd"/>
+      <w:r>
+        <w:t>": "1</w:t>
+      </w:r>
+      <w:proofErr w:type="gramStart"/>
+      <w:r>
+        <w:t>" }</w:t>
+      </w:r>
+      <w:proofErr w:type="gramEnd"/>
+    </w:p>
+    <w:p>
+      <w:r>
+        <w:t xml:space="preserve">A "False" status here is a normal validation outcome (e.g. "Please </w:t>
+      </w:r>
+      <w:r>
+        <w:t>Enter Proper Input Qty.") shown to the user, not treated as an error.</w:t>
       </w:r>
     </w:p>
     <w:p>
       <w:pPr>
         <w:pStyle w:val="Heading3"/>
       </w:pPr>
-      <w:r>
-        <w:t>BagDoneWithFirstReceive - Request Body</w:t>
-      </w:r>
-    </w:p>
-    <w:p>
-      <w:pPr>
-        <w:pStyle w:val="Code"/>
-      </w:pPr>
-      <w:r>
-        <w:t>{ "trnId": "1001", "proId": "...", "empCd": "12304", "appVersion": "1" }</w:t>
+      <w:proofErr w:type="spellStart"/>
+      <w:r>
+        <w:t>BagDoneWithFirstReceive</w:t>
+      </w:r>
+      <w:proofErr w:type="spellEnd"/>
+      <w:r>
+        <w:t xml:space="preserve"> - Request Body</w:t>
+      </w:r>
+    </w:p>
+    <w:p>
+      <w:pPr>
+        <w:pStyle w:val="Code"/>
+      </w:pPr>
+      <w:proofErr w:type="gramStart"/>
+      <w:r>
+        <w:t>{ "</w:t>
+      </w:r>
+      <w:proofErr w:type="spellStart"/>
+      <w:proofErr w:type="gramEnd"/>
+      <w:r>
+        <w:t>trnId</w:t>
+      </w:r>
+      <w:proofErr w:type="spellEnd"/>
+      <w:r>
+        <w:t>": "1001", "</w:t>
+      </w:r>
+      <w:proofErr w:type="spellStart"/>
+      <w:r>
+        <w:t>proId</w:t>
+      </w:r>
+      <w:proofErr w:type="spellEnd"/>
+      <w:r>
+        <w:t>": "...", "</w:t>
+      </w:r>
+      <w:proofErr w:type="spellStart"/>
+      <w:r>
+        <w:t>empCd</w:t>
+      </w:r>
+      <w:proofErr w:type="spellEnd"/>
+      <w:r>
+        <w:t>": "12304", "</w:t>
+      </w:r>
+      <w:proofErr w:type="spellStart"/>
+      <w:r>
+        <w:t>appVersion</w:t>
+      </w:r>
+      <w:proofErr w:type="spellEnd"/>
+      <w:r>
+        <w:t>": "1" }</w:t>
       </w:r>
     </w:p>
     <w:p>
@@ -1994,8 +3326,13 @@
       <w:pPr>
         <w:pStyle w:val="Placeholder"/>
       </w:pPr>
-      <w:r>
-        <w:t>[ Insert Done (Bag Completion) Screen screenshot here ]</w:t>
+      <w:proofErr w:type="gramStart"/>
+      <w:r>
+        <w:t>[ Insert</w:t>
+      </w:r>
+      <w:proofErr w:type="gramEnd"/>
+      <w:r>
+        <w:t xml:space="preserve"> Done (Bag Completion) Screen screenshot here ]</w:t>
       </w:r>
     </w:p>
     <w:p>
@@ -2003,7 +3340,10 @@
         <w:pStyle w:val="Heading2"/>
       </w:pPr>
       <w:r>
-        <w:t>Important Notes (Section 5)</w:t>
+        <w:t>Importa</w:t>
+      </w:r>
+      <w:r>
+        <w:t>nt Notes (Section 5)</w:t>
       </w:r>
     </w:p>
     <w:p>
@@ -2018,48 +3358,143 @@
       <w:pPr>
         <w:pStyle w:val="Bullet"/>
       </w:pPr>
-      <w:r>
-        <w:t>ImageAndVideoUrls returns every possible image/video URL combination for a design, not only the ones that actually exist; the app checks each URL and silently drops any that don't resolve, so the gallery only ever shows real media.</w:t>
-      </w:r>
-    </w:p>
-    <w:p>
-      <w:pPr>
-        <w:pStyle w:val="Bullet"/>
-      </w:pPr>
-      <w:r>
-        <w:t>PauseReasonMaster is the one endpoint in this app whose "status" is a plain JSON boolean rather than the "True"/"False" string convention used almost everywhere else.</w:t>
-      </w:r>
-    </w:p>
-    <w:p>
-      <w:pPr>
-        <w:pStyle w:val="Bullet"/>
-      </w:pPr>
-      <w:r>
-        <w:t>BagTimeTracking accepts status as either a boolean or a string, since its exact contract was not fully confirmed during integration.</w:t>
-      </w:r>
-    </w:p>
-    <w:p>
-      <w:pPr>
-        <w:pStyle w:val="Bullet"/>
-      </w:pPr>
-      <w:r>
-        <w:t>At least one Setting/work row must be added to Pending Work before Submit is enabled on the Done screen.</w:t>
-      </w:r>
-    </w:p>
-    <w:p>
-      <w:pPr>
-        <w:pStyle w:val="Bullet"/>
-      </w:pPr>
-      <w:r>
-        <w:t>Submitting on the Done screen shows a confirmation dialog ("Are you sure you want to save this work entry?") before the API call is made.</w:t>
-      </w:r>
-    </w:p>
-    <w:p>
-      <w:pPr>
-        <w:pStyle w:val="Bullet"/>
-      </w:pPr>
-      <w:r>
-        <w:t>All four Done-screen endpoints (BagDoneDetail, SubWorkType, DummyAddBtnValidation, BagDoneWithFirstReceive) always hit the live backend - there is no mock/offline mode for this screen.</w:t>
+      <w:proofErr w:type="spellStart"/>
+      <w:r>
+        <w:t>ImageAndVideoUrls</w:t>
+      </w:r>
+      <w:proofErr w:type="spellEnd"/>
+      <w:r>
+        <w:t xml:space="preserve"> returns every possible image/video URL combination for a design, not only the ones that actually exist; the</w:t>
+      </w:r>
+      <w:r>
+        <w:t xml:space="preserve"> app checks each URL and silently drops any that don't resolve, so the gallery only ever shows real media.</w:t>
+      </w:r>
+    </w:p>
+    <w:p>
+      <w:pPr>
+        <w:pStyle w:val="Bullet"/>
+      </w:pPr>
+      <w:proofErr w:type="spellStart"/>
+      <w:r>
+        <w:t>PauseReasonMaster</w:t>
+      </w:r>
+      <w:proofErr w:type="spellEnd"/>
+      <w:r>
+        <w:t xml:space="preserve"> is the one endpoint in this app whose "status" is a plain JSON </w:t>
+      </w:r>
+      <w:proofErr w:type="spellStart"/>
+      <w:proofErr w:type="gramStart"/>
+      <w:r>
+        <w:t>boolean</w:t>
+      </w:r>
+      <w:proofErr w:type="spellEnd"/>
+      <w:proofErr w:type="gramEnd"/>
+      <w:r>
+        <w:t xml:space="preserve"> rather than the "True"/"False" string convention used almost</w:t>
+      </w:r>
+      <w:r>
+        <w:t xml:space="preserve"> everywhere else.</w:t>
+      </w:r>
+    </w:p>
+    <w:p>
+      <w:pPr>
+        <w:pStyle w:val="Bullet"/>
+      </w:pPr>
+      <w:proofErr w:type="spellStart"/>
+      <w:r>
+        <w:t>BagTimeTracking</w:t>
+      </w:r>
+      <w:proofErr w:type="spellEnd"/>
+      <w:r>
+        <w:t xml:space="preserve"> accepts status as either a </w:t>
+      </w:r>
+      <w:proofErr w:type="spellStart"/>
+      <w:proofErr w:type="gramStart"/>
+      <w:r>
+        <w:t>boolean</w:t>
+      </w:r>
+      <w:proofErr w:type="spellEnd"/>
+      <w:proofErr w:type="gramEnd"/>
+      <w:r>
+        <w:t xml:space="preserve"> or a string, since its exact contract was not fully confirmed during integration.</w:t>
+      </w:r>
+    </w:p>
+    <w:p>
+      <w:pPr>
+        <w:pStyle w:val="Bullet"/>
+      </w:pPr>
+      <w:r>
+        <w:lastRenderedPageBreak/>
+        <w:t xml:space="preserve">At least one Setting/work row must be added to Pending Work before Submit is enabled on the </w:t>
+      </w:r>
+      <w:proofErr w:type="gramStart"/>
+      <w:r>
+        <w:t>Done</w:t>
+      </w:r>
+      <w:proofErr w:type="gramEnd"/>
+      <w:r>
+        <w:t xml:space="preserve"> screen.</w:t>
+      </w:r>
+    </w:p>
+    <w:p>
+      <w:pPr>
+        <w:pStyle w:val="Bullet"/>
+      </w:pPr>
+      <w:r>
+        <w:t xml:space="preserve">Submitting on the </w:t>
+      </w:r>
+      <w:proofErr w:type="gramStart"/>
+      <w:r>
+        <w:t>Done</w:t>
+      </w:r>
+      <w:proofErr w:type="gramEnd"/>
+      <w:r>
+        <w:t xml:space="preserve"> screen shows a confirmation dialog ("Are you sure you want to save this work entry?") before the API call is made.</w:t>
+      </w:r>
+    </w:p>
+    <w:p>
+      <w:pPr>
+        <w:pStyle w:val="Bullet"/>
+      </w:pPr>
+      <w:r>
+        <w:t>All four Done-screen endpoints (</w:t>
+      </w:r>
+      <w:proofErr w:type="spellStart"/>
+      <w:r>
+        <w:t>BagDoneDetail</w:t>
+      </w:r>
+      <w:proofErr w:type="spellEnd"/>
+      <w:r>
+        <w:t xml:space="preserve">, </w:t>
+      </w:r>
+      <w:proofErr w:type="spellStart"/>
+      <w:r>
+        <w:t>SubWorkType</w:t>
+      </w:r>
+      <w:proofErr w:type="spellEnd"/>
+      <w:r>
+        <w:t xml:space="preserve">, </w:t>
+      </w:r>
+      <w:proofErr w:type="spellStart"/>
+      <w:r>
+        <w:t>DummyAddBtnValidation</w:t>
+      </w:r>
+      <w:proofErr w:type="spellEnd"/>
+      <w:r>
+        <w:t xml:space="preserve">, </w:t>
+      </w:r>
+      <w:proofErr w:type="spellStart"/>
+      <w:proofErr w:type="gramStart"/>
+      <w:r>
+        <w:t>BagDoneWithFirstReceive</w:t>
+      </w:r>
+      <w:proofErr w:type="spellEnd"/>
+      <w:proofErr w:type="gramEnd"/>
+      <w:r>
+        <w:t>) always hit</w:t>
+      </w:r>
+      <w:r>
+        <w:t xml:space="preserve"> the live backend - there is no mock/offline mode for this screen.</w:t>
       </w:r>
     </w:p>
     <w:p>
@@ -2093,7 +3528,18 @@
     </w:p>
     <w:p>
       <w:r>
-        <w:t>Shows the signed-in employee's Used/Unused/Total punched minutes for a selected month: a Till Date Summary card (donut chart plus three equal-width value chips - Used, Unused, Total) and a daily bar chart broken down by day of that month.</w:t>
+        <w:t>Shows the signed-in employee's Used/Unused/Total punched minutes for a select</w:t>
+      </w:r>
+      <w:r>
+        <w:t xml:space="preserve">ed month: a Till Date Summary card (donut chart plus three equal-width value chips - Used, Unused, </w:t>
+      </w:r>
+      <w:proofErr w:type="gramStart"/>
+      <w:r>
+        <w:t>Total</w:t>
+      </w:r>
+      <w:proofErr w:type="gramEnd"/>
+      <w:r>
+        <w:t>) and a daily bar chart broken down by day of that month.</w:t>
       </w:r>
     </w:p>
     <w:p>
@@ -2107,24 +3553,36 @@
     <w:tbl>
       <w:tblPr>
         <w:tblW w:w="0" w:type="auto"/>
+        <w:tblInd w:w="10" w:type="dxa"/>
         <w:tblBorders>
-          <w:top w:val="single" w:sz="4" w:color="999999"/>
-          <w:left w:val="single" w:sz="4" w:color="999999"/>
-          <w:bottom w:val="single" w:sz="4" w:color="999999"/>
-          <w:right w:val="single" w:sz="4" w:color="999999"/>
-          <w:insideH w:val="single" w:sz="4" w:color="999999"/>
-          <w:insideV w:val="single" w:sz="4" w:color="999999"/>
+          <w:top w:val="single" w:sz="4" w:space="0" w:color="999999"/>
+          <w:left w:val="single" w:sz="4" w:space="0" w:color="999999"/>
+          <w:bottom w:val="single" w:sz="4" w:space="0" w:color="999999"/>
+          <w:right w:val="single" w:sz="4" w:space="0" w:color="999999"/>
+          <w:insideH w:val="single" w:sz="4" w:space="0" w:color="999999"/>
+          <w:insideV w:val="single" w:sz="4" w:space="0" w:color="999999"/>
         </w:tblBorders>
+        <w:tblCellMar>
+          <w:left w:w="10" w:type="dxa"/>
+          <w:right w:w="10" w:type="dxa"/>
+        </w:tblCellMar>
+        <w:tblLook w:val="0000" w:firstRow="0" w:lastRow="0" w:firstColumn="0" w:lastColumn="0" w:noHBand="0" w:noVBand="0"/>
       </w:tblPr>
       <w:tblGrid>
         <w:gridCol w:w="2500"/>
         <w:gridCol w:w="6800"/>
       </w:tblGrid>
       <w:tr>
+        <w:tblPrEx>
+          <w:tblCellMar>
+            <w:top w:w="0" w:type="dxa"/>
+            <w:bottom w:w="0" w:type="dxa"/>
+          </w:tblCellMar>
+        </w:tblPrEx>
         <w:tc>
           <w:tcPr>
             <w:tcW w:w="2500" w:type="dxa"/>
-            <w:shd w:val="clear" w:fill="EFEFEF"/>
+            <w:shd w:val="clear" w:color="auto" w:fill="EFEFEF"/>
           </w:tcPr>
           <w:p>
             <w:r>
@@ -2141,16 +3599,27 @@
           </w:tcPr>
           <w:p>
             <w:r>
-              <w:t>POST /ArtistTimeUtilizationReport</w:t>
-            </w:r>
+              <w:t>POST /</w:t>
+            </w:r>
+            <w:proofErr w:type="spellStart"/>
+            <w:r>
+              <w:t>ArtistTimeUtilizationReport</w:t>
+            </w:r>
+            <w:proofErr w:type="spellEnd"/>
           </w:p>
         </w:tc>
       </w:tr>
       <w:tr>
+        <w:tblPrEx>
+          <w:tblCellMar>
+            <w:top w:w="0" w:type="dxa"/>
+            <w:bottom w:w="0" w:type="dxa"/>
+          </w:tblCellMar>
+        </w:tblPrEx>
         <w:tc>
           <w:tcPr>
             <w:tcW w:w="2500" w:type="dxa"/>
-            <w:shd w:val="clear" w:fill="EFEFEF"/>
+            <w:shd w:val="clear" w:color="auto" w:fill="EFEFEF"/>
           </w:tcPr>
           <w:p>
             <w:r>
@@ -2167,7 +3636,10 @@
           </w:tcPr>
           <w:p>
             <w:r>
-              <w:t>Screen open only (not re-called when the month dropdown changes)</w:t>
+              <w:t xml:space="preserve">Screen open only (not </w:t>
+            </w:r>
+            <w:r>
+              <w:t>re-called when the month dropdown changes)</w:t>
             </w:r>
           </w:p>
         </w:tc>
@@ -2185,8 +3657,18 @@
       <w:pPr>
         <w:pStyle w:val="Code"/>
       </w:pPr>
-      <w:r>
-        <w:t>{ "empCd": 12304 }</w:t>
+      <w:proofErr w:type="gramStart"/>
+      <w:r>
+        <w:t>{ "</w:t>
+      </w:r>
+      <w:proofErr w:type="spellStart"/>
+      <w:proofErr w:type="gramEnd"/>
+      <w:r>
+        <w:t>empCd</w:t>
+      </w:r>
+      <w:proofErr w:type="spellEnd"/>
+      <w:r>
+        <w:t>": 12304 }</w:t>
       </w:r>
     </w:p>
     <w:p>
@@ -2210,23 +3692,79 @@
         <w:pStyle w:val="Code"/>
       </w:pPr>
       <w:r>
-        <w:t xml:space="preserve">  "status": "True", "message": "Success",</w:t>
-      </w:r>
-    </w:p>
-    <w:p>
-      <w:pPr>
-        <w:pStyle w:val="Code"/>
-      </w:pPr>
-      <w:r>
-        <w:t xml:space="preserve">  "data": [ { "WorkDate": "2026-08-01", "UsedMinutes": 180.53,</w:t>
-      </w:r>
-    </w:p>
-    <w:p>
-      <w:pPr>
-        <w:pStyle w:val="Code"/>
-      </w:pPr>
-      <w:r>
-        <w:t xml:space="preserve">    "UnusedMinutes": 372.47, "PunchedMinutes": 553.00 } ]</w:t>
+        <w:t xml:space="preserve">  "</w:t>
+      </w:r>
+      <w:proofErr w:type="gramStart"/>
+      <w:r>
+        <w:t>status</w:t>
+      </w:r>
+      <w:proofErr w:type="gramEnd"/>
+      <w:r>
+        <w:t>": "True", "message": "Success",</w:t>
+      </w:r>
+    </w:p>
+    <w:p>
+      <w:pPr>
+        <w:pStyle w:val="Code"/>
+      </w:pPr>
+      <w:r>
+        <w:t xml:space="preserve">  "</w:t>
+      </w:r>
+      <w:proofErr w:type="gramStart"/>
+      <w:r>
+        <w:t>data</w:t>
+      </w:r>
+      <w:proofErr w:type="gramEnd"/>
+      <w:r>
+        <w:t>": [ { "</w:t>
+      </w:r>
+      <w:proofErr w:type="spellStart"/>
+      <w:r>
+        <w:t>WorkDate</w:t>
+      </w:r>
+      <w:proofErr w:type="spellEnd"/>
+      <w:r>
+        <w:t>": "2026-08-01", "</w:t>
+      </w:r>
+      <w:proofErr w:type="spellStart"/>
+      <w:r>
+        <w:t>UsedMinutes</w:t>
+      </w:r>
+      <w:proofErr w:type="spellEnd"/>
+      <w:r>
+        <w:t>": 180.53,</w:t>
+      </w:r>
+    </w:p>
+    <w:p>
+      <w:pPr>
+        <w:pStyle w:val="Code"/>
+      </w:pPr>
+      <w:r>
+        <w:t xml:space="preserve">    "</w:t>
+      </w:r>
+      <w:proofErr w:type="spellStart"/>
+      <w:r>
+        <w:t>UnusedMinutes</w:t>
+      </w:r>
+      <w:proofErr w:type="spellEnd"/>
+      <w:r>
+        <w:t>": 372.47, "</w:t>
+      </w:r>
+      <w:proofErr w:type="spellStart"/>
+      <w:r>
+        <w:t>PunchedMinutes</w:t>
+      </w:r>
+      <w:proofErr w:type="spellEnd"/>
+      <w:r>
+        <w:t xml:space="preserve">": </w:t>
+      </w:r>
+      <w:proofErr w:type="gramStart"/>
+      <w:r>
+        <w:t>553.00 }</w:t>
+      </w:r>
+      <w:proofErr w:type="gramEnd"/>
+      <w:r>
+        <w:t xml:space="preserve"> ]</w:t>
       </w:r>
     </w:p>
     <w:p>
@@ -2249,8 +3787,13 @@
       <w:pPr>
         <w:pStyle w:val="Placeholder"/>
       </w:pPr>
-      <w:r>
-        <w:t>[ Insert Timing Report Screen screenshot here ]</w:t>
+      <w:proofErr w:type="gramStart"/>
+      <w:r>
+        <w:t>[ Insert</w:t>
+      </w:r>
+      <w:proofErr w:type="gramEnd"/>
+      <w:r>
+        <w:t xml:space="preserve"> Timing Report Screen screenshot here ]</w:t>
       </w:r>
     </w:p>
     <w:p>
@@ -2266,7 +3809,11 @@
         <w:pStyle w:val="Bullet"/>
       </w:pPr>
       <w:r>
-        <w:t>This endpoint is scoped by employee only - there are no date/month request parameters. The full available history is fetched once, and the month dropdown filters that same in-memory data on-device.</w:t>
+        <w:lastRenderedPageBreak/>
+        <w:t xml:space="preserve">This endpoint is scoped by employee only - there are no date/month request parameters. The full available history is fetched once, and the month dropdown filters that same </w:t>
+      </w:r>
+      <w:r>
+        <w:t>in-memory data on-device.</w:t>
       </w:r>
     </w:p>
     <w:p>
@@ -2282,15 +3829,29 @@
         <w:pStyle w:val="Bullet"/>
       </w:pPr>
       <w:r>
-        <w:t>The number of bars on the daily chart always equals the real number of days in the selected month (28-31); any day the API did not return is shown as a zero-value bar rather than shrinking the chart.</w:t>
-      </w:r>
-    </w:p>
-    <w:p>
-      <w:pPr>
-        <w:pStyle w:val="Bullet"/>
-      </w:pPr>
-      <w:r>
-        <w:t>Total Minutes on the summary card is the sum of PunchedMinutes specifically, not simply Used + Unused, since the API does not guarantee those always add up exactly.</w:t>
+        <w:t xml:space="preserve">The number of bars on the daily </w:t>
+      </w:r>
+      <w:r>
+        <w:t>chart always equals the real number of days in the selected month (28-31); any day the API did not return is shown as a zero-value bar rather than shrinking the chart.</w:t>
+      </w:r>
+    </w:p>
+    <w:p>
+      <w:pPr>
+        <w:pStyle w:val="Bullet"/>
+      </w:pPr>
+      <w:r>
+        <w:t xml:space="preserve">Total Minutes on the summary card is the sum of </w:t>
+      </w:r>
+      <w:proofErr w:type="spellStart"/>
+      <w:r>
+        <w:t>PunchedMinutes</w:t>
+      </w:r>
+      <w:proofErr w:type="spellEnd"/>
+      <w:r>
+        <w:t xml:space="preserve"> specifically, not simply </w:t>
+      </w:r>
+      <w:r>
+        <w:t>Used + Unused, since the API does not guarantee those always add up exactly.</w:t>
       </w:r>
     </w:p>
     <w:p>
@@ -2319,7 +3880,10 @@
     </w:p>
     <w:p>
       <w:r>
-        <w:t>Artist Production Report (reached via Navigation Drawer -&gt; Reports -&gt; Artist Production).</w:t>
+        <w:t>Artist Production Report (reached via Navigation Drawer -&gt; Reports -</w:t>
+      </w:r>
+      <w:r>
+        <w:t>&gt; Artist Production).</w:t>
       </w:r>
     </w:p>
     <w:p>
@@ -2331,8 +3895,24 @@
       </w:r>
     </w:p>
     <w:p>
-      <w:r>
-        <w:t>Lets the employee pick a From/To date range and view three KPI totals (Actual Bag Pieces, Parts Qty, Total Points) alongside a Production Detail table (every work item in range) and a Work Type Summary table (totals grouped by work type/process, including the API's own grand-total rows).</w:t>
+      <w:proofErr w:type="spellStart"/>
+      <w:r>
+        <w:t>Lets</w:t>
+      </w:r>
+      <w:proofErr w:type="spellEnd"/>
+      <w:r>
+        <w:t xml:space="preserve"> the employee pick a From/To date range and view three KPI totals (Actual Bag Pieces, Parts </w:t>
+      </w:r>
+      <w:proofErr w:type="spellStart"/>
+      <w:r>
+        <w:t>Qty</w:t>
+      </w:r>
+      <w:proofErr w:type="spellEnd"/>
+      <w:r>
+        <w:t>, Total Points) alongside a Production Detail table (every work item in range) and a Work Type Summary table (totals grouped by</w:t>
+      </w:r>
+      <w:r>
+        <w:t xml:space="preserve"> work type/process, including the API's own grand-total rows).</w:t>
       </w:r>
     </w:p>
     <w:p>
@@ -2346,24 +3926,36 @@
     <w:tbl>
       <w:tblPr>
         <w:tblW w:w="0" w:type="auto"/>
+        <w:tblInd w:w="10" w:type="dxa"/>
         <w:tblBorders>
-          <w:top w:val="single" w:sz="4" w:color="999999"/>
-          <w:left w:val="single" w:sz="4" w:color="999999"/>
-          <w:bottom w:val="single" w:sz="4" w:color="999999"/>
-          <w:right w:val="single" w:sz="4" w:color="999999"/>
-          <w:insideH w:val="single" w:sz="4" w:color="999999"/>
-          <w:insideV w:val="single" w:sz="4" w:color="999999"/>
+          <w:top w:val="single" w:sz="4" w:space="0" w:color="999999"/>
+          <w:left w:val="single" w:sz="4" w:space="0" w:color="999999"/>
+          <w:bottom w:val="single" w:sz="4" w:space="0" w:color="999999"/>
+          <w:right w:val="single" w:sz="4" w:space="0" w:color="999999"/>
+          <w:insideH w:val="single" w:sz="4" w:space="0" w:color="999999"/>
+          <w:insideV w:val="single" w:sz="4" w:space="0" w:color="999999"/>
         </w:tblBorders>
+        <w:tblCellMar>
+          <w:left w:w="10" w:type="dxa"/>
+          <w:right w:w="10" w:type="dxa"/>
+        </w:tblCellMar>
+        <w:tblLook w:val="0000" w:firstRow="0" w:lastRow="0" w:firstColumn="0" w:lastColumn="0" w:noHBand="0" w:noVBand="0"/>
       </w:tblPr>
       <w:tblGrid>
         <w:gridCol w:w="2500"/>
         <w:gridCol w:w="6800"/>
       </w:tblGrid>
       <w:tr>
+        <w:tblPrEx>
+          <w:tblCellMar>
+            <w:top w:w="0" w:type="dxa"/>
+            <w:bottom w:w="0" w:type="dxa"/>
+          </w:tblCellMar>
+        </w:tblPrEx>
         <w:tc>
           <w:tcPr>
             <w:tcW w:w="2500" w:type="dxa"/>
-            <w:shd w:val="clear" w:fill="EFEFEF"/>
+            <w:shd w:val="clear" w:color="auto" w:fill="EFEFEF"/>
           </w:tcPr>
           <w:p>
             <w:r>
@@ -2380,16 +3972,27 @@
           </w:tcPr>
           <w:p>
             <w:r>
-              <w:t>POST /ArtistProductionRpt</w:t>
-            </w:r>
+              <w:t>POST /</w:t>
+            </w:r>
+            <w:proofErr w:type="spellStart"/>
+            <w:r>
+              <w:t>ArtistProductionRpt</w:t>
+            </w:r>
+            <w:proofErr w:type="spellEnd"/>
           </w:p>
         </w:tc>
       </w:tr>
       <w:tr>
+        <w:tblPrEx>
+          <w:tblCellMar>
+            <w:top w:w="0" w:type="dxa"/>
+            <w:bottom w:w="0" w:type="dxa"/>
+          </w:tblCellMar>
+        </w:tblPrEx>
         <w:tc>
           <w:tcPr>
             <w:tcW w:w="2500" w:type="dxa"/>
-            <w:shd w:val="clear" w:fill="EFEFEF"/>
+            <w:shd w:val="clear" w:color="auto" w:fill="EFEFEF"/>
           </w:tcPr>
           <w:p>
             <w:r>
@@ -2433,15 +4036,51 @@
         <w:pStyle w:val="Code"/>
       </w:pPr>
       <w:r>
-        <w:t xml:space="preserve">  "frDt": "2026-07-01", "toDt": "2026-07-30",</w:t>
-      </w:r>
-    </w:p>
-    <w:p>
-      <w:pPr>
-        <w:pStyle w:val="Code"/>
-      </w:pPr>
-      <w:r>
-        <w:t xml:space="preserve">  "empCd": "12304", "appVersion": "1"</w:t>
+        <w:t xml:space="preserve">  "</w:t>
+      </w:r>
+      <w:proofErr w:type="spellStart"/>
+      <w:proofErr w:type="gramStart"/>
+      <w:r>
+        <w:t>frDt</w:t>
+      </w:r>
+      <w:proofErr w:type="spellEnd"/>
+      <w:proofErr w:type="gramEnd"/>
+      <w:r>
+        <w:t>": "2026-07-01", "</w:t>
+      </w:r>
+      <w:proofErr w:type="spellStart"/>
+      <w:r>
+        <w:t>toDt</w:t>
+      </w:r>
+      <w:proofErr w:type="spellEnd"/>
+      <w:r>
+        <w:t>": "2026-07-30",</w:t>
+      </w:r>
+    </w:p>
+    <w:p>
+      <w:pPr>
+        <w:pStyle w:val="Code"/>
+      </w:pPr>
+      <w:r>
+        <w:t xml:space="preserve">  "</w:t>
+      </w:r>
+      <w:proofErr w:type="spellStart"/>
+      <w:proofErr w:type="gramStart"/>
+      <w:r>
+        <w:t>empCd</w:t>
+      </w:r>
+      <w:proofErr w:type="spellEnd"/>
+      <w:proofErr w:type="gramEnd"/>
+      <w:r>
+        <w:t>": "12304", "</w:t>
+      </w:r>
+      <w:proofErr w:type="spellStart"/>
+      <w:r>
+        <w:t>appVersion</w:t>
+      </w:r>
+      <w:proofErr w:type="spellEnd"/>
+      <w:r>
+        <w:t>": "1"</w:t>
       </w:r>
     </w:p>
     <w:p>
@@ -2473,60 +4112,163 @@
         <w:pStyle w:val="Code"/>
       </w:pPr>
       <w:r>
-        <w:t xml:space="preserve">  "status": "True", "message": "Success",</w:t>
-      </w:r>
-    </w:p>
-    <w:p>
-      <w:pPr>
-        <w:pStyle w:val="Code"/>
-      </w:pPr>
-      <w:r>
-        <w:t xml:space="preserve">  "data": { "totalPieces": 568, "parts": 10269, "points": 41504.00,</w:t>
-      </w:r>
-    </w:p>
-    <w:p>
-      <w:pPr>
-        <w:pStyle w:val="Code"/>
-      </w:pPr>
-      <w:r>
-        <w:t xml:space="preserve">    "detail": [ { "WorkType": "H", "Prediction": "SQUARE POINTER",</w:t>
-      </w:r>
-    </w:p>
-    <w:p>
-      <w:pPr>
-        <w:pStyle w:val="Code"/>
-      </w:pPr>
-      <w:r>
-        <w:t xml:space="preserve">      "ActualPcsStone": 961.0, "TotalPoints": 7688.000 } ],</w:t>
-      </w:r>
-    </w:p>
-    <w:p>
-      <w:pPr>
-        <w:pStyle w:val="Code"/>
-      </w:pPr>
-      <w:r>
-        <w:t xml:space="preserve">    "summary": [ { "Process": "H", "ActualPcsStone": 3518.0,</w:t>
-      </w:r>
-    </w:p>
-    <w:p>
-      <w:pPr>
-        <w:pStyle w:val="Code"/>
-      </w:pPr>
-      <w:r>
-        <w:t xml:space="preserve">      "TotalPoints": 30310.500 } ] }</w:t>
-      </w:r>
-    </w:p>
-    <w:p>
-      <w:pPr>
-        <w:pStyle w:val="Code"/>
-      </w:pPr>
-      <w:r>
+        <w:t xml:space="preserve">  "</w:t>
+      </w:r>
+      <w:proofErr w:type="gramStart"/>
+      <w:r>
+        <w:t>status</w:t>
+      </w:r>
+      <w:proofErr w:type="gramEnd"/>
+      <w:r>
+        <w:t>": "True", "message": "Success",</w:t>
+      </w:r>
+    </w:p>
+    <w:p>
+      <w:pPr>
+        <w:pStyle w:val="Code"/>
+      </w:pPr>
+      <w:r>
+        <w:t xml:space="preserve">  "</w:t>
+      </w:r>
+      <w:proofErr w:type="gramStart"/>
+      <w:r>
+        <w:t>data</w:t>
+      </w:r>
+      <w:proofErr w:type="gramEnd"/>
+      <w:r>
+        <w:t>": { "</w:t>
+      </w:r>
+      <w:proofErr w:type="spellStart"/>
+      <w:r>
+        <w:t>totalPieces</w:t>
+      </w:r>
+      <w:proofErr w:type="spellEnd"/>
+      <w:r>
+        <w:t>": 568, "parts": 10269, "points": 41504.00,</w:t>
+      </w:r>
+    </w:p>
+    <w:p>
+      <w:pPr>
+        <w:pStyle w:val="Code"/>
+      </w:pPr>
+      <w:r>
+        <w:t xml:space="preserve">    "</w:t>
+      </w:r>
+      <w:proofErr w:type="gramStart"/>
+      <w:r>
+        <w:t>detail</w:t>
+      </w:r>
+      <w:proofErr w:type="gramEnd"/>
+      <w:r>
+        <w:t>": [ { "</w:t>
+      </w:r>
+      <w:proofErr w:type="spellStart"/>
+      <w:r>
+        <w:t>WorkType</w:t>
+      </w:r>
+      <w:proofErr w:type="spellEnd"/>
+      <w:r>
+        <w:t>": "H", "Prediction": "SQUARE POINTER",</w:t>
+      </w:r>
+    </w:p>
+    <w:p>
+      <w:pPr>
+        <w:pStyle w:val="Code"/>
+      </w:pPr>
+      <w:r>
+        <w:t xml:space="preserve">      "</w:t>
+      </w:r>
+      <w:proofErr w:type="spellStart"/>
+      <w:r>
+        <w:t>ActualPcsStone</w:t>
+      </w:r>
+      <w:proofErr w:type="spellEnd"/>
+      <w:r>
+        <w:t>"</w:t>
+      </w:r>
+      <w:r>
+        <w:t>: 961.0, "</w:t>
+      </w:r>
+      <w:proofErr w:type="spellStart"/>
+      <w:r>
+        <w:t>TotalPoints</w:t>
+      </w:r>
+      <w:proofErr w:type="spellEnd"/>
+      <w:r>
+        <w:t xml:space="preserve">": </w:t>
+      </w:r>
+      <w:proofErr w:type="gramStart"/>
+      <w:r>
+        <w:t>7688.000 }</w:t>
+      </w:r>
+      <w:proofErr w:type="gramEnd"/>
+      <w:r>
+        <w:t xml:space="preserve"> ],</w:t>
+      </w:r>
+    </w:p>
+    <w:p>
+      <w:pPr>
+        <w:pStyle w:val="Code"/>
+      </w:pPr>
+      <w:r>
+        <w:t xml:space="preserve">    "</w:t>
+      </w:r>
+      <w:proofErr w:type="gramStart"/>
+      <w:r>
+        <w:t>summary</w:t>
+      </w:r>
+      <w:proofErr w:type="gramEnd"/>
+      <w:r>
+        <w:t>": [ { "Process": "H", "</w:t>
+      </w:r>
+      <w:proofErr w:type="spellStart"/>
+      <w:r>
+        <w:t>ActualPcsStone</w:t>
+      </w:r>
+      <w:proofErr w:type="spellEnd"/>
+      <w:r>
+        <w:t>": 3518.0,</w:t>
+      </w:r>
+    </w:p>
+    <w:p>
+      <w:pPr>
+        <w:pStyle w:val="Code"/>
+      </w:pPr>
+      <w:r>
+        <w:t xml:space="preserve">      "</w:t>
+      </w:r>
+      <w:proofErr w:type="spellStart"/>
+      <w:r>
+        <w:t>TotalPoints</w:t>
+      </w:r>
+      <w:proofErr w:type="spellEnd"/>
+      <w:r>
+        <w:t xml:space="preserve">": </w:t>
+      </w:r>
+      <w:proofErr w:type="gramStart"/>
+      <w:r>
+        <w:t>30310.500 }</w:t>
+      </w:r>
+      <w:proofErr w:type="gramEnd"/>
+      <w:r>
+        <w:t xml:space="preserve"> ] }</w:t>
+      </w:r>
+    </w:p>
+    <w:p>
+      <w:pPr>
+        <w:pStyle w:val="Code"/>
+      </w:pPr>
+      <w:r>
+        <w:lastRenderedPageBreak/>
         <w:t>}</w:t>
       </w:r>
     </w:p>
     <w:p>
       <w:r>
-        <w:t>Despite its name, "Prediction" holds a work-item description (e.g. "SQUARE POINTER"), not a numeric value - it is bound to the table's "Work" column.</w:t>
+        <w:t>Despite its name, "Prediction" holds a work-item description (e.g. "SQUARE POINTER"), not a numeric value - it is boun</w:t>
+      </w:r>
+      <w:r>
+        <w:t>d to the table's "Work" column.</w:t>
       </w:r>
     </w:p>
     <w:p>
@@ -2541,8 +4283,13 @@
       <w:pPr>
         <w:pStyle w:val="Placeholder"/>
       </w:pPr>
-      <w:r>
-        <w:t>[ Insert Artist Production Report Screen screenshot here ]</w:t>
+      <w:proofErr w:type="gramStart"/>
+      <w:r>
+        <w:t>[ Insert</w:t>
+      </w:r>
+      <w:proofErr w:type="gramEnd"/>
+      <w:r>
+        <w:t xml:space="preserve"> Artist Production Report Screen screenshot here ]</w:t>
       </w:r>
     </w:p>
     <w:p>
@@ -2566,39 +4313,88 @@
         <w:pStyle w:val="Bullet"/>
       </w:pPr>
       <w:r>
-        <w:t>The summary array already includes the backend's own "TOTAL :-" and "REPAIR TOTAL :-" aggregate rows, which are displayed as-is.</w:t>
-      </w:r>
-    </w:p>
-    <w:p>
-      <w:pPr>
-        <w:pStyle w:val="Bullet"/>
-      </w:pPr>
-      <w:r>
-        <w:t>From date must be on or before To date; attempting Show with From after To shows an "Alert/Warning" snackbar and does not call the API.</w:t>
-      </w:r>
-    </w:p>
-    <w:p>
-      <w:pPr>
-        <w:pStyle w:val="Bullet"/>
-      </w:pPr>
-      <w:r>
-        <w:t>Both date pickers block any date after today.</w:t>
-      </w:r>
-    </w:p>
-    <w:p>
-      <w:pPr>
-        <w:pStyle w:val="Bullet"/>
-      </w:pPr>
-      <w:r>
-        <w:t>Changing the From date clears the To date (it shows "Select Date" again) - the user must explicitly re-pick a To date before Show will run.</w:t>
-      </w:r>
-    </w:p>
-    <w:p>
-      <w:pPr>
-        <w:pStyle w:val="Bullet"/>
-      </w:pPr>
-      <w:r>
-        <w:t>Both report tables split their column width equally, with every cell centre-aligned.</w:t>
+        <w:t>The summary array</w:t>
+      </w:r>
+      <w:r>
+        <w:t xml:space="preserve"> already includes the </w:t>
+      </w:r>
+      <w:proofErr w:type="spellStart"/>
+      <w:r>
+        <w:t>backend's</w:t>
+      </w:r>
+      <w:proofErr w:type="spellEnd"/>
+      <w:r>
+        <w:t xml:space="preserve"> own "</w:t>
+      </w:r>
+      <w:proofErr w:type="gramStart"/>
+      <w:r>
+        <w:t>TOTAL :</w:t>
+      </w:r>
+      <w:proofErr w:type="gramEnd"/>
+      <w:r>
+        <w:t>-" and "REPAIR TOTAL :-" aggregate rows, which are displayed as-is.</w:t>
+      </w:r>
+    </w:p>
+    <w:p>
+      <w:pPr>
+        <w:pStyle w:val="Bullet"/>
+      </w:pPr>
+      <w:r>
+        <w:t xml:space="preserve">From date must be on or before </w:t>
+      </w:r>
+      <w:proofErr w:type="gramStart"/>
+      <w:r>
+        <w:t>To</w:t>
+      </w:r>
+      <w:proofErr w:type="gramEnd"/>
+      <w:r>
+        <w:t xml:space="preserve"> date; attempting Show with From after To shows an "Alert/Warning" </w:t>
+      </w:r>
+      <w:proofErr w:type="spellStart"/>
+      <w:r>
+        <w:t>snackbar</w:t>
+      </w:r>
+      <w:proofErr w:type="spellEnd"/>
+      <w:r>
+        <w:t xml:space="preserve"> and does not call the API.</w:t>
+      </w:r>
+    </w:p>
+    <w:p>
+      <w:pPr>
+        <w:pStyle w:val="Bullet"/>
+      </w:pPr>
+      <w:r>
+        <w:t>Both dat</w:t>
+      </w:r>
+      <w:r>
+        <w:t>e pickers block any date after today.</w:t>
+      </w:r>
+    </w:p>
+    <w:p>
+      <w:pPr>
+        <w:pStyle w:val="Bullet"/>
+      </w:pPr>
+      <w:r>
+        <w:t xml:space="preserve">Changing the </w:t>
+      </w:r>
+      <w:proofErr w:type="gramStart"/>
+      <w:r>
+        <w:t>From</w:t>
+      </w:r>
+      <w:proofErr w:type="gramEnd"/>
+      <w:r>
+        <w:t xml:space="preserve"> date clears the To date (it shows "Select Date" again) - the user must explicitly re-pick a To date before Show will run.</w:t>
+      </w:r>
+    </w:p>
+    <w:p>
+      <w:pPr>
+        <w:pStyle w:val="Bullet"/>
+      </w:pPr>
+      <w:r>
+        <w:t>Both report tables split their column width equally, with every cell centre-al</w:t>
+      </w:r>
+      <w:r>
+        <w:t>igned.</w:t>
       </w:r>
     </w:p>
     <w:p>
@@ -2642,8 +4438,16 @@
       </w:r>
     </w:p>
     <w:p>
-      <w:r>
-        <w:t>Lets the employee search a design by Style Number and view its full design master record: the design image plus General / BOM / Lab Details / History tabs, and an image/video gallery.</w:t>
+      <w:proofErr w:type="spellStart"/>
+      <w:r>
+        <w:t>Lets</w:t>
+      </w:r>
+      <w:proofErr w:type="spellEnd"/>
+      <w:r>
+        <w:t xml:space="preserve"> the employee search a design by Style Number and view its ful</w:t>
+      </w:r>
+      <w:r>
+        <w:t>l design master record: the design image plus General / BOM / Lab Details / History tabs, and an image/video gallery.</w:t>
       </w:r>
     </w:p>
     <w:p>
@@ -2657,14 +4461,20 @@
     <w:tbl>
       <w:tblPr>
         <w:tblW w:w="0" w:type="auto"/>
+        <w:tblInd w:w="10" w:type="dxa"/>
         <w:tblBorders>
-          <w:top w:val="single" w:sz="4" w:color="999999"/>
-          <w:left w:val="single" w:sz="4" w:color="999999"/>
-          <w:bottom w:val="single" w:sz="4" w:color="999999"/>
-          <w:right w:val="single" w:sz="4" w:color="999999"/>
-          <w:insideH w:val="single" w:sz="4" w:color="999999"/>
-          <w:insideV w:val="single" w:sz="4" w:color="999999"/>
+          <w:top w:val="single" w:sz="4" w:space="0" w:color="999999"/>
+          <w:left w:val="single" w:sz="4" w:space="0" w:color="999999"/>
+          <w:bottom w:val="single" w:sz="4" w:space="0" w:color="999999"/>
+          <w:right w:val="single" w:sz="4" w:space="0" w:color="999999"/>
+          <w:insideH w:val="single" w:sz="4" w:space="0" w:color="999999"/>
+          <w:insideV w:val="single" w:sz="4" w:space="0" w:color="999999"/>
         </w:tblBorders>
+        <w:tblCellMar>
+          <w:left w:w="10" w:type="dxa"/>
+          <w:right w:w="10" w:type="dxa"/>
+        </w:tblCellMar>
+        <w:tblLook w:val="0000" w:firstRow="0" w:lastRow="0" w:firstColumn="0" w:lastColumn="0" w:noHBand="0" w:noVBand="0"/>
       </w:tblPr>
       <w:tblGrid>
         <w:gridCol w:w="2800"/>
@@ -2672,10 +4482,16 @@
         <w:gridCol w:w="3700"/>
       </w:tblGrid>
       <w:tr>
+        <w:tblPrEx>
+          <w:tblCellMar>
+            <w:top w:w="0" w:type="dxa"/>
+            <w:bottom w:w="0" w:type="dxa"/>
+          </w:tblCellMar>
+        </w:tblPrEx>
         <w:tc>
           <w:tcPr>
             <w:tcW w:w="2800" w:type="dxa"/>
-            <w:shd w:val="clear" w:fill="EFEFEF"/>
+            <w:shd w:val="clear" w:color="auto" w:fill="EFEFEF"/>
           </w:tcPr>
           <w:p>
             <w:r>
@@ -2689,7 +4505,7 @@
         <w:tc>
           <w:tcPr>
             <w:tcW w:w="2800" w:type="dxa"/>
-            <w:shd w:val="clear" w:fill="EFEFEF"/>
+            <w:shd w:val="clear" w:color="auto" w:fill="EFEFEF"/>
           </w:tcPr>
           <w:p>
             <w:r>
@@ -2703,7 +4519,7 @@
         <w:tc>
           <w:tcPr>
             <w:tcW w:w="3700" w:type="dxa"/>
-            <w:shd w:val="clear" w:fill="EFEFEF"/>
+            <w:shd w:val="clear" w:color="auto" w:fill="EFEFEF"/>
           </w:tcPr>
           <w:p>
             <w:r>
@@ -2716,14 +4532,25 @@
         </w:tc>
       </w:tr>
       <w:tr>
+        <w:tblPrEx>
+          <w:tblCellMar>
+            <w:top w:w="0" w:type="dxa"/>
+            <w:bottom w:w="0" w:type="dxa"/>
+          </w:tblCellMar>
+        </w:tblPrEx>
         <w:tc>
           <w:tcPr>
             <w:tcW w:w="2800" w:type="dxa"/>
           </w:tcPr>
           <w:p>
             <w:r>
-              <w:t>POST /DesignMaster</w:t>
-            </w:r>
+              <w:t>POST /</w:t>
+            </w:r>
+            <w:proofErr w:type="spellStart"/>
+            <w:r>
+              <w:t>DesignMaster</w:t>
+            </w:r>
+            <w:proofErr w:type="spellEnd"/>
           </w:p>
         </w:tc>
         <w:tc>
@@ -2742,7 +4569,10 @@
           </w:tcPr>
           <w:p>
             <w:r>
-              <w:t>Loads the full design master record for that style</w:t>
+              <w:t xml:space="preserve">Loads the full design master record </w:t>
+            </w:r>
+            <w:r>
+              <w:t>for that style</w:t>
             </w:r>
           </w:p>
         </w:tc>
@@ -2760,8 +4590,19 @@
       <w:pPr>
         <w:pStyle w:val="Code"/>
       </w:pPr>
-      <w:r>
-        <w:t>{ "dscd": "&lt;style number&gt;" }</w:t>
+      <w:proofErr w:type="gramStart"/>
+      <w:r>
+        <w:lastRenderedPageBreak/>
+        <w:t>{ "</w:t>
+      </w:r>
+      <w:proofErr w:type="spellStart"/>
+      <w:proofErr w:type="gramEnd"/>
+      <w:r>
+        <w:t>dscd</w:t>
+      </w:r>
+      <w:proofErr w:type="spellEnd"/>
+      <w:r>
+        <w:t>": "&lt;style number&gt;" }</w:t>
       </w:r>
     </w:p>
     <w:p>
@@ -2785,39 +4626,187 @@
         <w:pStyle w:val="Code"/>
       </w:pPr>
       <w:r>
-        <w:t xml:space="preserve">  "status": "True", "message": "Success",</w:t>
-      </w:r>
-    </w:p>
-    <w:p>
-      <w:pPr>
-        <w:pStyle w:val="Code"/>
-      </w:pPr>
-      <w:r>
-        <w:t xml:space="preserve">  "data": { designCode, imageUrl, designCtg, designSctg, parts, emrStyle,</w:t>
-      </w:r>
-    </w:p>
-    <w:p>
-      <w:pPr>
-        <w:pStyle w:val="Code"/>
-      </w:pPr>
-      <w:r>
-        <w:t xml:space="preserve">    designDate, totalDiaWt, defRingSize, cadWt, modelWt, cadVol, metalWt,</w:t>
-      </w:r>
-    </w:p>
-    <w:p>
-      <w:pPr>
-        <w:pStyle w:val="Code"/>
-      </w:pPr>
-      <w:r>
-        <w:t xml:space="preserve">    grossWt, bomItems: [...], labDetails: [...], history: [...],</w:t>
-      </w:r>
-    </w:p>
-    <w:p>
-      <w:pPr>
-        <w:pStyle w:val="Code"/>
-      </w:pPr>
-      <w:r>
-        <w:t xml:space="preserve">    media: [...] }</w:t>
+        <w:t xml:space="preserve">  "</w:t>
+      </w:r>
+      <w:proofErr w:type="gramStart"/>
+      <w:r>
+        <w:t>status</w:t>
+      </w:r>
+      <w:proofErr w:type="gramEnd"/>
+      <w:r>
+        <w:t>": "True", "message": "Success",</w:t>
+      </w:r>
+    </w:p>
+    <w:p>
+      <w:pPr>
+        <w:pStyle w:val="Code"/>
+      </w:pPr>
+      <w:r>
+        <w:t xml:space="preserve">  "</w:t>
+      </w:r>
+      <w:proofErr w:type="gramStart"/>
+      <w:r>
+        <w:t>data</w:t>
+      </w:r>
+      <w:proofErr w:type="gramEnd"/>
+      <w:r>
+        <w:t xml:space="preserve">": { </w:t>
+      </w:r>
+      <w:proofErr w:type="spellStart"/>
+      <w:r>
+        <w:t>designCode</w:t>
+      </w:r>
+      <w:proofErr w:type="spellEnd"/>
+      <w:r>
+        <w:t xml:space="preserve">, </w:t>
+      </w:r>
+      <w:proofErr w:type="spellStart"/>
+      <w:r>
+        <w:t>imageUrl</w:t>
+      </w:r>
+      <w:proofErr w:type="spellEnd"/>
+      <w:r>
+        <w:t xml:space="preserve">, </w:t>
+      </w:r>
+      <w:proofErr w:type="spellStart"/>
+      <w:r>
+        <w:t>designCtg</w:t>
+      </w:r>
+      <w:proofErr w:type="spellEnd"/>
+      <w:r>
+        <w:t xml:space="preserve">, </w:t>
+      </w:r>
+      <w:proofErr w:type="spellStart"/>
+      <w:r>
+        <w:t>designSctg</w:t>
+      </w:r>
+      <w:proofErr w:type="spellEnd"/>
+      <w:r>
+        <w:t xml:space="preserve">, parts, </w:t>
+      </w:r>
+      <w:proofErr w:type="spellStart"/>
+      <w:r>
+        <w:t>emrStyle</w:t>
+      </w:r>
+      <w:proofErr w:type="spellEnd"/>
+      <w:r>
+        <w:t>,</w:t>
+      </w:r>
+    </w:p>
+    <w:p>
+      <w:pPr>
+        <w:pStyle w:val="Code"/>
+      </w:pPr>
+      <w:r>
+        <w:t xml:space="preserve">    </w:t>
+      </w:r>
+      <w:proofErr w:type="spellStart"/>
+      <w:proofErr w:type="gramStart"/>
+      <w:r>
+        <w:t>designDate</w:t>
+      </w:r>
+      <w:proofErr w:type="spellEnd"/>
+      <w:proofErr w:type="gramEnd"/>
+      <w:r>
+        <w:t xml:space="preserve">, </w:t>
+      </w:r>
+      <w:proofErr w:type="spellStart"/>
+      <w:r>
+        <w:t>totalDiaWt</w:t>
+      </w:r>
+      <w:proofErr w:type="spellEnd"/>
+      <w:r>
+        <w:t xml:space="preserve">, </w:t>
+      </w:r>
+      <w:proofErr w:type="spellStart"/>
+      <w:r>
+        <w:t>defRingSize</w:t>
+      </w:r>
+      <w:proofErr w:type="spellEnd"/>
+      <w:r>
+        <w:t xml:space="preserve">, </w:t>
+      </w:r>
+      <w:proofErr w:type="spellStart"/>
+      <w:r>
+        <w:t>cadWt</w:t>
+      </w:r>
+      <w:proofErr w:type="spellEnd"/>
+      <w:r>
+        <w:t xml:space="preserve">, </w:t>
+      </w:r>
+      <w:proofErr w:type="spellStart"/>
+      <w:r>
+        <w:t>modelWt</w:t>
+      </w:r>
+      <w:proofErr w:type="spellEnd"/>
+      <w:r>
+        <w:t xml:space="preserve">, </w:t>
+      </w:r>
+      <w:proofErr w:type="spellStart"/>
+      <w:r>
+        <w:t>cadVol</w:t>
+      </w:r>
+      <w:proofErr w:type="spellEnd"/>
+      <w:r>
+        <w:t xml:space="preserve">, </w:t>
+      </w:r>
+      <w:proofErr w:type="spellStart"/>
+      <w:r>
+        <w:t>metalWt</w:t>
+      </w:r>
+      <w:proofErr w:type="spellEnd"/>
+      <w:r>
+        <w:t>,</w:t>
+      </w:r>
+    </w:p>
+    <w:p>
+      <w:pPr>
+        <w:pStyle w:val="Code"/>
+      </w:pPr>
+      <w:r>
+        <w:t xml:space="preserve">    </w:t>
+      </w:r>
+      <w:proofErr w:type="spellStart"/>
+      <w:proofErr w:type="gramStart"/>
+      <w:r>
+        <w:t>grossWt</w:t>
+      </w:r>
+      <w:proofErr w:type="spellEnd"/>
+      <w:proofErr w:type="gramEnd"/>
+      <w:r>
+        <w:t xml:space="preserve">, </w:t>
+      </w:r>
+      <w:proofErr w:type="spellStart"/>
+      <w:r>
+        <w:t>bomItems</w:t>
+      </w:r>
+      <w:proofErr w:type="spellEnd"/>
+      <w:r>
+        <w:t xml:space="preserve">: [...], </w:t>
+      </w:r>
+      <w:proofErr w:type="spellStart"/>
+      <w:r>
+        <w:t>labDetails</w:t>
+      </w:r>
+      <w:proofErr w:type="spellEnd"/>
+      <w:r>
+        <w:t>: [...], history: [...],</w:t>
+      </w:r>
+    </w:p>
+    <w:p>
+      <w:pPr>
+        <w:pStyle w:val="Code"/>
+      </w:pPr>
+      <w:r>
+        <w:t xml:space="preserve">    </w:t>
+      </w:r>
+      <w:proofErr w:type="gramStart"/>
+      <w:r>
+        <w:t>media</w:t>
+      </w:r>
+      <w:proofErr w:type="gramEnd"/>
+      <w:r>
+        <w:t>: [...] }</w:t>
       </w:r>
     </w:p>
     <w:p>
@@ -2840,8 +4829,13 @@
       <w:pPr>
         <w:pStyle w:val="Placeholder"/>
       </w:pPr>
-      <w:r>
-        <w:t>[ Insert Design Image Screen screenshot here ]</w:t>
+      <w:proofErr w:type="gramStart"/>
+      <w:r>
+        <w:t>[ Insert</w:t>
+      </w:r>
+      <w:proofErr w:type="gramEnd"/>
+      <w:r>
+        <w:t xml:space="preserve"> Design Image Screen screenshot here ]</w:t>
       </w:r>
     </w:p>
     <w:p>
@@ -2857,31 +4851,48 @@
         <w:pStyle w:val="Bullet"/>
       </w:pPr>
       <w:r>
-        <w:t>A "False" status (style not found, or any other rejection) is surfaced as an error with the API's own message - it does not silently show an empty screen.</w:t>
-      </w:r>
-    </w:p>
-    <w:p>
-      <w:pPr>
-        <w:pStyle w:val="Bullet"/>
-      </w:pPr>
-      <w:r>
-        <w:t>The "media" array is every possible image/video URL combination for the design, not only the ones that exist - each candidate is checked and non-existent ones are dropped before display, the same approach used by Bag List/Bag Detail's media gallery.</w:t>
-      </w:r>
-    </w:p>
-    <w:p>
-      <w:pPr>
-        <w:pStyle w:val="Bullet"/>
-      </w:pPr>
-      <w:r>
-        <w:t>An empty style number shows an "Alert/Warning" snackbar and does not call the API.</w:t>
-      </w:r>
-    </w:p>
-    <w:p>
-      <w:pPr>
-        <w:pStyle w:val="Bullet"/>
-      </w:pPr>
-      <w:r>
-        <w:t>The screen starts out showing only the search bar - nothing is fetched until a search is actually run.</w:t>
+        <w:t>A "False" status (styl</w:t>
+      </w:r>
+      <w:r>
+        <w:t>e not found, or any other rejection) is surfaced as an error with the API's own message - it does not silently show an empty screen.</w:t>
+      </w:r>
+    </w:p>
+    <w:p>
+      <w:pPr>
+        <w:pStyle w:val="Bullet"/>
+      </w:pPr>
+      <w:r>
+        <w:t>The "media" array is every possible image/video URL combination for the design, not only the ones that exist - each candida</w:t>
+      </w:r>
+      <w:r>
+        <w:t>te is checked and non-existent ones are dropped before display, the same approach used by Bag List/Bag Detail's media gallery.</w:t>
+      </w:r>
+    </w:p>
+    <w:p>
+      <w:pPr>
+        <w:pStyle w:val="Bullet"/>
+      </w:pPr>
+      <w:r>
+        <w:t xml:space="preserve">An empty style number shows an "Alert/Warning" </w:t>
+      </w:r>
+      <w:proofErr w:type="spellStart"/>
+      <w:r>
+        <w:t>snackbar</w:t>
+      </w:r>
+      <w:proofErr w:type="spellEnd"/>
+      <w:r>
+        <w:t xml:space="preserve"> and does not call the API.</w:t>
+      </w:r>
+    </w:p>
+    <w:p>
+      <w:pPr>
+        <w:pStyle w:val="Bullet"/>
+      </w:pPr>
+      <w:r>
+        <w:t xml:space="preserve">The screen starts out showing only the search </w:t>
+      </w:r>
+      <w:r>
+        <w:t>bar - nothing is fetched until a search is actually run.</w:t>
       </w:r>
     </w:p>
     <w:p>
@@ -2914,8 +4925,16 @@
       </w:r>
     </w:p>
     <w:p>
-      <w:r>
-        <w:t>Lets the employee report a bag as skipped (with a reason), and shows a searchable history of previously skipped bags underneath the form.</w:t>
+      <w:proofErr w:type="spellStart"/>
+      <w:r>
+        <w:t>Lets</w:t>
+      </w:r>
+      <w:proofErr w:type="spellEnd"/>
+      <w:r>
+        <w:t xml:space="preserve"> the employee report a bag as skipped (with a reason), and shows a searchable history of previously skipped </w:t>
+      </w:r>
+      <w:r>
+        <w:t>bags underneath the form.</w:t>
       </w:r>
     </w:p>
     <w:p>
@@ -2929,14 +4948,20 @@
     <w:tbl>
       <w:tblPr>
         <w:tblW w:w="0" w:type="auto"/>
+        <w:tblInd w:w="10" w:type="dxa"/>
         <w:tblBorders>
-          <w:top w:val="single" w:sz="4" w:color="999999"/>
-          <w:left w:val="single" w:sz="4" w:color="999999"/>
-          <w:bottom w:val="single" w:sz="4" w:color="999999"/>
-          <w:right w:val="single" w:sz="4" w:color="999999"/>
-          <w:insideH w:val="single" w:sz="4" w:color="999999"/>
-          <w:insideV w:val="single" w:sz="4" w:color="999999"/>
+          <w:top w:val="single" w:sz="4" w:space="0" w:color="999999"/>
+          <w:left w:val="single" w:sz="4" w:space="0" w:color="999999"/>
+          <w:bottom w:val="single" w:sz="4" w:space="0" w:color="999999"/>
+          <w:right w:val="single" w:sz="4" w:space="0" w:color="999999"/>
+          <w:insideH w:val="single" w:sz="4" w:space="0" w:color="999999"/>
+          <w:insideV w:val="single" w:sz="4" w:space="0" w:color="999999"/>
         </w:tblBorders>
+        <w:tblCellMar>
+          <w:left w:w="10" w:type="dxa"/>
+          <w:right w:w="10" w:type="dxa"/>
+        </w:tblCellMar>
+        <w:tblLook w:val="0000" w:firstRow="0" w:lastRow="0" w:firstColumn="0" w:lastColumn="0" w:noHBand="0" w:noVBand="0"/>
       </w:tblPr>
       <w:tblGrid>
         <w:gridCol w:w="1600"/>
@@ -2944,10 +4969,16 @@
         <w:gridCol w:w="4900"/>
       </w:tblGrid>
       <w:tr>
+        <w:tblPrEx>
+          <w:tblCellMar>
+            <w:top w:w="0" w:type="dxa"/>
+            <w:bottom w:w="0" w:type="dxa"/>
+          </w:tblCellMar>
+        </w:tblPrEx>
         <w:tc>
           <w:tcPr>
             <w:tcW w:w="1600" w:type="dxa"/>
-            <w:shd w:val="clear" w:fill="EFEFEF"/>
+            <w:shd w:val="clear" w:color="auto" w:fill="EFEFEF"/>
           </w:tcPr>
           <w:p>
             <w:r>
@@ -2961,7 +4992,7 @@
         <w:tc>
           <w:tcPr>
             <w:tcW w:w="2800" w:type="dxa"/>
-            <w:shd w:val="clear" w:fill="EFEFEF"/>
+            <w:shd w:val="clear" w:color="auto" w:fill="EFEFEF"/>
           </w:tcPr>
           <w:p>
             <w:r>
@@ -2975,7 +5006,7 @@
         <w:tc>
           <w:tcPr>
             <w:tcW w:w="4900" w:type="dxa"/>
-            <w:shd w:val="clear" w:fill="EFEFEF"/>
+            <w:shd w:val="clear" w:color="auto" w:fill="EFEFEF"/>
           </w:tcPr>
           <w:p>
             <w:r>
@@ -2988,6 +5019,12 @@
         </w:tc>
       </w:tr>
       <w:tr>
+        <w:tblPrEx>
+          <w:tblCellMar>
+            <w:top w:w="0" w:type="dxa"/>
+            <w:bottom w:w="0" w:type="dxa"/>
+          </w:tblCellMar>
+        </w:tblPrEx>
         <w:tc>
           <w:tcPr>
             <w:tcW w:w="1600" w:type="dxa"/>
@@ -3020,6 +5057,12 @@
         </w:tc>
       </w:tr>
       <w:tr>
+        <w:tblPrEx>
+          <w:tblCellMar>
+            <w:top w:w="0" w:type="dxa"/>
+            <w:bottom w:w="0" w:type="dxa"/>
+          </w:tblCellMar>
+        </w:tblPrEx>
         <w:tc>
           <w:tcPr>
             <w:tcW w:w="1600" w:type="dxa"/>
@@ -3057,6 +5100,7 @@
         <w:pStyle w:val="Heading3"/>
       </w:pPr>
       <w:r>
+        <w:lastRenderedPageBreak/>
         <w:t>POST /bags/skip - Request Body</w:t>
       </w:r>
     </w:p>
@@ -3064,8 +5108,21 @@
       <w:pPr>
         <w:pStyle w:val="Code"/>
       </w:pPr>
-      <w:r>
-        <w:t>{ "bagNo": "&lt;bag number&gt;", "reason": "Damaged" }</w:t>
+      <w:proofErr w:type="gramStart"/>
+      <w:r>
+        <w:t>{ "</w:t>
+      </w:r>
+      <w:proofErr w:type="spellStart"/>
+      <w:proofErr w:type="gramEnd"/>
+      <w:r>
+        <w:t>bagNo</w:t>
+      </w:r>
+      <w:proofErr w:type="spellEnd"/>
+      <w:r>
+        <w:t xml:space="preserve">": "&lt;bag </w:t>
+      </w:r>
+      <w:r>
+        <w:t>number&gt;", "reason": "Damaged" }</w:t>
       </w:r>
     </w:p>
     <w:p>
@@ -3085,8 +5142,13 @@
       <w:pPr>
         <w:pStyle w:val="Placeholder"/>
       </w:pPr>
-      <w:r>
-        <w:t>[ Insert Skip Bag Screen screenshot here ]</w:t>
+      <w:proofErr w:type="gramStart"/>
+      <w:r>
+        <w:t>[ Insert</w:t>
+      </w:r>
+      <w:proofErr w:type="gramEnd"/>
+      <w:r>
+        <w:t xml:space="preserve"> Skip Bag Screen screenshot here ]</w:t>
       </w:r>
     </w:p>
     <w:p>
@@ -3105,7 +5167,13 @@
         <w:rPr>
           <w:b/>
         </w:rPr>
-        <w:t xml:space="preserve">Unlike every other module in this document, Skip Bag defaults to a local mock data source, not the live backend </w:t>
+        <w:t xml:space="preserve">Unlike every other module in this document, Skip Bag defaults to a local </w:t>
+      </w:r>
+      <w:r>
+        <w:rPr>
+          <w:b/>
+        </w:rPr>
+        <w:t xml:space="preserve">mock data source, not the live backend </w:t>
       </w:r>
       <w:r>
         <w:t>- it is one of the few features still gated behind the app's shared USE_MOCK_DATA build flag (default true), so confirm that flag's value before relying on this endpoint being live in a given build.</w:t>
@@ -3116,7 +5184,18 @@
         <w:pStyle w:val="Bullet"/>
       </w:pPr>
       <w:r>
-        <w:t>On successful submission, the bag number field is cleared, a green success snackbar is shown, and the history list below refreshes automatically.</w:t>
+        <w:t>On successful subm</w:t>
+      </w:r>
+      <w:r>
+        <w:t xml:space="preserve">ission, the bag number field is cleared, a green success </w:t>
+      </w:r>
+      <w:proofErr w:type="spellStart"/>
+      <w:r>
+        <w:t>snackbar</w:t>
+      </w:r>
+      <w:proofErr w:type="spellEnd"/>
+      <w:r>
+        <w:t xml:space="preserve"> is shown, and the history list below refreshes automatically.</w:t>
       </w:r>
     </w:p>
     <w:p>
@@ -3157,8 +5236,13 @@
       </w:r>
     </w:p>
     <w:p>
-      <w:r>
-        <w:t>Lets the signed-in employee change their 4-digit login PIN: current PIN, new PIN, confirm new PIN, with a live strength meter on the new PIN.</w:t>
+      <w:proofErr w:type="spellStart"/>
+      <w:r>
+        <w:t>Lets</w:t>
+      </w:r>
+      <w:proofErr w:type="spellEnd"/>
+      <w:r>
+        <w:t xml:space="preserve"> the signed-in employee change their 4-digit login PIN: current PIN, new PIN, confirm new PIN, with a live strength meter on the new PIN.</w:t>
       </w:r>
     </w:p>
     <w:p>
@@ -3166,30 +5250,45 @@
         <w:pStyle w:val="Heading2"/>
       </w:pPr>
       <w:r>
-        <w:t>API Details</w:t>
+        <w:t xml:space="preserve">API </w:t>
+      </w:r>
+      <w:r>
+        <w:t>Details</w:t>
       </w:r>
     </w:p>
     <w:tbl>
       <w:tblPr>
         <w:tblW w:w="0" w:type="auto"/>
+        <w:tblInd w:w="10" w:type="dxa"/>
         <w:tblBorders>
-          <w:top w:val="single" w:sz="4" w:color="999999"/>
-          <w:left w:val="single" w:sz="4" w:color="999999"/>
-          <w:bottom w:val="single" w:sz="4" w:color="999999"/>
-          <w:right w:val="single" w:sz="4" w:color="999999"/>
-          <w:insideH w:val="single" w:sz="4" w:color="999999"/>
-          <w:insideV w:val="single" w:sz="4" w:color="999999"/>
+          <w:top w:val="single" w:sz="4" w:space="0" w:color="999999"/>
+          <w:left w:val="single" w:sz="4" w:space="0" w:color="999999"/>
+          <w:bottom w:val="single" w:sz="4" w:space="0" w:color="999999"/>
+          <w:right w:val="single" w:sz="4" w:space="0" w:color="999999"/>
+          <w:insideH w:val="single" w:sz="4" w:space="0" w:color="999999"/>
+          <w:insideV w:val="single" w:sz="4" w:space="0" w:color="999999"/>
         </w:tblBorders>
+        <w:tblCellMar>
+          <w:left w:w="10" w:type="dxa"/>
+          <w:right w:w="10" w:type="dxa"/>
+        </w:tblCellMar>
+        <w:tblLook w:val="0000" w:firstRow="0" w:lastRow="0" w:firstColumn="0" w:lastColumn="0" w:noHBand="0" w:noVBand="0"/>
       </w:tblPr>
       <w:tblGrid>
         <w:gridCol w:w="2500"/>
         <w:gridCol w:w="6800"/>
       </w:tblGrid>
       <w:tr>
+        <w:tblPrEx>
+          <w:tblCellMar>
+            <w:top w:w="0" w:type="dxa"/>
+            <w:bottom w:w="0" w:type="dxa"/>
+          </w:tblCellMar>
+        </w:tblPrEx>
         <w:tc>
           <w:tcPr>
             <w:tcW w:w="2500" w:type="dxa"/>
-            <w:shd w:val="clear" w:fill="EFEFEF"/>
+            <w:shd w:val="clear" w:color="auto" w:fill="EFEFEF"/>
           </w:tcPr>
           <w:p>
             <w:r>
@@ -3206,16 +5305,30 @@
           </w:tcPr>
           <w:p>
             <w:r>
-              <w:t>POST /auth/change-password</w:t>
+              <w:t>POST /</w:t>
+            </w:r>
+            <w:proofErr w:type="spellStart"/>
+            <w:r>
+              <w:t>auth</w:t>
+            </w:r>
+            <w:proofErr w:type="spellEnd"/>
+            <w:r>
+              <w:t>/change-password</w:t>
             </w:r>
           </w:p>
         </w:tc>
       </w:tr>
       <w:tr>
+        <w:tblPrEx>
+          <w:tblCellMar>
+            <w:top w:w="0" w:type="dxa"/>
+            <w:bottom w:w="0" w:type="dxa"/>
+          </w:tblCellMar>
+        </w:tblPrEx>
         <w:tc>
           <w:tcPr>
             <w:tcW w:w="2500" w:type="dxa"/>
-            <w:shd w:val="clear" w:fill="EFEFEF"/>
+            <w:shd w:val="clear" w:color="auto" w:fill="EFEFEF"/>
           </w:tcPr>
           <w:p>
             <w:r>
@@ -3250,8 +5363,26 @@
       <w:pPr>
         <w:pStyle w:val="Code"/>
       </w:pPr>
-      <w:r>
-        <w:t>{ "currentPassword": "4321", "newPassword": "9876" }</w:t>
+      <w:proofErr w:type="gramStart"/>
+      <w:r>
+        <w:t>{ "</w:t>
+      </w:r>
+      <w:proofErr w:type="spellStart"/>
+      <w:proofErr w:type="gramEnd"/>
+      <w:r>
+        <w:t>currentPassword</w:t>
+      </w:r>
+      <w:proofErr w:type="spellEnd"/>
+      <w:r>
+        <w:t>": "4321", "</w:t>
+      </w:r>
+      <w:proofErr w:type="spellStart"/>
+      <w:r>
+        <w:t>newPassword</w:t>
+      </w:r>
+      <w:proofErr w:type="spellEnd"/>
+      <w:r>
+        <w:t>": "9876" }</w:t>
       </w:r>
     </w:p>
     <w:p>
@@ -3266,8 +5397,14 @@
       <w:pPr>
         <w:pStyle w:val="Placeholder"/>
       </w:pPr>
-      <w:r>
-        <w:t>[ Insert Change Password Screen screenshot here ]</w:t>
+      <w:proofErr w:type="gramStart"/>
+      <w:r>
+        <w:lastRenderedPageBreak/>
+        <w:t>[ Insert</w:t>
+      </w:r>
+      <w:proofErr w:type="gramEnd"/>
+      <w:r>
+        <w:t xml:space="preserve"> Change Password Screen screenshot here ]</w:t>
       </w:r>
     </w:p>
     <w:p>
@@ -3275,6 +5412,164 @@
         <w:pStyle w:val="Heading2"/>
       </w:pPr>
       <w:r>
+        <w:t>Import</w:t>
+      </w:r>
+      <w:r>
+        <w:t>ant Notes</w:t>
+      </w:r>
+    </w:p>
+    <w:p>
+      <w:pPr>
+        <w:pStyle w:val="Bullet"/>
+      </w:pPr>
+      <w:r>
+        <w:t>This screen reuses the same Authentication repository as Login/Logout, so it is wired to the live backend by default even though most other features in this app still default to mock data.</w:t>
+      </w:r>
+    </w:p>
+    <w:p>
+      <w:pPr>
+        <w:pStyle w:val="Bullet"/>
+      </w:pPr>
+      <w:r>
+        <w:t xml:space="preserve">All three fields (Current, New, </w:t>
+      </w:r>
+      <w:proofErr w:type="gramStart"/>
+      <w:r>
+        <w:t>Confirm</w:t>
+      </w:r>
+      <w:proofErr w:type="gramEnd"/>
+      <w:r>
+        <w:t xml:space="preserve">) must be exactly </w:t>
+      </w:r>
+      <w:r>
+        <w:t>4 digits; New and Confirm must match - all validated client-side before the API is called.</w:t>
+      </w:r>
+    </w:p>
+    <w:p>
+      <w:pPr>
+        <w:pStyle w:val="Bullet"/>
+      </w:pPr>
+      <w:r>
+        <w:t xml:space="preserve">The strength meter (Weak / Moderate / Strong) is computed entirely on-device from the New PIN - it never calls the API. A fixed list of weak PINs (1234, 4321, 0000, </w:t>
+      </w:r>
+      <w:r>
+        <w:t xml:space="preserve">1111, </w:t>
+      </w:r>
+      <w:proofErr w:type="gramStart"/>
+      <w:r>
+        <w:t>2222, ...</w:t>
+      </w:r>
+      <w:proofErr w:type="gramEnd"/>
+      <w:r>
+        <w:t xml:space="preserve"> repeated/sequential digits) is always flagged Weak; a PIN with two matching digit-pairs (e.g. 1122) is Moderate; anything else is Strong.</w:t>
+      </w:r>
+    </w:p>
+    <w:p>
+      <w:pPr>
+        <w:pStyle w:val="Bullet"/>
+      </w:pPr>
+      <w:r>
+        <w:t xml:space="preserve">On success, a green success </w:t>
+      </w:r>
+      <w:proofErr w:type="spellStart"/>
+      <w:r>
+        <w:t>snackbar</w:t>
+      </w:r>
+      <w:proofErr w:type="spellEnd"/>
+      <w:r>
+        <w:t xml:space="preserve"> is shown, all three fields are cleared, and the screen </w:t>
+      </w:r>
+      <w:r>
+        <w:t>automatically navigates back.</w:t>
+      </w:r>
+    </w:p>
+    <w:p>
+      <w:pPr>
+        <w:pStyle w:val="Heading1"/>
+      </w:pPr>
+      <w:r>
+        <w:t>11. Profile</w:t>
+      </w:r>
+    </w:p>
+    <w:p>
+      <w:pPr>
+        <w:pStyle w:val="Heading2"/>
+      </w:pPr>
+      <w:r>
+        <w:t>Screen Name</w:t>
+      </w:r>
+    </w:p>
+    <w:p>
+      <w:r>
+        <w:t>Profile (reached by tapping the drawer header's profile card).</w:t>
+      </w:r>
+    </w:p>
+    <w:p>
+      <w:pPr>
+        <w:pStyle w:val="Heading2"/>
+      </w:pPr>
+      <w:r>
+        <w:t>Purpose</w:t>
+      </w:r>
+    </w:p>
+    <w:p>
+      <w:r>
+        <w:t>A read-only view of the signed-in employee's full profile: a hero identity card (avatar/initials and name), then Employee Code, Dep</w:t>
+      </w:r>
+      <w:r>
+        <w:t>artment, In Time, Company Code, Total Hrs Till Date, OT Hrs, and Present Days as paired detail tiles.</w:t>
+      </w:r>
+    </w:p>
+    <w:p>
+      <w:pPr>
+        <w:pStyle w:val="Heading2"/>
+      </w:pPr>
+      <w:r>
+        <w:t>API Details</w:t>
+      </w:r>
+    </w:p>
+    <w:p>
+      <w:r>
+        <w:t xml:space="preserve">This screen makes no API call of its own. It is a pure display of the </w:t>
+      </w:r>
+      <w:proofErr w:type="spellStart"/>
+      <w:r>
+        <w:t>EmployeeEntity</w:t>
+      </w:r>
+      <w:proofErr w:type="spellEnd"/>
+      <w:r>
+        <w:t xml:space="preserve"> already loaded at Login/by the Navigation Drawer, passed </w:t>
+      </w:r>
+      <w:r>
+        <w:t>in directly as navigation arguments when the profile card is tapped.</w:t>
+      </w:r>
+    </w:p>
+    <w:p>
+      <w:pPr>
+        <w:pStyle w:val="Heading2"/>
+      </w:pPr>
+      <w:r>
+        <w:t>Screenshot</w:t>
+      </w:r>
+    </w:p>
+    <w:p>
+      <w:pPr>
+        <w:pStyle w:val="Placeholder"/>
+      </w:pPr>
+      <w:proofErr w:type="gramStart"/>
+      <w:r>
+        <w:t>[ Insert</w:t>
+      </w:r>
+      <w:proofErr w:type="gramEnd"/>
+      <w:r>
+        <w:t xml:space="preserve"> Profile Screen screenshot here ]</w:t>
+      </w:r>
+    </w:p>
+    <w:p>
+      <w:pPr>
+        <w:pStyle w:val="Heading2"/>
+      </w:pPr>
+      <w:r>
         <w:t>Important Notes</w:t>
       </w:r>
     </w:p>
@@ -3283,31 +5578,38 @@
         <w:pStyle w:val="Bullet"/>
       </w:pPr>
       <w:r>
-        <w:t>This screen reuses the same Authentication repository as Login/Logout, so it is wired to the live backend by default even though most other features in this app still default to mock data.</w:t>
-      </w:r>
-    </w:p>
-    <w:p>
-      <w:pPr>
-        <w:pStyle w:val="Bullet"/>
-      </w:pPr>
-      <w:r>
-        <w:t>All three fields (Current, New, Confirm) must be exactly 4 digits; New and Confirm must match - all validated client-side before the API is called.</w:t>
-      </w:r>
-    </w:p>
-    <w:p>
-      <w:pPr>
-        <w:pStyle w:val="Bullet"/>
-      </w:pPr>
-      <w:r>
-        <w:t>The strength meter (Weak / Moderate / Strong) is computed entirely on-device from the New PIN - it never calls the API. A fixed list of weak PINs (1234, 4321, 0000, 1111, 2222, ... repeated/sequential digits) is always flagged Weak; a PIN with two matching digit-pairs (e.g. 1122) is Moderate; anything else is Strong.</w:t>
-      </w:r>
-    </w:p>
-    <w:p>
-      <w:pPr>
-        <w:pStyle w:val="Bullet"/>
-      </w:pPr>
-      <w:r>
-        <w:t>On success, a green success snackbar is shown, all three fields are cleared, and the screen automatically navigates back.</w:t>
+        <w:t xml:space="preserve">Any field the backend did not return (e.g. no avatar, or Company Code missing) shows as an </w:t>
+      </w:r>
+      <w:proofErr w:type="spellStart"/>
+      <w:r>
+        <w:t>em</w:t>
+      </w:r>
+      <w:proofErr w:type="spellEnd"/>
+      <w:r>
+        <w:t xml:space="preserve"> dash rather than a blank</w:t>
+      </w:r>
+      <w:r>
+        <w:t xml:space="preserve"> space, so the layout stays consistent.</w:t>
+      </w:r>
+    </w:p>
+    <w:p>
+      <w:pPr>
+        <w:pStyle w:val="Bullet"/>
+      </w:pPr>
+      <w:r>
+        <w:lastRenderedPageBreak/>
+        <w:t>Detail tiles are shown two-per-row on tablet width and stacked one-per-row on phone width; Present Days sits alone on its own row since the tile count is odd.</w:t>
+      </w:r>
+    </w:p>
+    <w:p>
+      <w:pPr>
+        <w:pStyle w:val="Bullet"/>
+      </w:pPr>
+      <w:r>
+        <w:t>Since this screen depends entirely on data fetched elsewh</w:t>
+      </w:r>
+      <w:r>
+        <w:t>ere, its content is only ever as fresh as the last successful Login or drawer menu load.</w:t>
       </w:r>
     </w:p>
     <w:p>
@@ -3315,7 +5617,7 @@
         <w:pStyle w:val="Heading1"/>
       </w:pPr>
       <w:r>
-        <w:t>11. Profile</w:t>
+        <w:t>12. Bag Media Viewer</w:t>
       </w:r>
     </w:p>
     <w:p>
@@ -3328,7 +5630,7 @@
     </w:p>
     <w:p>
       <w:r>
-        <w:t>Profile (reached by tapping the drawer header's profile card).</w:t>
+        <w:t>Bag Media Viewer (the shared full-screen image/video gallery).</w:t>
       </w:r>
     </w:p>
     <w:p>
@@ -3341,7 +5643,18 @@
     </w:p>
     <w:p>
       <w:r>
-        <w:t>A read-only view of the signed-in employee's full profile: a hero identity card (avatar/initials and name), then Employee Code, Department, In Time, Company Code, Total Hrs Till Date, OT Hrs, and Present Days as paired detail tiles.</w:t>
+        <w:t>One shared full-screen gallery, opened from three different pla</w:t>
+      </w:r>
+      <w:r>
+        <w:t xml:space="preserve">ces: Bag List's thumbnail tap, Bag Detail's "View Gallery" button, and Design Image's gallery. </w:t>
+      </w:r>
+      <w:proofErr w:type="spellStart"/>
+      <w:r>
+        <w:t>Swipeable</w:t>
+      </w:r>
+      <w:proofErr w:type="spellEnd"/>
+      <w:r>
+        <w:t xml:space="preserve"> pages with a thumbnail strip, pinch/double-tap zoom on images, and playback controls on videos.</w:t>
       </w:r>
     </w:p>
     <w:p>
@@ -3354,7 +5667,26 @@
     </w:p>
     <w:p>
       <w:r>
-        <w:t>This screen makes no API call of its own. It is a pure display of the EmployeeEntity already loaded at Login/by the Navigation Drawer, passed in directly as navigation arguments when the profile card is tapped.</w:t>
+        <w:t xml:space="preserve">This screen makes no API call of its own - </w:t>
+      </w:r>
+      <w:r>
+        <w:t>it has no data source at all. It only ever displays a list of media URLs already fetched by whichever screen opened it (</w:t>
+      </w:r>
+      <w:proofErr w:type="spellStart"/>
+      <w:r>
+        <w:t>ImageAndVideoUrls</w:t>
+      </w:r>
+      <w:proofErr w:type="spellEnd"/>
+      <w:r>
+        <w:t xml:space="preserve"> for Bag List/Bag Detail, or </w:t>
+      </w:r>
+      <w:proofErr w:type="spellStart"/>
+      <w:r>
+        <w:t>DesignMaster's</w:t>
+      </w:r>
+      <w:proofErr w:type="spellEnd"/>
+      <w:r>
+        <w:t xml:space="preserve"> own media list for Design Image), passed in as navigation arguments.</w:t>
       </w:r>
     </w:p>
     <w:p>
@@ -3362,15 +5694,23 @@
         <w:pStyle w:val="Heading2"/>
       </w:pPr>
       <w:r>
-        <w:t>Screenshot</w:t>
+        <w:t>Screen</w:t>
+      </w:r>
+      <w:r>
+        <w:t>shot</w:t>
       </w:r>
     </w:p>
     <w:p>
       <w:pPr>
         <w:pStyle w:val="Placeholder"/>
       </w:pPr>
-      <w:r>
-        <w:t>[ Insert Profile Screen screenshot here ]</w:t>
+      <w:proofErr w:type="gramStart"/>
+      <w:r>
+        <w:t>[ Insert</w:t>
+      </w:r>
+      <w:proofErr w:type="gramEnd"/>
+      <w:r>
+        <w:t xml:space="preserve"> Bag Media Viewer Screen screenshot here ]</w:t>
       </w:r>
     </w:p>
     <w:p>
@@ -3386,180 +5726,56 @@
         <w:pStyle w:val="Bullet"/>
       </w:pPr>
       <w:r>
-        <w:t>Any field the backend did not return (e.g. no avatar, or Company Code missing) shows as an em dash rather than a blank space, so the layout stays consistent.</w:t>
-      </w:r>
-    </w:p>
-    <w:p>
-      <w:pPr>
-        <w:pStyle w:val="Bullet"/>
-      </w:pPr>
-      <w:r>
-        <w:t>Detail tiles are shown two-per-row on tablet width and stacked one-per-row on phone width; Present Days sits alone on its own row since the tile count is odd.</w:t>
-      </w:r>
-    </w:p>
-    <w:p>
-      <w:pPr>
-        <w:pStyle w:val="Bullet"/>
-      </w:pPr>
-      <w:r>
-        <w:t>Since this screen depends entirely on data fetched elsewhere, its content is only ever as fresh as the last successful Login or drawer menu load.</w:t>
+        <w:t>Only the currently visible page's video is ever initialized - the rest of the gallery's videos are not preloaded, to keep memory/bandwidth use low on long galleries.</w:t>
+      </w:r>
+    </w:p>
+    <w:p>
+      <w:pPr>
+        <w:pStyle w:val="Bullet"/>
+      </w:pPr>
+      <w:r>
+        <w:t>A video that fails</w:t>
+      </w:r>
+      <w:r>
+        <w:t xml:space="preserve"> to initialize (e.g. the server does not support the byte-range requests video streaming needs) shows an explicit error state with a Retry action, instead of leaving the loading spinner showing forever.</w:t>
+      </w:r>
+    </w:p>
+    <w:p>
+      <w:pPr>
+        <w:pStyle w:val="Bullet"/>
+      </w:pPr>
+      <w:r>
+        <w:t>While an image is pinch/double-tap zoomed in past 1x,</w:t>
+      </w:r>
+      <w:r>
+        <w:t xml:space="preserve"> page-swipe gestures are disabled so panning the zoomed image never fights with swiping to the next/previous item.</w:t>
+      </w:r>
+    </w:p>
+    <w:p>
+      <w:pPr>
+        <w:pStyle w:val="Bullet"/>
+      </w:pPr>
+      <w:r>
+        <w:t>Tapping a thumbnail in the strip animates the main view directly to that page.</w:t>
       </w:r>
     </w:p>
     <w:p>
       <w:pPr>
         <w:pStyle w:val="Heading1"/>
       </w:pPr>
-      <w:r>
-        <w:t>12. Bag Media Viewer</w:t>
-      </w:r>
-    </w:p>
-    <w:p>
-      <w:pPr>
-        <w:pStyle w:val="Heading2"/>
-      </w:pPr>
-      <w:r>
-        <w:t>Screen Name</w:t>
-      </w:r>
-    </w:p>
-    <w:p>
-      <w:r>
-        <w:t>Bag Media Viewer (the shared full-screen image/video gallery).</w:t>
-      </w:r>
-    </w:p>
-    <w:p>
-      <w:pPr>
-        <w:pStyle w:val="Heading2"/>
-      </w:pPr>
-      <w:r>
-        <w:t>Purpose</w:t>
-      </w:r>
-    </w:p>
-    <w:p>
-      <w:r>
-        <w:t>One shared full-screen gallery, opened from three different places: Bag List's thumbnail tap, Bag Detail's "View Gallery" button, and Design Image's gallery. Swipeable pages with a thumbnail strip, pinch/double-tap zoom on images, and playback controls on videos.</w:t>
-      </w:r>
-    </w:p>
-    <w:p>
-      <w:pPr>
-        <w:pStyle w:val="Heading2"/>
-      </w:pPr>
-      <w:r>
-        <w:t>API Details</w:t>
-      </w:r>
-    </w:p>
-    <w:p>
-      <w:r>
-        <w:t>This screen makes no API call of its own - it has no data source at all. It only ever displays a list of media URLs already fetched by whichever screen opened it (ImageAndVideoUrls for Bag List/Bag Detail, or DesignMaster's own media list for Design Image), passed in as navigation arguments.</w:t>
-      </w:r>
-    </w:p>
-    <w:p>
-      <w:pPr>
-        <w:pStyle w:val="Heading2"/>
-      </w:pPr>
-      <w:r>
-        <w:t>Screenshot</w:t>
-      </w:r>
-    </w:p>
-    <w:p>
-      <w:pPr>
-        <w:pStyle w:val="Placeholder"/>
-      </w:pPr>
-      <w:r>
-        <w:t>[ Insert Bag Media Viewer Screen screenshot here ]</w:t>
-      </w:r>
-    </w:p>
-    <w:p>
-      <w:pPr>
-        <w:pStyle w:val="Heading2"/>
-      </w:pPr>
-      <w:r>
-        <w:t>Important Notes</w:t>
-      </w:r>
-    </w:p>
-    <w:p>
-      <w:pPr>
-        <w:pStyle w:val="Bullet"/>
-      </w:pPr>
-      <w:r>
-        <w:t>Only the currently visible page's video is ever initialized - the rest of the gallery's videos are not preloaded, to keep memory/bandwidth use low on long galleries.</w:t>
-      </w:r>
-    </w:p>
-    <w:p>
-      <w:pPr>
-        <w:pStyle w:val="Bullet"/>
-      </w:pPr>
-      <w:r>
-        <w:t>A video that fails to initialize (e.g. the server does not support the byte-range requests video streaming needs) shows an explicit error state with a Retry action, instead of leaving the loading spinner showing forever.</w:t>
-      </w:r>
-    </w:p>
-    <w:p>
-      <w:pPr>
-        <w:pStyle w:val="Bullet"/>
-      </w:pPr>
-      <w:r>
-        <w:t>While an image is pinch/double-tap zoomed in past 1x, page-swipe gestures are disabled so panning the zoomed image never fights with swiping to the next/previous item.</w:t>
-      </w:r>
-    </w:p>
-    <w:p>
-      <w:pPr>
-        <w:pStyle w:val="Bullet"/>
-      </w:pPr>
-      <w:r>
-        <w:t>Tapping a thumbnail in the strip animates the main view directly to that page.</w:t>
-      </w:r>
-    </w:p>
-    <w:p>
-      <w:pPr>
-        <w:pStyle w:val="Heading1"/>
-      </w:pPr>
-      <w:r>
-        <w:t>13. Screens Not Covered in This Document</w:t>
-      </w:r>
-    </w:p>
-    <w:p>
-      <w:r>
-        <w:t>Two further endpoints exist as reserved paths in the codebase but have no screen built against them yet, and so are not detailed further here:</w:t>
-      </w:r>
-    </w:p>
-    <w:p>
-      <w:pPr>
-        <w:pStyle w:val="Bullet"/>
-      </w:pPr>
-      <w:r>
-        <w:rPr>
-          <w:b/>
-        </w:rPr>
-        <w:t xml:space="preserve">QC Checking </w:t>
-      </w:r>
-      <w:r>
-        <w:t>(/reports/qc-checking).</w:t>
-      </w:r>
-    </w:p>
-    <w:p>
-      <w:pPr>
-        <w:pStyle w:val="Bullet"/>
-      </w:pPr>
-      <w:r>
-        <w:rPr>
-          <w:b/>
-        </w:rPr>
-        <w:t xml:space="preserve">Folloper Report </w:t>
-      </w:r>
-      <w:r>
-        <w:t>(/reports/folloper).</w:t>
-      </w:r>
-    </w:p>
-    <w:p>
-      <w:pPr>
-        <w:pStyle w:val="Heading1"/>
-      </w:pPr>
+      <w:bookmarkStart w:id="0" w:name="_GoBack"/>
+      <w:bookmarkEnd w:id="0"/>
       <w:r>
         <w:t>14. Recommendations &amp; Open Items</w:t>
       </w:r>
     </w:p>
     <w:p>
       <w:r>
-        <w:t>Things worth adding to a future revision of this document, or worth confirming with the backend team:</w:t>
+        <w:lastRenderedPageBreak/>
+        <w:t xml:space="preserve">Things worth adding to a </w:t>
+      </w:r>
+      <w:r>
+        <w:t>future revision of this document, or worth confirming with the backend team:</w:t>
       </w:r>
     </w:p>
     <w:p>
@@ -3584,10 +5800,29 @@
         <w:rPr>
           <w:b/>
         </w:rPr>
-        <w:t xml:space="preserve">Response envelope consistency: </w:t>
-      </w:r>
-      <w:r>
-        <w:t>several endpoints disagree on whether "status" is a boolean or a string, and on key casing (lowercase vs capitalised vs mixed). Standardising this on the backend would remove a class of integration bugs already hit twice during this project (Timing Report's field casing, in particular).</w:t>
+        <w:t>Response envelope consis</w:t>
+      </w:r>
+      <w:r>
+        <w:rPr>
+          <w:b/>
+        </w:rPr>
+        <w:t xml:space="preserve">tency: </w:t>
+      </w:r>
+      <w:r>
+        <w:t xml:space="preserve">several endpoints disagree on whether "status" is a </w:t>
+      </w:r>
+      <w:proofErr w:type="spellStart"/>
+      <w:proofErr w:type="gramStart"/>
+      <w:r>
+        <w:t>boolean</w:t>
+      </w:r>
+      <w:proofErr w:type="spellEnd"/>
+      <w:proofErr w:type="gramEnd"/>
+      <w:r>
+        <w:t xml:space="preserve"> or a string, and on key casing (lowercase vs capitalised vs mixed). Standardising this on the backend would remove a class of integration bugs already hit twice during this project (Timing </w:t>
+      </w:r>
+      <w:r>
+        <w:t>Report's field casing, in particular).</w:t>
       </w:r>
     </w:p>
     <w:p>
@@ -3615,7 +5850,10 @@
         <w:t xml:space="preserve">Environment configuration: </w:t>
       </w:r>
       <w:r>
-        <w:t>the API base URL is a build-time value (API_BASE_URL); a QA/staging vs production base URL should be documented once those environments exist.</w:t>
+        <w:t>the API base URL is a buil</w:t>
+      </w:r>
+      <w:r>
+        <w:t>d-time value (API_BASE_URL); a QA/staging vs production base URL should be documented once those environments exist.</w:t>
       </w:r>
     </w:p>
     <w:p>
@@ -3629,7 +5867,18 @@
         <w:t xml:space="preserve">Glossary: </w:t>
       </w:r>
       <w:r>
-        <w:t>a short glossary of domain terms used throughout the app (Bag, Style No., EMR, BOM, Work Type, Setting, Punched Minutes, etc.) would help a new reader of this document who is not already familiar with jewelry manufacturing terminology.</w:t>
+        <w:t>a short glossary of domain terms used throughout the app (Bag, Style No., EMR, BOM, Work Type, Setting, Punched Minutes, etc.) wo</w:t>
+      </w:r>
+      <w:r>
+        <w:t xml:space="preserve">uld help a new reader of this document who is not already familiar with </w:t>
+      </w:r>
+      <w:proofErr w:type="spellStart"/>
+      <w:r>
+        <w:t>jewelry</w:t>
+      </w:r>
+      <w:proofErr w:type="spellEnd"/>
+      <w:r>
+        <w:t xml:space="preserve"> manufacturing terminology.</w:t>
       </w:r>
     </w:p>
     <w:p>
@@ -3654,28 +5903,39 @@
         <w:rPr>
           <w:b/>
         </w:rPr>
-        <w:t xml:space="preserve">Error/empty states: </w:t>
-      </w:r>
-      <w:r>
-        <w:t>each screen also has its own loading, empty, and error states (a branded loader card, an empty-state illustration with message, and a retry button on failure) that are consistent app-wide but not screenshotted individually here - worth a short appendix once screenshots are added.</w:t>
+        <w:t>Error/empty st</w:t>
+      </w:r>
+      <w:r>
+        <w:rPr>
+          <w:b/>
+        </w:rPr>
+        <w:t xml:space="preserve">ates: </w:t>
+      </w:r>
+      <w:r>
+        <w:t>each screen also has its own loading, empty, and error states (a branded loader card, an empty-state illustration with message, and a retry button on failure) that are consistent app-wide but not screenshotted individually here - worth a short append</w:t>
+      </w:r>
+      <w:r>
+        <w:t>ix once screenshots are added.</w:t>
       </w:r>
     </w:p>
     <w:sectPr>
       <w:pgSz w:w="12240" w:h="15840"/>
       <w:pgMar w:top="1440" w:right="1440" w:bottom="1440" w:left="1440" w:header="720" w:footer="720" w:gutter="0"/>
+      <w:cols w:space="720"/>
     </w:sectPr>
   </w:body>
 </w:document>
 </file>
 
 <file path=word/styles.xml><?xml version="1.0" encoding="utf-8"?>
-<w:styles xmlns:w="http://schemas.openxmlformats.org/wordprocessingml/2006/main">
+<w:styles xmlns:mc="http://schemas.openxmlformats.org/markup-compatibility/2006" xmlns:r="http://schemas.openxmlformats.org/officeDocument/2006/relationships" xmlns:w="http://schemas.openxmlformats.org/wordprocessingml/2006/main" xmlns:w14="http://schemas.microsoft.com/office/word/2010/wordml" xmlns:w15="http://schemas.microsoft.com/office/word/2012/wordml" xmlns:w16se="http://schemas.microsoft.com/office/word/2015/wordml/symex" mc:Ignorable="w14 w15 w16se">
   <w:docDefaults>
     <w:rPrDefault>
       <w:rPr>
-        <w:rFonts w:ascii="Calibri" w:hAnsi="Calibri" w:cs="Calibri"/>
+        <w:rFonts w:ascii="Calibri" w:eastAsia="Times New Roman" w:hAnsi="Calibri" w:cs="Calibri"/>
+        <w:color w:val="222222"/>
         <w:sz w:val="22"/>
-        <w:color w:val="222222"/>
+        <w:lang w:val="en-IN" w:eastAsia="en-IN" w:bidi="ar-SA"/>
       </w:rPr>
     </w:rPrDefault>
     <w:pPrDefault>
@@ -3684,36 +5944,382 @@
       </w:pPr>
     </w:pPrDefault>
   </w:docDefaults>
+  <w:latentStyles w:defLockedState="0" w:defUIPriority="99" w:defSemiHidden="0" w:defUnhideWhenUsed="0" w:defQFormat="0" w:count="371">
+    <w:lsdException w:name="Normal" w:uiPriority="0" w:qFormat="1"/>
+    <w:lsdException w:name="heading 1" w:uiPriority="9" w:qFormat="1"/>
+    <w:lsdException w:name="heading 2" w:semiHidden="1" w:uiPriority="9" w:unhideWhenUsed="1" w:qFormat="1"/>
+    <w:lsdException w:name="heading 3" w:semiHidden="1" w:uiPriority="9" w:unhideWhenUsed="1" w:qFormat="1"/>
+    <w:lsdException w:name="heading 4" w:semiHidden="1" w:uiPriority="9" w:unhideWhenUsed="1" w:qFormat="1"/>
+    <w:lsdException w:name="heading 5" w:semiHidden="1" w:uiPriority="9" w:unhideWhenUsed="1" w:qFormat="1"/>
+    <w:lsdException w:name="heading 6" w:semiHidden="1" w:uiPriority="9" w:unhideWhenUsed="1" w:qFormat="1"/>
+    <w:lsdException w:name="heading 7" w:semiHidden="1" w:uiPriority="9" w:unhideWhenUsed="1" w:qFormat="1"/>
+    <w:lsdException w:name="heading 8" w:semiHidden="1" w:uiPriority="9" w:unhideWhenUsed="1" w:qFormat="1"/>
+    <w:lsdException w:name="heading 9" w:semiHidden="1" w:uiPriority="9" w:unhideWhenUsed="1" w:qFormat="1"/>
+    <w:lsdException w:name="index 1" w:semiHidden="1" w:unhideWhenUsed="1"/>
+    <w:lsdException w:name="index 2" w:semiHidden="1" w:unhideWhenUsed="1"/>
+    <w:lsdException w:name="index 3" w:semiHidden="1" w:unhideWhenUsed="1"/>
+    <w:lsdException w:name="index 4" w:semiHidden="1" w:unhideWhenUsed="1"/>
+    <w:lsdException w:name="index 5" w:semiHidden="1" w:unhideWhenUsed="1"/>
+    <w:lsdException w:name="index 6" w:semiHidden="1" w:unhideWhenUsed="1"/>
+    <w:lsdException w:name="index 7" w:semiHidden="1" w:unhideWhenUsed="1"/>
+    <w:lsdException w:name="index 8" w:semiHidden="1" w:unhideWhenUsed="1"/>
+    <w:lsdException w:name="index 9" w:semiHidden="1" w:unhideWhenUsed="1"/>
+    <w:lsdException w:name="toc 1" w:semiHidden="1" w:uiPriority="39" w:unhideWhenUsed="1"/>
+    <w:lsdException w:name="toc 2" w:semiHidden="1" w:uiPriority="39" w:unhideWhenUsed="1"/>
+    <w:lsdException w:name="toc 3" w:semiHidden="1" w:uiPriority="39" w:unhideWhenUsed="1"/>
+    <w:lsdException w:name="toc 4" w:semiHidden="1" w:uiPriority="39" w:unhideWhenUsed="1"/>
+    <w:lsdException w:name="toc 5" w:semiHidden="1" w:uiPriority="39" w:unhideWhenUsed="1"/>
+    <w:lsdException w:name="toc 6" w:semiHidden="1" w:uiPriority="39" w:unhideWhenUsed="1"/>
+    <w:lsdException w:name="toc 7" w:semiHidden="1" w:uiPriority="39" w:unhideWhenUsed="1"/>
+    <w:lsdException w:name="toc 8" w:semiHidden="1" w:uiPriority="39" w:unhideWhenUsed="1"/>
+    <w:lsdException w:name="toc 9" w:semiHidden="1" w:uiPriority="39" w:unhideWhenUsed="1"/>
+    <w:lsdException w:name="Normal Indent" w:semiHidden="1" w:unhideWhenUsed="1"/>
+    <w:lsdException w:name="footnote text" w:semiHidden="1" w:unhideWhenUsed="1"/>
+    <w:lsdException w:name="annotation text" w:semiHidden="1" w:unhideWhenUsed="1"/>
+    <w:lsdException w:name="header" w:semiHidden="1" w:unhideWhenUsed="1"/>
+    <w:lsdException w:name="footer" w:semiHidden="1" w:unhideWhenUsed="1"/>
+    <w:lsdException w:name="index heading" w:semiHidden="1" w:unhideWhenUsed="1"/>
+    <w:lsdException w:name="caption" w:semiHidden="1" w:uiPriority="35" w:unhideWhenUsed="1" w:qFormat="1"/>
+    <w:lsdException w:name="table of figures" w:semiHidden="1" w:unhideWhenUsed="1"/>
+    <w:lsdException w:name="envelope address" w:semiHidden="1" w:unhideWhenUsed="1"/>
+    <w:lsdException w:name="envelope return" w:semiHidden="1" w:unhideWhenUsed="1"/>
+    <w:lsdException w:name="footnote reference" w:semiHidden="1" w:unhideWhenUsed="1"/>
+    <w:lsdException w:name="annotation reference" w:semiHidden="1" w:unhideWhenUsed="1"/>
+    <w:lsdException w:name="line number" w:semiHidden="1" w:unhideWhenUsed="1"/>
+    <w:lsdException w:name="page number" w:semiHidden="1" w:unhideWhenUsed="1"/>
+    <w:lsdException w:name="endnote reference" w:semiHidden="1" w:unhideWhenUsed="1"/>
+    <w:lsdException w:name="endnote text" w:semiHidden="1" w:unhideWhenUsed="1"/>
+    <w:lsdException w:name="table of authorities" w:semiHidden="1" w:unhideWhenUsed="1"/>
+    <w:lsdException w:name="macro" w:semiHidden="1" w:unhideWhenUsed="1"/>
+    <w:lsdException w:name="toa heading" w:semiHidden="1" w:unhideWhenUsed="1"/>
+    <w:lsdException w:name="List" w:semiHidden="1" w:unhideWhenUsed="1"/>
+    <w:lsdException w:name="List Bullet" w:semiHidden="1" w:unhideWhenUsed="1"/>
+    <w:lsdException w:name="List Number" w:semiHidden="1" w:unhideWhenUsed="1"/>
+    <w:lsdException w:name="List 2" w:semiHidden="1" w:unhideWhenUsed="1"/>
+    <w:lsdException w:name="List 3" w:semiHidden="1" w:unhideWhenUsed="1"/>
+    <w:lsdException w:name="List 4" w:semiHidden="1" w:unhideWhenUsed="1"/>
+    <w:lsdException w:name="List 5" w:semiHidden="1" w:unhideWhenUsed="1"/>
+    <w:lsdException w:name="List Bullet 2" w:semiHidden="1" w:unhideWhenUsed="1"/>
+    <w:lsdException w:name="List Bullet 3" w:semiHidden="1" w:unhideWhenUsed="1"/>
+    <w:lsdException w:name="List Bullet 4" w:semiHidden="1" w:unhideWhenUsed="1"/>
+    <w:lsdException w:name="List Bullet 5" w:semiHidden="1" w:unhideWhenUsed="1"/>
+    <w:lsdException w:name="List Number 2" w:semiHidden="1" w:unhideWhenUsed="1"/>
+    <w:lsdException w:name="List Number 3" w:semiHidden="1" w:unhideWhenUsed="1"/>
+    <w:lsdException w:name="List Number 4" w:semiHidden="1" w:unhideWhenUsed="1"/>
+    <w:lsdException w:name="List Number 5" w:semiHidden="1" w:unhideWhenUsed="1"/>
+    <w:lsdException w:name="Title" w:uiPriority="10" w:qFormat="1"/>
+    <w:lsdException w:name="Closing" w:semiHidden="1" w:unhideWhenUsed="1"/>
+    <w:lsdException w:name="Signature" w:semiHidden="1" w:unhideWhenUsed="1"/>
+    <w:lsdException w:name="Default Paragraph Font" w:semiHidden="1" w:uiPriority="1" w:unhideWhenUsed="1"/>
+    <w:lsdException w:name="Body Text" w:semiHidden="1" w:unhideWhenUsed="1"/>
+    <w:lsdException w:name="Body Text Indent" w:semiHidden="1" w:unhideWhenUsed="1"/>
+    <w:lsdException w:name="List Continue" w:semiHidden="1" w:unhideWhenUsed="1"/>
+    <w:lsdException w:name="List Continue 2" w:semiHidden="1" w:unhideWhenUsed="1"/>
+    <w:lsdException w:name="List Continue 3" w:semiHidden="1" w:unhideWhenUsed="1"/>
+    <w:lsdException w:name="List Continue 4" w:semiHidden="1" w:unhideWhenUsed="1"/>
+    <w:lsdException w:name="List Continue 5" w:semiHidden="1" w:unhideWhenUsed="1"/>
+    <w:lsdException w:name="Message Header" w:semiHidden="1" w:unhideWhenUsed="1"/>
+    <w:lsdException w:name="Subtitle" w:uiPriority="11" w:qFormat="1"/>
+    <w:lsdException w:name="Salutation" w:semiHidden="1" w:unhideWhenUsed="1"/>
+    <w:lsdException w:name="Date" w:semiHidden="1" w:unhideWhenUsed="1"/>
+    <w:lsdException w:name="Body Text First Indent" w:semiHidden="1" w:unhideWhenUsed="1"/>
+    <w:lsdException w:name="Body Text First Indent 2" w:semiHidden="1" w:unhideWhenUsed="1"/>
+    <w:lsdException w:name="Note Heading" w:semiHidden="1" w:unhideWhenUsed="1"/>
+    <w:lsdException w:name="Body Text 2" w:semiHidden="1" w:unhideWhenUsed="1"/>
+    <w:lsdException w:name="Body Text 3" w:semiHidden="1" w:unhideWhenUsed="1"/>
+    <w:lsdException w:name="Body Text Indent 2" w:semiHidden="1" w:unhideWhenUsed="1"/>
+    <w:lsdException w:name="Body Text Indent 3" w:semiHidden="1" w:unhideWhenUsed="1"/>
+    <w:lsdException w:name="Block Text" w:semiHidden="1" w:unhideWhenUsed="1"/>
+    <w:lsdException w:name="Hyperlink" w:semiHidden="1" w:unhideWhenUsed="1"/>
+    <w:lsdException w:name="FollowedHyperlink" w:semiHidden="1" w:unhideWhenUsed="1"/>
+    <w:lsdException w:name="Strong" w:uiPriority="22" w:qFormat="1"/>
+    <w:lsdException w:name="Emphasis" w:uiPriority="20" w:qFormat="1"/>
+    <w:lsdException w:name="Document Map" w:semiHidden="1" w:unhideWhenUsed="1"/>
+    <w:lsdException w:name="Plain Text" w:semiHidden="1" w:unhideWhenUsed="1"/>
+    <w:lsdException w:name="E-mail Signature" w:semiHidden="1" w:unhideWhenUsed="1"/>
+    <w:lsdException w:name="HTML Top of Form" w:semiHidden="1" w:unhideWhenUsed="1"/>
+    <w:lsdException w:name="HTML Bottom of Form" w:semiHidden="1" w:unhideWhenUsed="1"/>
+    <w:lsdException w:name="Normal (Web)" w:semiHidden="1" w:unhideWhenUsed="1"/>
+    <w:lsdException w:name="HTML Acronym" w:semiHidden="1" w:unhideWhenUsed="1"/>
+    <w:lsdException w:name="HTML Address" w:semiHidden="1" w:unhideWhenUsed="1"/>
+    <w:lsdException w:name="HTML Cite" w:semiHidden="1" w:unhideWhenUsed="1"/>
+    <w:lsdException w:name="HTML Code" w:semiHidden="1" w:unhideWhenUsed="1"/>
+    <w:lsdException w:name="HTML Definition" w:semiHidden="1" w:unhideWhenUsed="1"/>
+    <w:lsdException w:name="HTML Keyboard" w:semiHidden="1" w:unhideWhenUsed="1"/>
+    <w:lsdException w:name="HTML Preformatted" w:semiHidden="1" w:unhideWhenUsed="1"/>
+    <w:lsdException w:name="HTML Sample" w:semiHidden="1" w:unhideWhenUsed="1"/>
+    <w:lsdException w:name="HTML Typewriter" w:semiHidden="1" w:unhideWhenUsed="1"/>
+    <w:lsdException w:name="HTML Variable" w:semiHidden="1" w:unhideWhenUsed="1"/>
+    <w:lsdException w:name="Normal Table" w:semiHidden="1" w:unhideWhenUsed="1"/>
+    <w:lsdException w:name="annotation subject" w:semiHidden="1" w:unhideWhenUsed="1"/>
+    <w:lsdException w:name="No List" w:semiHidden="1" w:unhideWhenUsed="1"/>
+    <w:lsdException w:name="Outline List 1" w:semiHidden="1" w:unhideWhenUsed="1"/>
+    <w:lsdException w:name="Outline List 2" w:semiHidden="1" w:unhideWhenUsed="1"/>
+    <w:lsdException w:name="Outline List 3" w:semiHidden="1" w:unhideWhenUsed="1"/>
+    <w:lsdException w:name="Table Simple 1" w:semiHidden="1" w:unhideWhenUsed="1"/>
+    <w:lsdException w:name="Table Simple 2" w:semiHidden="1" w:unhideWhenUsed="1"/>
+    <w:lsdException w:name="Table Simple 3" w:semiHidden="1" w:unhideWhenUsed="1"/>
+    <w:lsdException w:name="Table Classic 1" w:semiHidden="1" w:unhideWhenUsed="1"/>
+    <w:lsdException w:name="Table Classic 2" w:semiHidden="1" w:unhideWhenUsed="1"/>
+    <w:lsdException w:name="Table Classic 3" w:semiHidden="1" w:unhideWhenUsed="1"/>
+    <w:lsdException w:name="Table Classic 4" w:semiHidden="1" w:unhideWhenUsed="1"/>
+    <w:lsdException w:name="Table Colorful 1" w:semiHidden="1" w:unhideWhenUsed="1"/>
+    <w:lsdException w:name="Table Colorful 2" w:semiHidden="1" w:unhideWhenUsed="1"/>
+    <w:lsdException w:name="Table Colorful 3" w:semiHidden="1" w:unhideWhenUsed="1"/>
+    <w:lsdException w:name="Table Columns 1" w:semiHidden="1" w:unhideWhenUsed="1"/>
+    <w:lsdException w:name="Table Columns 2" w:semiHidden="1" w:unhideWhenUsed="1"/>
+    <w:lsdException w:name="Table Columns 3" w:semiHidden="1" w:unhideWhenUsed="1"/>
+    <w:lsdException w:name="Table Columns 4" w:semiHidden="1" w:unhideWhenUsed="1"/>
+    <w:lsdException w:name="Table Columns 5" w:semiHidden="1" w:unhideWhenUsed="1"/>
+    <w:lsdException w:name="Table Grid 1" w:semiHidden="1" w:unhideWhenUsed="1"/>
+    <w:lsdException w:name="Table Grid 2" w:semiHidden="1" w:unhideWhenUsed="1"/>
+    <w:lsdException w:name="Table Grid 3" w:semiHidden="1" w:unhideWhenUsed="1"/>
+    <w:lsdException w:name="Table Grid 4" w:semiHidden="1" w:unhideWhenUsed="1"/>
+    <w:lsdException w:name="Table Grid 5" w:semiHidden="1" w:unhideWhenUsed="1"/>
+    <w:lsdException w:name="Table Grid 6" w:semiHidden="1" w:unhideWhenUsed="1"/>
+    <w:lsdException w:name="Table Grid 7" w:semiHidden="1" w:unhideWhenUsed="1"/>
+    <w:lsdException w:name="Table Grid 8" w:semiHidden="1" w:unhideWhenUsed="1"/>
+    <w:lsdException w:name="Table List 1" w:semiHidden="1" w:unhideWhenUsed="1"/>
+    <w:lsdException w:name="Table List 2" w:semiHidden="1" w:unhideWhenUsed="1"/>
+    <w:lsdException w:name="Table List 3" w:semiHidden="1" w:unhideWhenUsed="1"/>
+    <w:lsdException w:name="Table List 4" w:semiHidden="1" w:unhideWhenUsed="1"/>
+    <w:lsdException w:name="Table List 5" w:semiHidden="1" w:unhideWhenUsed="1"/>
+    <w:lsdException w:name="Table List 6" w:semiHidden="1" w:unhideWhenUsed="1"/>
+    <w:lsdException w:name="Table List 7" w:semiHidden="1" w:unhideWhenUsed="1"/>
+    <w:lsdException w:name="Table List 8" w:semiHidden="1" w:unhideWhenUsed="1"/>
+    <w:lsdException w:name="Table 3D effects 1" w:semiHidden="1" w:unhideWhenUsed="1"/>
+    <w:lsdException w:name="Table 3D effects 2" w:semiHidden="1" w:unhideWhenUsed="1"/>
+    <w:lsdException w:name="Table 3D effects 3" w:semiHidden="1" w:unhideWhenUsed="1"/>
+    <w:lsdException w:name="Table Contemporary" w:semiHidden="1" w:unhideWhenUsed="1"/>
+    <w:lsdException w:name="Table Elegant" w:semiHidden="1" w:unhideWhenUsed="1"/>
+    <w:lsdException w:name="Table Professional" w:semiHidden="1" w:unhideWhenUsed="1"/>
+    <w:lsdException w:name="Table Subtle 1" w:semiHidden="1" w:unhideWhenUsed="1"/>
+    <w:lsdException w:name="Table Subtle 2" w:semiHidden="1" w:unhideWhenUsed="1"/>
+    <w:lsdException w:name="Table Web 1" w:semiHidden="1" w:unhideWhenUsed="1"/>
+    <w:lsdException w:name="Table Web 2" w:semiHidden="1" w:unhideWhenUsed="1"/>
+    <w:lsdException w:name="Table Web 3" w:semiHidden="1" w:unhideWhenUsed="1"/>
+    <w:lsdException w:name="Balloon Text" w:semiHidden="1" w:unhideWhenUsed="1"/>
+    <w:lsdException w:name="Table Grid" w:uiPriority="39"/>
+    <w:lsdException w:name="Table Theme" w:semiHidden="1" w:unhideWhenUsed="1"/>
+    <w:lsdException w:name="Placeholder Text" w:semiHidden="1"/>
+    <w:lsdException w:name="No Spacing" w:uiPriority="1" w:qFormat="1"/>
+    <w:lsdException w:name="Light Shading" w:uiPriority="60"/>
+    <w:lsdException w:name="Light List" w:uiPriority="61"/>
+    <w:lsdException w:name="Light Grid" w:uiPriority="62"/>
+    <w:lsdException w:name="Medium Shading 1" w:uiPriority="63"/>
+    <w:lsdException w:name="Medium Shading 2" w:uiPriority="64"/>
+    <w:lsdException w:name="Medium List 1" w:uiPriority="65"/>
+    <w:lsdException w:name="Medium List 2" w:uiPriority="66"/>
+    <w:lsdException w:name="Medium Grid 1" w:uiPriority="67"/>
+    <w:lsdException w:name="Medium Grid 2" w:uiPriority="68"/>
+    <w:lsdException w:name="Medium Grid 3" w:uiPriority="69"/>
+    <w:lsdException w:name="Dark List" w:uiPriority="70"/>
+    <w:lsdException w:name="Colorful Shading" w:uiPriority="71"/>
+    <w:lsdException w:name="Colorful List" w:uiPriority="72"/>
+    <w:lsdException w:name="Colorful Grid" w:uiPriority="73"/>
+    <w:lsdException w:name="Light Shading Accent 1" w:uiPriority="60"/>
+    <w:lsdException w:name="Light List Accent 1" w:uiPriority="61"/>
+    <w:lsdException w:name="Light Grid Accent 1" w:uiPriority="62"/>
+    <w:lsdException w:name="Medium Shading 1 Accent 1" w:uiPriority="63"/>
+    <w:lsdException w:name="Medium Shading 2 Accent 1" w:uiPriority="64"/>
+    <w:lsdException w:name="Medium List 1 Accent 1" w:uiPriority="65"/>
+    <w:lsdException w:name="Revision" w:semiHidden="1"/>
+    <w:lsdException w:name="List Paragraph" w:uiPriority="34" w:qFormat="1"/>
+    <w:lsdException w:name="Quote" w:uiPriority="29" w:qFormat="1"/>
+    <w:lsdException w:name="Intense Quote" w:uiPriority="30" w:qFormat="1"/>
+    <w:lsdException w:name="Medium List 2 Accent 1" w:uiPriority="66"/>
+    <w:lsdException w:name="Medium Grid 1 Accent 1" w:uiPriority="67"/>
+    <w:lsdException w:name="Medium Grid 2 Accent 1" w:uiPriority="68"/>
+    <w:lsdException w:name="Medium Grid 3 Accent 1" w:uiPriority="69"/>
+    <w:lsdException w:name="Dark List Accent 1" w:uiPriority="70"/>
+    <w:lsdException w:name="Colorful Shading Accent 1" w:uiPriority="71"/>
+    <w:lsdException w:name="Colorful List Accent 1" w:uiPriority="72"/>
+    <w:lsdException w:name="Colorful Grid Accent 1" w:uiPriority="73"/>
+    <w:lsdException w:name="Light Shading Accent 2" w:uiPriority="60"/>
+    <w:lsdException w:name="Light List Accent 2" w:uiPriority="61"/>
+    <w:lsdException w:name="Light Grid Accent 2" w:uiPriority="62"/>
+    <w:lsdException w:name="Medium Shading 1 Accent 2" w:uiPriority="63"/>
+    <w:lsdException w:name="Medium Shading 2 Accent 2" w:uiPriority="64"/>
+    <w:lsdException w:name="Medium List 1 Accent 2" w:uiPriority="65"/>
+    <w:lsdException w:name="Medium List 2 Accent 2" w:uiPriority="66"/>
+    <w:lsdException w:name="Medium Grid 1 Accent 2" w:uiPriority="67"/>
+    <w:lsdException w:name="Medium Grid 2 Accent 2" w:uiPriority="68"/>
+    <w:lsdException w:name="Medium Grid 3 Accent 2" w:uiPriority="69"/>
+    <w:lsdException w:name="Dark List Accent 2" w:uiPriority="70"/>
+    <w:lsdException w:name="Colorful Shading Accent 2" w:uiPriority="71"/>
+    <w:lsdException w:name="Colorful List Accent 2" w:uiPriority="72"/>
+    <w:lsdException w:name="Colorful Grid Accent 2" w:uiPriority="73"/>
+    <w:lsdException w:name="Light Shading Accent 3" w:uiPriority="60"/>
+    <w:lsdException w:name="Light List Accent 3" w:uiPriority="61"/>
+    <w:lsdException w:name="Light Grid Accent 3" w:uiPriority="62"/>
+    <w:lsdException w:name="Medium Shading 1 Accent 3" w:uiPriority="63"/>
+    <w:lsdException w:name="Medium Shading 2 Accent 3" w:uiPriority="64"/>
+    <w:lsdException w:name="Medium List 1 Accent 3" w:uiPriority="65"/>
+    <w:lsdException w:name="Medium List 2 Accent 3" w:uiPriority="66"/>
+    <w:lsdException w:name="Medium Grid 1 Accent 3" w:uiPriority="67"/>
+    <w:lsdException w:name="Medium Grid 2 Accent 3" w:uiPriority="68"/>
+    <w:lsdException w:name="Medium Grid 3 Accent 3" w:uiPriority="69"/>
+    <w:lsdException w:name="Dark List Accent 3" w:uiPriority="70"/>
+    <w:lsdException w:name="Colorful Shading Accent 3" w:uiPriority="71"/>
+    <w:lsdException w:name="Colorful List Accent 3" w:uiPriority="72"/>
+    <w:lsdException w:name="Colorful Grid Accent 3" w:uiPriority="73"/>
+    <w:lsdException w:name="Light Shading Accent 4" w:uiPriority="60"/>
+    <w:lsdException w:name="Light List Accent 4" w:uiPriority="61"/>
+    <w:lsdException w:name="Light Grid Accent 4" w:uiPriority="62"/>
+    <w:lsdException w:name="Medium Shading 1 Accent 4" w:uiPriority="63"/>
+    <w:lsdException w:name="Medium Shading 2 Accent 4" w:uiPriority="64"/>
+    <w:lsdException w:name="Medium List 1 Accent 4" w:uiPriority="65"/>
+    <w:lsdException w:name="Medium List 2 Accent 4" w:uiPriority="66"/>
+    <w:lsdException w:name="Medium Grid 1 Accent 4" w:uiPriority="67"/>
+    <w:lsdException w:name="Medium Grid 2 Accent 4" w:uiPriority="68"/>
+    <w:lsdException w:name="Medium Grid 3 Accent 4" w:uiPriority="69"/>
+    <w:lsdException w:name="Dark List Accent 4" w:uiPriority="70"/>
+    <w:lsdException w:name="Colorful Shading Accent 4" w:uiPriority="71"/>
+    <w:lsdException w:name="Colorful List Accent 4" w:uiPriority="72"/>
+    <w:lsdException w:name="Colorful Grid Accent 4" w:uiPriority="73"/>
+    <w:lsdException w:name="Light Shading Accent 5" w:uiPriority="60"/>
+    <w:lsdException w:name="Light List Accent 5" w:uiPriority="61"/>
+    <w:lsdException w:name="Light Grid Accent 5" w:uiPriority="62"/>
+    <w:lsdException w:name="Medium Shading 1 Accent 5" w:uiPriority="63"/>
+    <w:lsdException w:name="Medium Shading 2 Accent 5" w:uiPriority="64"/>
+    <w:lsdException w:name="Medium List 1 Accent 5" w:uiPriority="65"/>
+    <w:lsdException w:name="Medium List 2 Accent 5" w:uiPriority="66"/>
+    <w:lsdException w:name="Medium Grid 1 Accent 5" w:uiPriority="67"/>
+    <w:lsdException w:name="Medium Grid 2 Accent 5" w:uiPriority="68"/>
+    <w:lsdException w:name="Medium Grid 3 Accent 5" w:uiPriority="69"/>
+    <w:lsdException w:name="Dark List Accent 5" w:uiPriority="70"/>
+    <w:lsdException w:name="Colorful Shading Accent 5" w:uiPriority="71"/>
+    <w:lsdException w:name="Colorful List Accent 5" w:uiPriority="72"/>
+    <w:lsdException w:name="Colorful Grid Accent 5" w:uiPriority="73"/>
+    <w:lsdException w:name="Light Shading Accent 6" w:uiPriority="60"/>
+    <w:lsdException w:name="Light List Accent 6" w:uiPriority="61"/>
+    <w:lsdException w:name="Light Grid Accent 6" w:uiPriority="62"/>
+    <w:lsdException w:name="Medium Shading 1 Accent 6" w:uiPriority="63"/>
+    <w:lsdException w:name="Medium Shading 2 Accent 6" w:uiPriority="64"/>
+    <w:lsdException w:name="Medium List 1 Accent 6" w:uiPriority="65"/>
+    <w:lsdException w:name="Medium List 2 Accent 6" w:uiPriority="66"/>
+    <w:lsdException w:name="Medium Grid 1 Accent 6" w:uiPriority="67"/>
+    <w:lsdException w:name="Medium Grid 2 Accent 6" w:uiPriority="68"/>
+    <w:lsdException w:name="Medium Grid 3 Accent 6" w:uiPriority="69"/>
+    <w:lsdException w:name="Dark List Accent 6" w:uiPriority="70"/>
+    <w:lsdException w:name="Colorful Shading Accent 6" w:uiPriority="71"/>
+    <w:lsdException w:name="Colorful List Accent 6" w:uiPriority="72"/>
+    <w:lsdException w:name="Colorful Grid Accent 6" w:uiPriority="73"/>
+    <w:lsdException w:name="Subtle Emphasis" w:uiPriority="19" w:qFormat="1"/>
+    <w:lsdException w:name="Intense Emphasis" w:uiPriority="21" w:qFormat="1"/>
+    <w:lsdException w:name="Subtle Reference" w:uiPriority="31" w:qFormat="1"/>
+    <w:lsdException w:name="Intense Reference" w:uiPriority="32" w:qFormat="1"/>
+    <w:lsdException w:name="Book Title" w:uiPriority="33" w:qFormat="1"/>
+    <w:lsdException w:name="Bibliography" w:semiHidden="1" w:uiPriority="37" w:unhideWhenUsed="1"/>
+    <w:lsdException w:name="TOC Heading" w:semiHidden="1" w:uiPriority="39" w:unhideWhenUsed="1" w:qFormat="1"/>
+    <w:lsdException w:name="Plain Table 1" w:uiPriority="41"/>
+    <w:lsdException w:name="Plain Table 2" w:uiPriority="42"/>
+    <w:lsdException w:name="Plain Table 3" w:uiPriority="43"/>
+    <w:lsdException w:name="Plain Table 4" w:uiPriority="44"/>
+    <w:lsdException w:name="Plain Table 5" w:uiPriority="45"/>
+    <w:lsdException w:name="Grid Table Light" w:uiPriority="40"/>
+    <w:lsdException w:name="Grid Table 1 Light" w:uiPriority="46"/>
+    <w:lsdException w:name="Grid Table 2" w:uiPriority="47"/>
+    <w:lsdException w:name="Grid Table 3" w:uiPriority="48"/>
+    <w:lsdException w:name="Grid Table 4" w:uiPriority="49"/>
+    <w:lsdException w:name="Grid Table 5 Dark" w:uiPriority="50"/>
+    <w:lsdException w:name="Grid Table 6 Colorful" w:uiPriority="51"/>
+    <w:lsdException w:name="Grid Table 7 Colorful" w:uiPriority="52"/>
+    <w:lsdException w:name="Grid Table 1 Light Accent 1" w:uiPriority="46"/>
+    <w:lsdException w:name="Grid Table 2 Accent 1" w:uiPriority="47"/>
+    <w:lsdException w:name="Grid Table 3 Accent 1" w:uiPriority="48"/>
+    <w:lsdException w:name="Grid Table 4 Accent 1" w:uiPriority="49"/>
+    <w:lsdException w:name="Grid Table 5 Dark Accent 1" w:uiPriority="50"/>
+    <w:lsdException w:name="Grid Table 6 Colorful Accent 1" w:uiPriority="51"/>
+    <w:lsdException w:name="Grid Table 7 Colorful Accent 1" w:uiPriority="52"/>
+    <w:lsdException w:name="Grid Table 1 Light Accent 2" w:uiPriority="46"/>
+    <w:lsdException w:name="Grid Table 2 Accent 2" w:uiPriority="47"/>
+    <w:lsdException w:name="Grid Table 3 Accent 2" w:uiPriority="48"/>
+    <w:lsdException w:name="Grid Table 4 Accent 2" w:uiPriority="49"/>
+    <w:lsdException w:name="Grid Table 5 Dark Accent 2" w:uiPriority="50"/>
+    <w:lsdException w:name="Grid Table 6 Colorful Accent 2" w:uiPriority="51"/>
+    <w:lsdException w:name="Grid Table 7 Colorful Accent 2" w:uiPriority="52"/>
+    <w:lsdException w:name="Grid Table 1 Light Accent 3" w:uiPriority="46"/>
+    <w:lsdException w:name="Grid Table 2 Accent 3" w:uiPriority="47"/>
+    <w:lsdException w:name="Grid Table 3 Accent 3" w:uiPriority="48"/>
+    <w:lsdException w:name="Grid Table 4 Accent 3" w:uiPriority="49"/>
+    <w:lsdException w:name="Grid Table 5 Dark Accent 3" w:uiPriority="50"/>
+    <w:lsdException w:name="Grid Table 6 Colorful Accent 3" w:uiPriority="51"/>
+    <w:lsdException w:name="Grid Table 7 Colorful Accent 3" w:uiPriority="52"/>
+    <w:lsdException w:name="Grid Table 1 Light Accent 4" w:uiPriority="46"/>
+    <w:lsdException w:name="Grid Table 2 Accent 4" w:uiPriority="47"/>
+    <w:lsdException w:name="Grid Table 3 Accent 4" w:uiPriority="48"/>
+    <w:lsdException w:name="Grid Table 4 Accent 4" w:uiPriority="49"/>
+    <w:lsdException w:name="Grid Table 5 Dark Accent 4" w:uiPriority="50"/>
+    <w:lsdException w:name="Grid Table 6 Colorful Accent 4" w:uiPriority="51"/>
+    <w:lsdException w:name="Grid Table 7 Colorful Accent 4" w:uiPriority="52"/>
+    <w:lsdException w:name="Grid Table 1 Light Accent 5" w:uiPriority="46"/>
+    <w:lsdException w:name="Grid Table 2 Accent 5" w:uiPriority="47"/>
+    <w:lsdException w:name="Grid Table 3 Accent 5" w:uiPriority="48"/>
+    <w:lsdException w:name="Grid Table 4 Accent 5" w:uiPriority="49"/>
+    <w:lsdException w:name="Grid Table 5 Dark Accent 5" w:uiPriority="50"/>
+    <w:lsdException w:name="Grid Table 6 Colorful Accent 5" w:uiPriority="51"/>
+    <w:lsdException w:name="Grid Table 7 Colorful Accent 5" w:uiPriority="52"/>
+    <w:lsdException w:name="Grid Table 1 Light Accent 6" w:uiPriority="46"/>
+    <w:lsdException w:name="Grid Table 2 Accent 6" w:uiPriority="47"/>
+    <w:lsdException w:name="Grid Table 3 Accent 6" w:uiPriority="48"/>
+    <w:lsdException w:name="Grid Table 4 Accent 6" w:uiPriority="49"/>
+    <w:lsdException w:name="Grid Table 5 Dark Accent 6" w:uiPriority="50"/>
+    <w:lsdException w:name="Grid Table 6 Colorful Accent 6" w:uiPriority="51"/>
+    <w:lsdException w:name="Grid Table 7 Colorful Accent 6" w:uiPriority="52"/>
+    <w:lsdException w:name="List Table 1 Light" w:uiPriority="46"/>
+    <w:lsdException w:name="List Table 2" w:uiPriority="47"/>
+    <w:lsdException w:name="List Table 3" w:uiPriority="48"/>
+    <w:lsdException w:name="List Table 4" w:uiPriority="49"/>
+    <w:lsdException w:name="List Table 5 Dark" w:uiPriority="50"/>
+    <w:lsdException w:name="List Table 6 Colorful" w:uiPriority="51"/>
+    <w:lsdException w:name="List Table 7 Colorful" w:uiPriority="52"/>
+    <w:lsdException w:name="List Table 1 Light Accent 1" w:uiPriority="46"/>
+    <w:lsdException w:name="List Table 2 Accent 1" w:uiPriority="47"/>
+    <w:lsdException w:name="List Table 3 Accent 1" w:uiPriority="48"/>
+    <w:lsdException w:name="List Table 4 Accent 1" w:uiPriority="49"/>
+    <w:lsdException w:name="List Table 5 Dark Accent 1" w:uiPriority="50"/>
+    <w:lsdException w:name="List Table 6 Colorful Accent 1" w:uiPriority="51"/>
+    <w:lsdException w:name="List Table 7 Colorful Accent 1" w:uiPriority="52"/>
+    <w:lsdException w:name="List Table 1 Light Accent 2" w:uiPriority="46"/>
+    <w:lsdException w:name="List Table 2 Accent 2" w:uiPriority="47"/>
+    <w:lsdException w:name="List Table 3 Accent 2" w:uiPriority="48"/>
+    <w:lsdException w:name="List Table 4 Accent 2" w:uiPriority="49"/>
+    <w:lsdException w:name="List Table 5 Dark Accent 2" w:uiPriority="50"/>
+    <w:lsdException w:name="List Table 6 Colorful Accent 2" w:uiPriority="51"/>
+    <w:lsdException w:name="List Table 7 Colorful Accent 2" w:uiPriority="52"/>
+    <w:lsdException w:name="List Table 1 Light Accent 3" w:uiPriority="46"/>
+    <w:lsdException w:name="List Table 2 Accent 3" w:uiPriority="47"/>
+    <w:lsdException w:name="List Table 3 Accent 3" w:uiPriority="48"/>
+    <w:lsdException w:name="List Table 4 Accent 3" w:uiPriority="49"/>
+    <w:lsdException w:name="List Table 5 Dark Accent 3" w:uiPriority="50"/>
+    <w:lsdException w:name="List Table 6 Colorful Accent 3" w:uiPriority="51"/>
+    <w:lsdException w:name="List Table 7 Colorful Accent 3" w:uiPriority="52"/>
+    <w:lsdException w:name="List Table 1 Light Accent 4" w:uiPriority="46"/>
+    <w:lsdException w:name="List Table 2 Accent 4" w:uiPriority="47"/>
+    <w:lsdException w:name="List Table 3 Accent 4" w:uiPriority="48"/>
+    <w:lsdException w:name="List Table 4 Accent 4" w:uiPriority="49"/>
+    <w:lsdException w:name="List Table 5 Dark Accent 4" w:uiPriority="50"/>
+    <w:lsdException w:name="List Table 6 Colorful Accent 4" w:uiPriority="51"/>
+    <w:lsdException w:name="List Table 7 Colorful Accent 4" w:uiPriority="52"/>
+    <w:lsdException w:name="List Table 1 Light Accent 5" w:uiPriority="46"/>
+    <w:lsdException w:name="List Table 2 Accent 5" w:uiPriority="47"/>
+    <w:lsdException w:name="List Table 3 Accent 5" w:uiPriority="48"/>
+    <w:lsdException w:name="List Table 4 Accent 5" w:uiPriority="49"/>
+    <w:lsdException w:name="List Table 5 Dark Accent 5" w:uiPriority="50"/>
+    <w:lsdException w:name="List Table 6 Colorful Accent 5" w:uiPriority="51"/>
+    <w:lsdException w:name="List Table 7 Colorful Accent 5" w:uiPriority="52"/>
+    <w:lsdException w:name="List Table 1 Light Accent 6" w:uiPriority="46"/>
+    <w:lsdException w:name="List Table 2 Accent 6" w:uiPriority="47"/>
+    <w:lsdException w:name="List Table 3 Accent 6" w:uiPriority="48"/>
+    <w:lsdException w:name="List Table 4 Accent 6" w:uiPriority="49"/>
+    <w:lsdException w:name="List Table 5 Dark Accent 6" w:uiPriority="50"/>
+    <w:lsdException w:name="List Table 6 Colorful Accent 6" w:uiPriority="51"/>
+    <w:lsdException w:name="List Table 7 Colorful Accent 6" w:uiPriority="52"/>
+  </w:latentStyles>
   <w:style w:type="paragraph" w:default="1" w:styleId="Normal">
     <w:name w:val="Normal"/>
     <w:qFormat/>
-  </w:style>
-  <w:style w:type="paragraph" w:styleId="Title">
-    <w:name w:val="Title"/>
-    <w:basedOn w:val="Normal"/>
-    <w:qFormat/>
-    <w:pPr>
-      <w:spacing w:after="120"/>
-    </w:pPr>
-    <w:rPr>
-      <w:rFonts w:ascii="Calibri" w:hAnsi="Calibri"/>
-      <w:b/>
-      <w:sz w:val="56"/>
-      <w:color w:val="1F3864"/>
-    </w:rPr>
-  </w:style>
-  <w:style w:type="paragraph" w:styleId="Subtitle">
-    <w:name w:val="Subtitle"/>
-    <w:basedOn w:val="Normal"/>
-    <w:qFormat/>
-    <w:pPr>
-      <w:spacing w:after="360"/>
-    </w:pPr>
-    <w:rPr>
-      <w:i/>
-      <w:sz w:val="28"/>
-      <w:color w:val="44546A"/>
-    </w:rPr>
   </w:style>
   <w:style w:type="paragraph" w:styleId="Heading1">
     <w:name w:val="heading 1"/>
@@ -3721,16 +6327,16 @@
     <w:next w:val="Normal"/>
     <w:qFormat/>
     <w:pPr>
-      <w:spacing w:before="360" w:after="160"/>
       <w:pBdr>
         <w:bottom w:val="single" w:sz="8" w:space="4" w:color="1F4E79"/>
       </w:pBdr>
+      <w:spacing w:before="360"/>
       <w:outlineLvl w:val="0"/>
     </w:pPr>
     <w:rPr>
       <w:b/>
+      <w:color w:val="1F4E79"/>
       <w:sz w:val="36"/>
-      <w:color w:val="1F4E79"/>
     </w:rPr>
   </w:style>
   <w:style w:type="paragraph" w:styleId="Heading2">
@@ -3744,8 +6350,8 @@
     </w:pPr>
     <w:rPr>
       <w:b/>
+      <w:color w:val="2E74B5"/>
       <w:sz w:val="28"/>
-      <w:color w:val="2E74B5"/>
     </w:rPr>
   </w:style>
   <w:style w:type="paragraph" w:styleId="Heading3">
@@ -3760,26 +6366,79 @@
     <w:rPr>
       <w:b/>
       <w:i/>
+      <w:color w:val="404040"/>
       <w:sz w:val="24"/>
-      <w:color w:val="404040"/>
     </w:rPr>
   </w:style>
-  <w:style w:type="paragraph" w:styleId="Code">
+  <w:style w:type="character" w:default="1" w:styleId="DefaultParagraphFont">
+    <w:name w:val="Default Paragraph Font"/>
+    <w:uiPriority w:val="1"/>
+    <w:semiHidden/>
+    <w:unhideWhenUsed/>
+  </w:style>
+  <w:style w:type="table" w:default="1" w:styleId="TableNormal">
+    <w:name w:val="Normal Table"/>
+    <w:uiPriority w:val="99"/>
+    <w:semiHidden/>
+    <w:unhideWhenUsed/>
+    <w:tblPr>
+      <w:tblInd w:w="0" w:type="dxa"/>
+      <w:tblCellMar>
+        <w:top w:w="0" w:type="dxa"/>
+        <w:left w:w="108" w:type="dxa"/>
+        <w:bottom w:w="0" w:type="dxa"/>
+        <w:right w:w="108" w:type="dxa"/>
+      </w:tblCellMar>
+    </w:tblPr>
+  </w:style>
+  <w:style w:type="numbering" w:default="1" w:styleId="NoList">
+    <w:name w:val="No List"/>
+    <w:uiPriority w:val="99"/>
+    <w:semiHidden/>
+    <w:unhideWhenUsed/>
+  </w:style>
+  <w:style w:type="paragraph" w:styleId="Title">
+    <w:name w:val="Title"/>
+    <w:basedOn w:val="Normal"/>
+    <w:qFormat/>
+    <w:pPr>
+      <w:spacing w:after="120"/>
+    </w:pPr>
+    <w:rPr>
+      <w:b/>
+      <w:color w:val="1F3864"/>
+      <w:sz w:val="56"/>
+    </w:rPr>
+  </w:style>
+  <w:style w:type="paragraph" w:styleId="Subtitle">
+    <w:name w:val="Subtitle"/>
+    <w:basedOn w:val="Normal"/>
+    <w:qFormat/>
+    <w:pPr>
+      <w:spacing w:after="360"/>
+    </w:pPr>
+    <w:rPr>
+      <w:i/>
+      <w:color w:val="44546A"/>
+      <w:sz w:val="28"/>
+    </w:rPr>
+  </w:style>
+  <w:style w:type="paragraph" w:customStyle="1" w:styleId="Code">
     <w:name w:val="Code"/>
     <w:basedOn w:val="Normal"/>
     <w:qFormat/>
     <w:pPr>
+      <w:shd w:val="clear" w:color="auto" w:fill="F5F5F5"/>
       <w:spacing w:after="0" w:line="240" w:lineRule="auto"/>
-      <w:shd w:val="clear" w:color="auto" w:fill="F5F5F5"/>
       <w:ind w:left="120" w:right="120"/>
     </w:pPr>
     <w:rPr>
       <w:rFonts w:ascii="Consolas" w:hAnsi="Consolas" w:cs="Consolas"/>
+      <w:color w:val="333333"/>
       <w:sz w:val="18"/>
-      <w:color w:val="333333"/>
     </w:rPr>
   </w:style>
-  <w:style w:type="paragraph" w:styleId="Bullet">
+  <w:style w:type="paragraph" w:customStyle="1" w:styleId="Bullet">
     <w:name w:val="Bullet"/>
     <w:basedOn w:val="Normal"/>
     <w:qFormat/>
@@ -3788,12 +6447,11 @@
       <w:ind w:left="360" w:hanging="220"/>
     </w:pPr>
   </w:style>
-  <w:style w:type="paragraph" w:styleId="Placeholder">
+  <w:style w:type="paragraph" w:customStyle="1" w:styleId="Placeholder">
     <w:name w:val="Placeholder"/>
     <w:basedOn w:val="Normal"/>
     <w:qFormat/>
     <w:pPr>
-      <w:spacing w:after="200"/>
       <w:pBdr>
         <w:top w:val="dashed" w:sz="6" w:space="6" w:color="A6A6A6"/>
         <w:left w:val="dashed" w:sz="6" w:space="6" w:color="A6A6A6"/>
@@ -3801,6 +6459,7 @@
         <w:right w:val="dashed" w:sz="6" w:space="6" w:color="A6A6A6"/>
       </w:pBdr>
       <w:shd w:val="clear" w:color="auto" w:fill="FAFAFA"/>
+      <w:spacing w:after="200"/>
       <w:ind w:left="120" w:right="120"/>
     </w:pPr>
     <w:rPr>
@@ -3809,4 +6468,265 @@
     </w:rPr>
   </w:style>
 </w:styles>
+</file>
+
+<file path=word/theme/theme1.xml><?xml version="1.0" encoding="utf-8"?>
+<a:theme xmlns:a="http://schemas.openxmlformats.org/drawingml/2006/main" name="Office Theme">
+  <a:themeElements>
+    <a:clrScheme name="Office">
+      <a:dk1>
+        <a:sysClr val="windowText" lastClr="000000"/>
+      </a:dk1>
+      <a:lt1>
+        <a:sysClr val="window" lastClr="FFFFFF"/>
+      </a:lt1>
+      <a:dk2>
+        <a:srgbClr val="44546A"/>
+      </a:dk2>
+      <a:lt2>
+        <a:srgbClr val="E7E6E6"/>
+      </a:lt2>
+      <a:accent1>
+        <a:srgbClr val="5B9BD5"/>
+      </a:accent1>
+      <a:accent2>
+        <a:srgbClr val="ED7D31"/>
+      </a:accent2>
+      <a:accent3>
+        <a:srgbClr val="A5A5A5"/>
+      </a:accent3>
+      <a:accent4>
+        <a:srgbClr val="FFC000"/>
+      </a:accent4>
+      <a:accent5>
+        <a:srgbClr val="4472C4"/>
+      </a:accent5>
+      <a:accent6>
+        <a:srgbClr val="70AD47"/>
+      </a:accent6>
+      <a:hlink>
+        <a:srgbClr val="0563C1"/>
+      </a:hlink>
+      <a:folHlink>
+        <a:srgbClr val="954F72"/>
+      </a:folHlink>
+    </a:clrScheme>
+    <a:fontScheme name="Office">
+      <a:majorFont>
+        <a:latin typeface="Calibri Light" panose="020F0302020204030204"/>
+        <a:ea typeface=""/>
+        <a:cs typeface=""/>
+        <a:font script="Jpan" typeface="游ゴシック Light"/>
+        <a:font script="Hang" typeface="맑은 고딕"/>
+        <a:font script="Hans" typeface="等线 Light"/>
+        <a:font script="Hant" typeface="新細明體"/>
+        <a:font script="Arab" typeface="Times New Roman"/>
+        <a:font script="Hebr" typeface="Times New Roman"/>
+        <a:font script="Thai" typeface="Angsana New"/>
+        <a:font script="Ethi" typeface="Nyala"/>
+        <a:font script="Beng" typeface="Vrinda"/>
+        <a:font script="Gujr" typeface="Shruti"/>
+        <a:font script="Khmr" typeface="MoolBoran"/>
+        <a:font script="Knda" typeface="Tunga"/>
+        <a:font script="Guru" typeface="Raavi"/>
+        <a:font script="Cans" typeface="Euphemia"/>
+        <a:font script="Cher" typeface="Plantagenet Cherokee"/>
+        <a:font script="Yiii" typeface="Microsoft Yi Baiti"/>
+        <a:font script="Tibt" typeface="Microsoft Himalaya"/>
+        <a:font script="Thaa" typeface="MV Boli"/>
+        <a:font script="Deva" typeface="Mangal"/>
+        <a:font script="Telu" typeface="Gautami"/>
+        <a:font script="Taml" typeface="Latha"/>
+        <a:font script="Syrc" typeface="Estrangelo Edessa"/>
+        <a:font script="Orya" typeface="Kalinga"/>
+        <a:font script="Mlym" typeface="Kartika"/>
+        <a:font script="Laoo" typeface="DokChampa"/>
+        <a:font script="Sinh" typeface="Iskoola Pota"/>
+        <a:font script="Mong" typeface="Mongolian Baiti"/>
+        <a:font script="Viet" typeface="Times New Roman"/>
+        <a:font script="Uigh" typeface="Microsoft Uighur"/>
+        <a:font script="Geor" typeface="Sylfaen"/>
+      </a:majorFont>
+      <a:minorFont>
+        <a:latin typeface="Calibri" panose="020F0502020204030204"/>
+        <a:ea typeface=""/>
+        <a:cs typeface=""/>
+        <a:font script="Jpan" typeface="游明朝"/>
+        <a:font script="Hang" typeface="맑은 고딕"/>
+        <a:font script="Hans" typeface="等线"/>
+        <a:font script="Hant" typeface="新細明體"/>
+        <a:font script="Arab" typeface="Arial"/>
+        <a:font script="Hebr" typeface="Arial"/>
+        <a:font script="Thai" typeface="Cordia New"/>
+        <a:font script="Ethi" typeface="Nyala"/>
+        <a:font script="Beng" typeface="Vrinda"/>
+        <a:font script="Gujr" typeface="Shruti"/>
+        <a:font script="Khmr" typeface="DaunPenh"/>
+        <a:font script="Knda" typeface="Tunga"/>
+        <a:font script="Guru" typeface="Raavi"/>
+        <a:font script="Cans" typeface="Euphemia"/>
+        <a:font script="Cher" typeface="Plantagenet Cherokee"/>
+        <a:font script="Yiii" typeface="Microsoft Yi Baiti"/>
+        <a:font script="Tibt" typeface="Microsoft Himalaya"/>
+        <a:font script="Thaa" typeface="MV Boli"/>
+        <a:font script="Deva" typeface="Mangal"/>
+        <a:font script="Telu" typeface="Gautami"/>
+        <a:font script="Taml" typeface="Latha"/>
+        <a:font script="Syrc" typeface="Estrangelo Edessa"/>
+        <a:font script="Orya" typeface="Kalinga"/>
+        <a:font script="Mlym" typeface="Kartika"/>
+        <a:font script="Laoo" typeface="DokChampa"/>
+        <a:font script="Sinh" typeface="Iskoola Pota"/>
+        <a:font script="Mong" typeface="Mongolian Baiti"/>
+        <a:font script="Viet" typeface="Arial"/>
+        <a:font script="Uigh" typeface="Microsoft Uighur"/>
+        <a:font script="Geor" typeface="Sylfaen"/>
+      </a:minorFont>
+    </a:fontScheme>
+    <a:fmtScheme name="Office">
+      <a:fillStyleLst>
+        <a:solidFill>
+          <a:schemeClr val="phClr"/>
+        </a:solidFill>
+        <a:gradFill rotWithShape="1">
+          <a:gsLst>
+            <a:gs pos="0">
+              <a:schemeClr val="phClr">
+                <a:lumMod val="110000"/>
+                <a:satMod val="105000"/>
+                <a:tint val="67000"/>
+              </a:schemeClr>
+            </a:gs>
+            <a:gs pos="50000">
+              <a:schemeClr val="phClr">
+                <a:lumMod val="105000"/>
+                <a:satMod val="103000"/>
+                <a:tint val="73000"/>
+              </a:schemeClr>
+            </a:gs>
+            <a:gs pos="100000">
+              <a:schemeClr val="phClr">
+                <a:lumMod val="105000"/>
+                <a:satMod val="109000"/>
+                <a:tint val="81000"/>
+              </a:schemeClr>
+            </a:gs>
+          </a:gsLst>
+          <a:lin ang="5400000" scaled="0"/>
+        </a:gradFill>
+        <a:gradFill rotWithShape="1">
+          <a:gsLst>
+            <a:gs pos="0">
+              <a:schemeClr val="phClr">
+                <a:satMod val="103000"/>
+                <a:lumMod val="102000"/>
+                <a:tint val="94000"/>
+              </a:schemeClr>
+            </a:gs>
+            <a:gs pos="50000">
+              <a:schemeClr val="phClr">
+                <a:satMod val="110000"/>
+                <a:lumMod val="100000"/>
+                <a:shade val="100000"/>
+              </a:schemeClr>
+            </a:gs>
+            <a:gs pos="100000">
+              <a:schemeClr val="phClr">
+                <a:lumMod val="99000"/>
+                <a:satMod val="120000"/>
+                <a:shade val="78000"/>
+              </a:schemeClr>
+            </a:gs>
+          </a:gsLst>
+          <a:lin ang="5400000" scaled="0"/>
+        </a:gradFill>
+      </a:fillStyleLst>
+      <a:lnStyleLst>
+        <a:ln w="6350" cap="flat" cmpd="sng" algn="ctr">
+          <a:solidFill>
+            <a:schemeClr val="phClr"/>
+          </a:solidFill>
+          <a:prstDash val="solid"/>
+          <a:miter lim="800000"/>
+        </a:ln>
+        <a:ln w="12700" cap="flat" cmpd="sng" algn="ctr">
+          <a:solidFill>
+            <a:schemeClr val="phClr"/>
+          </a:solidFill>
+          <a:prstDash val="solid"/>
+          <a:miter lim="800000"/>
+        </a:ln>
+        <a:ln w="19050" cap="flat" cmpd="sng" algn="ctr">
+          <a:solidFill>
+            <a:schemeClr val="phClr"/>
+          </a:solidFill>
+          <a:prstDash val="solid"/>
+          <a:miter lim="800000"/>
+        </a:ln>
+      </a:lnStyleLst>
+      <a:effectStyleLst>
+        <a:effectStyle>
+          <a:effectLst/>
+        </a:effectStyle>
+        <a:effectStyle>
+          <a:effectLst/>
+        </a:effectStyle>
+        <a:effectStyle>
+          <a:effectLst>
+            <a:outerShdw blurRad="57150" dist="19050" dir="5400000" algn="ctr" rotWithShape="0">
+              <a:srgbClr val="000000">
+                <a:alpha val="63000"/>
+              </a:srgbClr>
+            </a:outerShdw>
+          </a:effectLst>
+        </a:effectStyle>
+      </a:effectStyleLst>
+      <a:bgFillStyleLst>
+        <a:solidFill>
+          <a:schemeClr val="phClr"/>
+        </a:solidFill>
+        <a:solidFill>
+          <a:schemeClr val="phClr">
+            <a:tint val="95000"/>
+            <a:satMod val="170000"/>
+          </a:schemeClr>
+        </a:solidFill>
+        <a:gradFill rotWithShape="1">
+          <a:gsLst>
+            <a:gs pos="0">
+              <a:schemeClr val="phClr">
+                <a:tint val="93000"/>
+                <a:satMod val="150000"/>
+                <a:shade val="98000"/>
+                <a:lumMod val="102000"/>
+              </a:schemeClr>
+            </a:gs>
+            <a:gs pos="50000">
+              <a:schemeClr val="phClr">
+                <a:tint val="98000"/>
+                <a:satMod val="130000"/>
+                <a:shade val="90000"/>
+                <a:lumMod val="103000"/>
+              </a:schemeClr>
+            </a:gs>
+            <a:gs pos="100000">
+              <a:schemeClr val="phClr">
+                <a:shade val="63000"/>
+                <a:satMod val="120000"/>
+              </a:schemeClr>
+            </a:gs>
+          </a:gsLst>
+          <a:lin ang="5400000" scaled="0"/>
+        </a:gradFill>
+      </a:bgFillStyleLst>
+    </a:fmtScheme>
+  </a:themeElements>
+  <a:objectDefaults/>
+  <a:extraClrSchemeLst/>
+  <a:extLst>
+    <a:ext uri="{05A4C25C-085E-4340-85A3-A5531E510DB2}">
+      <thm15:themeFamily xmlns:thm15="http://schemas.microsoft.com/office/thememl/2012/main" name="Office Theme" id="{62F939B6-93AF-4DB8-9C6B-D6C7DFDC589F}" vid="{4A3C46E8-61CC-4603-A589-7422A47A8E4A}"/>
+    </a:ext>
+  </a:extLst>
+</a:theme>
 </file>